--- a/docs/Relatorio_Academico_Conecta_Plus.docx
+++ b/docs/Relatorio_Academico_Conecta_Plus.docx
@@ -2488,6 +2488,22 @@
         <w:pStyle w:val="ListBullet"/>
       </w:pPr>
       <w:r>
+        <w:t>npm run test: executa testes automatizados de API e frontend.</w:t>
+      </w:r>
+    </w:p>
+    <w:p>
+      <w:pPr>
+        <w:pStyle w:val="ListBullet"/>
+      </w:pPr>
+      <w:r>
+        <w:t>docker compose up --build -d: valida execucao integrada com PostgreSQL, API e frontend conteinerizados.</w:t>
+      </w:r>
+    </w:p>
+    <w:p>
+      <w:pPr>
+        <w:pStyle w:val="ListBullet"/>
+      </w:pPr>
+      <w:r>
         <w:rPr>
           <w:rFonts w:ascii="Calibri" w:hAnsi="Calibri"/>
           <w:b w:val="0"/>

--- a/docs/Relatorio_Academico_Conecta_Plus.docx
+++ b/docs/Relatorio_Academico_Conecta_Plus.docx
@@ -4,31 +4,27 @@
   <w:body>
     <w:p>
       <w:pPr>
-        <w:spacing w:after="320"/>
         <w:jc w:val="center"/>
       </w:pPr>
       <w:r>
         <w:rPr>
-          <w:rFonts w:ascii="Calibri" w:hAnsi="Calibri"/>
           <w:b/>
           <w:i w:val="0"/>
-          <w:color w:val="5A626E"/>
-          <w:sz w:val="26"/>
+          <w:color w:val="2E74B5"/>
+          <w:sz w:val="36"/>
         </w:rPr>
         <w:t>Relatorio Academico</w:t>
       </w:r>
     </w:p>
     <w:p>
       <w:pPr>
-        <w:spacing w:after="120"/>
         <w:jc w:val="center"/>
       </w:pPr>
       <w:r>
         <w:rPr>
-          <w:rFonts w:ascii="Calibri" w:hAnsi="Calibri"/>
           <w:b/>
           <w:i w:val="0"/>
-          <w:color w:val="132238"/>
+          <w:color w:val="0F766E"/>
           <w:sz w:val="60"/>
         </w:rPr>
         <w:t>Conecta+</w:t>
@@ -36,86 +32,99 @@
     </w:p>
     <w:p>
       <w:pPr>
-        <w:spacing w:after="440"/>
         <w:jc w:val="center"/>
       </w:pPr>
       <w:r>
         <w:rPr>
-          <w:rFonts w:ascii="Calibri" w:hAnsi="Calibri"/>
-          <w:b w:val="0"/>
+          <w:b/>
           <w:i w:val="0"/>
           <w:color w:val="1F4D78"/>
-          <w:sz w:val="30"/>
+          <w:sz w:val="32"/>
         </w:rPr>
         <w:t>Rede social academica e comunitaria full stack</w:t>
       </w:r>
     </w:p>
     <w:p>
       <w:pPr>
-        <w:spacing w:after="600"/>
         <w:jc w:val="center"/>
       </w:pPr>
       <w:r>
         <w:rPr>
-          <w:rFonts w:ascii="Calibri" w:hAnsi="Calibri"/>
           <w:b w:val="0"/>
           <w:i w:val="0"/>
           <w:color w:val="5A626E"/>
           <w:sz w:val="22"/>
         </w:rPr>
-        <w:t>Aplicacao desenvolvida com Vue 3, TypeScript, PrimeVue, Tailwind CSS, Pinia, Vue Router, Node.js, Express, Prisma, PostgreSQL, Zod, JWT e bcrypt.</w:t>
+        <w:t>Versao final atualizada em 29/06/2026</w:t>
       </w:r>
     </w:p>
+    <w:p>
+      <w:pPr>
+        <w:jc w:val="center"/>
+      </w:pPr>
+      <w:r>
+        <w:rPr>
+          <w:b w:val="0"/>
+          <w:i w:val="0"/>
+          <w:sz w:val="22"/>
+        </w:rPr>
+        <w:t>Aplicacao desenvolvida com Vue 3, TypeScript, PrimeVue, Tailwind CSS, Pinia, Vue Router, Node.js, Express, Prisma, PostgreSQL, Zod, JWT, bcrypt, Docker e Swagger/OpenAPI.</w:t>
+      </w:r>
+    </w:p>
+    <w:p/>
     <w:tbl>
       <w:tblPr>
         <w:tblStyle w:val="TableGrid"/>
-        <w:tblW w:type="auto" w:w="0"/>
-        <w:jc w:val="left"/>
+        <w:tblW w:type="dxa" w:w="9360"/>
+        <w:jc w:val="center"/>
         <w:tblLayout w:type="fixed"/>
         <w:tblLook w:firstColumn="1" w:firstRow="1" w:lastColumn="0" w:lastRow="0" w:noHBand="0" w:noVBand="1" w:val="04A0"/>
+        <w:tblInd w:w="120" w:type="dxa"/>
       </w:tblPr>
       <w:tblGrid>
-        <w:gridCol w:w="2448"/>
-        <w:gridCol w:w="6624"/>
+        <w:gridCol w:w="2400"/>
+        <w:gridCol w:w="6960"/>
       </w:tblGrid>
       <w:tr>
         <w:tc>
           <w:tcPr>
-            <w:tcW w:type="dxa" w:w="4608"/>
+            <w:tcW w:type="dxa" w:w="2400"/>
+            <w:shd w:fill="F4F6F9"/>
             <w:vAlign w:val="center"/>
-            <w:shd w:fill="E8EEF5"/>
+            <w:tcMar>
+              <w:top w:w="80" w:type="dxa"/>
+              <w:start w:w="120" w:type="dxa"/>
+              <w:bottom w:w="80" w:type="dxa"/>
+              <w:end w:w="120" w:type="dxa"/>
+            </w:tcMar>
           </w:tcPr>
           <w:p>
-            <w:pPr>
-              <w:spacing w:after="0" w:line="276" w:lineRule="auto"/>
-            </w:pPr>
-            <w:r/>
             <w:r>
               <w:rPr>
-                <w:rFonts w:ascii="Calibri" w:hAnsi="Calibri"/>
                 <w:b/>
-                <w:color w:val="132238"/>
+                <w:color w:val="1F4D78"/>
               </w:rPr>
-              <w:t>Campo</w:t>
+              <w:t>Item</w:t>
             </w:r>
           </w:p>
         </w:tc>
         <w:tc>
           <w:tcPr>
-            <w:tcW w:type="dxa" w:w="4608"/>
+            <w:tcW w:type="dxa" w:w="6960"/>
+            <w:shd w:fill="F4F6F9"/>
             <w:vAlign w:val="center"/>
-            <w:shd w:fill="E8EEF5"/>
+            <w:tcMar>
+              <w:top w:w="80" w:type="dxa"/>
+              <w:start w:w="120" w:type="dxa"/>
+              <w:bottom w:w="80" w:type="dxa"/>
+              <w:end w:w="120" w:type="dxa"/>
+            </w:tcMar>
           </w:tcPr>
           <w:p>
-            <w:pPr>
-              <w:spacing w:after="0" w:line="276" w:lineRule="auto"/>
-            </w:pPr>
-            <w:r/>
             <w:r>
               <w:rPr>
-                <w:rFonts w:ascii="Calibri" w:hAnsi="Calibri"/>
                 <w:b/>
-                <w:color w:val="132238"/>
+                <w:color w:val="1F4D78"/>
               </w:rPr>
               <w:t>Informacao</w:t>
             </w:r>
@@ -125,39 +134,35 @@
       <w:tr>
         <w:tc>
           <w:tcPr>
-            <w:tcW w:type="dxa" w:w="4608"/>
+            <w:tcW w:type="dxa" w:w="2400"/>
             <w:vAlign w:val="center"/>
+            <w:tcMar>
+              <w:top w:w="80" w:type="dxa"/>
+              <w:start w:w="120" w:type="dxa"/>
+              <w:bottom w:w="80" w:type="dxa"/>
+              <w:end w:w="120" w:type="dxa"/>
+            </w:tcMar>
           </w:tcPr>
           <w:p>
-            <w:pPr>
-              <w:spacing w:after="0" w:line="276" w:lineRule="auto"/>
-            </w:pPr>
-            <w:r/>
             <w:r>
-              <w:rPr>
-                <w:rFonts w:ascii="Calibri" w:hAnsi="Calibri"/>
-                <w:b w:val="0"/>
-              </w:rPr>
-              <w:t>Projeto</w:t>
+              <w:t>Repositorio publico</w:t>
             </w:r>
           </w:p>
         </w:tc>
         <w:tc>
           <w:tcPr>
-            <w:tcW w:type="dxa" w:w="4608"/>
+            <w:tcW w:type="dxa" w:w="6960"/>
             <w:vAlign w:val="center"/>
+            <w:tcMar>
+              <w:top w:w="80" w:type="dxa"/>
+              <w:start w:w="120" w:type="dxa"/>
+              <w:bottom w:w="80" w:type="dxa"/>
+              <w:end w:w="120" w:type="dxa"/>
+            </w:tcMar>
           </w:tcPr>
           <w:p>
-            <w:pPr>
-              <w:spacing w:after="0" w:line="276" w:lineRule="auto"/>
-            </w:pPr>
-            <w:r/>
             <w:r>
-              <w:rPr>
-                <w:rFonts w:ascii="Calibri" w:hAnsi="Calibri"/>
-                <w:b w:val="0"/>
-              </w:rPr>
-              <w:t>Conecta+ Social Network</w:t>
+              <w:t>https://github.com/leoqeiroz-cell/conecta-plus-social-network</w:t>
             </w:r>
           </w:p>
         </w:tc>
@@ -165,39 +170,35 @@
       <w:tr>
         <w:tc>
           <w:tcPr>
-            <w:tcW w:type="dxa" w:w="4608"/>
+            <w:tcW w:type="dxa" w:w="2400"/>
             <w:vAlign w:val="center"/>
+            <w:tcMar>
+              <w:top w:w="80" w:type="dxa"/>
+              <w:start w:w="120" w:type="dxa"/>
+              <w:bottom w:w="80" w:type="dxa"/>
+              <w:end w:w="120" w:type="dxa"/>
+            </w:tcMar>
           </w:tcPr>
           <w:p>
-            <w:pPr>
-              <w:spacing w:after="0" w:line="276" w:lineRule="auto"/>
-            </w:pPr>
-            <w:r/>
             <w:r>
-              <w:rPr>
-                <w:rFonts w:ascii="Calibri" w:hAnsi="Calibri"/>
-                <w:b w:val="0"/>
-              </w:rPr>
-              <w:t>Modalidade</w:t>
+              <w:t>Pitch final</w:t>
             </w:r>
           </w:p>
         </w:tc>
         <w:tc>
           <w:tcPr>
-            <w:tcW w:type="dxa" w:w="4608"/>
+            <w:tcW w:type="dxa" w:w="6960"/>
             <w:vAlign w:val="center"/>
+            <w:tcMar>
+              <w:top w:w="80" w:type="dxa"/>
+              <w:start w:w="120" w:type="dxa"/>
+              <w:bottom w:w="80" w:type="dxa"/>
+              <w:end w:w="120" w:type="dxa"/>
+            </w:tcMar>
           </w:tcPr>
           <w:p>
-            <w:pPr>
-              <w:spacing w:after="0" w:line="276" w:lineRule="auto"/>
-            </w:pPr>
-            <w:r/>
             <w:r>
-              <w:rPr>
-                <w:rFonts w:ascii="Calibri" w:hAnsi="Calibri"/>
-                <w:b w:val="0"/>
-              </w:rPr>
-              <w:t>Hackathon - Desenvolvimento Full Stack</w:t>
+              <w:t>https://github.com/leoqeiroz-cell/conecta-plus-social-network/raw/main/docs/pitch/video_pitch_final_com_audio.mp4</w:t>
             </w:r>
           </w:p>
         </w:tc>
@@ -205,39 +206,35 @@
       <w:tr>
         <w:tc>
           <w:tcPr>
-            <w:tcW w:type="dxa" w:w="4608"/>
+            <w:tcW w:type="dxa" w:w="2400"/>
             <w:vAlign w:val="center"/>
+            <w:tcMar>
+              <w:top w:w="80" w:type="dxa"/>
+              <w:start w:w="120" w:type="dxa"/>
+              <w:bottom w:w="80" w:type="dxa"/>
+              <w:end w:w="120" w:type="dxa"/>
+            </w:tcMar>
           </w:tcPr>
           <w:p>
-            <w:pPr>
-              <w:spacing w:after="0" w:line="276" w:lineRule="auto"/>
-            </w:pPr>
-            <w:r/>
             <w:r>
-              <w:rPr>
-                <w:rFonts w:ascii="Calibri" w:hAnsi="Calibri"/>
-                <w:b w:val="0"/>
-              </w:rPr>
-              <w:t>Repositorio</w:t>
+              <w:t>Historico validado</w:t>
             </w:r>
           </w:p>
         </w:tc>
         <w:tc>
           <w:tcPr>
-            <w:tcW w:type="dxa" w:w="4608"/>
+            <w:tcW w:type="dxa" w:w="6960"/>
             <w:vAlign w:val="center"/>
+            <w:tcMar>
+              <w:top w:w="80" w:type="dxa"/>
+              <w:start w:w="120" w:type="dxa"/>
+              <w:bottom w:w="80" w:type="dxa"/>
+              <w:end w:w="120" w:type="dxa"/>
+            </w:tcMar>
           </w:tcPr>
           <w:p>
-            <w:pPr>
-              <w:spacing w:after="0" w:line="276" w:lineRule="auto"/>
-            </w:pPr>
-            <w:r/>
             <w:r>
-              <w:rPr>
-                <w:rFonts w:ascii="Calibri" w:hAnsi="Calibri"/>
-                <w:b w:val="0"/>
-              </w:rPr>
-              <w:t>github.com/leoqeiroz-cell/conecta-plus-social-network</w:t>
+              <w:t>Branch main atualizado com evolucao incremental por commits.</w:t>
             </w:r>
           </w:p>
         </w:tc>
@@ -245,49 +242,77 @@
       <w:tr>
         <w:tc>
           <w:tcPr>
-            <w:tcW w:type="dxa" w:w="4608"/>
+            <w:tcW w:type="dxa" w:w="2400"/>
             <w:vAlign w:val="center"/>
+            <w:tcMar>
+              <w:top w:w="80" w:type="dxa"/>
+              <w:start w:w="120" w:type="dxa"/>
+              <w:bottom w:w="80" w:type="dxa"/>
+              <w:end w:w="120" w:type="dxa"/>
+            </w:tcMar>
           </w:tcPr>
           <w:p>
-            <w:pPr>
-              <w:spacing w:after="0" w:line="276" w:lineRule="auto"/>
-            </w:pPr>
-            <w:r/>
             <w:r>
-              <w:rPr>
-                <w:rFonts w:ascii="Calibri" w:hAnsi="Calibri"/>
-                <w:b w:val="0"/>
-              </w:rPr>
-              <w:t>Entrega</w:t>
+              <w:t>Execucao principal</w:t>
             </w:r>
           </w:p>
         </w:tc>
         <w:tc>
           <w:tcPr>
-            <w:tcW w:type="dxa" w:w="4608"/>
+            <w:tcW w:type="dxa" w:w="6960"/>
             <w:vAlign w:val="center"/>
+            <w:tcMar>
+              <w:top w:w="80" w:type="dxa"/>
+              <w:start w:w="120" w:type="dxa"/>
+              <w:bottom w:w="80" w:type="dxa"/>
+              <w:end w:w="120" w:type="dxa"/>
+            </w:tcMar>
           </w:tcPr>
           <w:p>
-            <w:pPr>
-              <w:spacing w:after="0" w:line="276" w:lineRule="auto"/>
-            </w:pPr>
-            <w:r/>
             <w:r>
-              <w:rPr>
-                <w:rFonts w:ascii="Calibri" w:hAnsi="Calibri"/>
-                <w:b w:val="0"/>
-              </w:rPr>
-              <w:t>Codigo-fonte, README, Docker, seed, Swagger e relatorio academico</w:t>
+              <w:t>docker compose up --build</w:t>
+            </w:r>
+          </w:p>
+        </w:tc>
+      </w:tr>
+      <w:tr>
+        <w:tc>
+          <w:tcPr>
+            <w:tcW w:type="dxa" w:w="2400"/>
+            <w:vAlign w:val="center"/>
+            <w:tcMar>
+              <w:top w:w="80" w:type="dxa"/>
+              <w:start w:w="120" w:type="dxa"/>
+              <w:bottom w:w="80" w:type="dxa"/>
+              <w:end w:w="120" w:type="dxa"/>
+            </w:tcMar>
+          </w:tcPr>
+          <w:p>
+            <w:r>
+              <w:t>Acesso demonstrativo</w:t>
+            </w:r>
+          </w:p>
+        </w:tc>
+        <w:tc>
+          <w:tcPr>
+            <w:tcW w:type="dxa" w:w="6960"/>
+            <w:vAlign w:val="center"/>
+            <w:tcMar>
+              <w:top w:w="80" w:type="dxa"/>
+              <w:start w:w="120" w:type="dxa"/>
+              <w:bottom w:w="80" w:type="dxa"/>
+              <w:end w:w="120" w:type="dxa"/>
+            </w:tcMar>
+          </w:tcPr>
+          <w:p>
+            <w:r>
+              <w:t>admin@conectamais.edu / Conecta@123</w:t>
             </w:r>
           </w:p>
         </w:tc>
       </w:tr>
     </w:tbl>
-    <w:p>
-      <w:pPr>
-        <w:spacing w:after="80"/>
-      </w:pPr>
-    </w:p>
+    <w:p/>
     <w:p>
       <w:r>
         <w:br w:type="page"/>
@@ -296,90 +321,53 @@
     <w:p>
       <w:pPr>
         <w:pStyle w:val="Heading1"/>
+        <w:keepNext/>
       </w:pPr>
       <w:r>
-        <w:rPr>
-          <w:rFonts w:ascii="Calibri" w:hAnsi="Calibri"/>
-          <w:b w:val="0"/>
-          <w:i w:val="0"/>
-        </w:rPr>
         <w:t>Resumo</w:t>
       </w:r>
     </w:p>
     <w:p>
       <w:r>
-        <w:rPr>
-          <w:rFonts w:ascii="Calibri" w:hAnsi="Calibri"/>
-          <w:b w:val="0"/>
-          <w:i w:val="0"/>
-        </w:rPr>
-        <w:t>Este relatorio apresenta o desenvolvimento do Conecta+, uma rede social academica e comunitaria criada para apoiar estudantes no compartilhamento de duvidas, projetos, conquistas, materiais e oportunidades. A proposta prioriza uma entrega aplicavel, organizada e demonstravel, combinando experiencia de usuario, arquitetura em camadas, autenticacao segura, persistencia relacional, documentacao de API e conteudo inicial para avaliacao.</w:t>
+        <w:t>Este relatorio apresenta a versao final do Conecta+, uma rede social academica e comunitaria criada para apoiar estudantes no compartilhamento de duvidas, projetos, oportunidades, materiais e grupos de estudo. A solucao combina uma experiencia de usuario responsiva com backend em camadas, banco relacional, autenticacao segura, documentacao de API e ambiente conteinerizado para execucao reprodutivel.</w:t>
       </w:r>
     </w:p>
     <w:p>
       <w:r>
-        <w:rPr>
-          <w:rFonts w:ascii="Calibri" w:hAnsi="Calibri"/>
-          <w:b w:val="0"/>
-          <w:i w:val="0"/>
-        </w:rPr>
-        <w:t>O resultado e um MVP robusto para hackathon: pequeno o suficiente para ser executado com confiabilidade e completo o suficiente para evidenciar dominio de frontend, backend, banco de dados, integracao, documentacao e impacto social.</w:t>
+        <w:t>A entrega final inclui funcionalidades reais de rede social, como cadastro, login, feed, filtros, tags, curtidas, comentarios, edicao e exclusao de conteudo, grupos de estudo, perfil personalizavel, ranking de colaboracao, painel administrativo e Swagger. O projeto tambem possui video de pitch com narracao, README atualizado, ZIP correspondente ao GitHub e validacao via Docker Compose.</w:t>
       </w:r>
     </w:p>
     <w:p>
       <w:pPr>
         <w:pStyle w:val="Heading1"/>
+        <w:keepNext/>
       </w:pPr>
       <w:r>
-        <w:rPr>
-          <w:rFonts w:ascii="Calibri" w:hAnsi="Calibri"/>
-          <w:b w:val="0"/>
-          <w:i w:val="0"/>
-        </w:rPr>
         <w:t>1. Introducao</w:t>
       </w:r>
     </w:p>
     <w:p>
       <w:r>
-        <w:rPr>
-          <w:rFonts w:ascii="Calibri" w:hAnsi="Calibri"/>
-          <w:b w:val="0"/>
-          <w:i w:val="0"/>
-        </w:rPr>
-        <w:t>Ambientes academicos costumam concentrar discussoes em grupos de mensagens, canais temporarios e arquivos desconectados. Como consequencia, duvidas respondidas por colegas se perdem, projetos deixam de encontrar colaboradores e oportunidades circulam de forma desigual. O Conecta+ foi proposto como uma solucao digital para organizar esse conhecimento em uma rede social tematica, voltada a aprendizagem colaborativa e fortalecimento comunitario.</w:t>
+        <w:t>Ambientes academicos frequentemente concentram conversas em grupos de mensagens, canais temporarios e arquivos dispersos. Essa dinamica dificulta localizar duvidas ja respondidas, materiais compartilhados, projetos em andamento e oportunidades de colaboracao. O Conecta+ foi concebido como uma solucao digital para organizar esse fluxo em uma rede social tematica, voltada a aprendizagem colaborativa e ao fortalecimento da comunidade estudantil.</w:t>
       </w:r>
     </w:p>
     <w:p>
       <w:r>
-        <w:rPr>
-          <w:rFonts w:ascii="Calibri" w:hAnsi="Calibri"/>
-          <w:b w:val="0"/>
-          <w:i w:val="0"/>
-        </w:rPr>
-        <w:t>A aplicacao foi desenvolvida com foco em criterios reais de avaliacao: arquitetura clara, funcionalidades essenciais de rede social, interface responsiva, documentacao profissional e facilidade de execucao por Docker ou ambiente local.</w:t>
+        <w:t>O projeto foi desenvolvido como aplicacao full stack demonstravel, com foco em criterios importantes para hackathon: clareza arquitetural, recursos aplicaveis, interface profissional, documentacao tecnica, banco versionado, testes automatizados e facilidade de execucao por Docker.</w:t>
       </w:r>
     </w:p>
     <w:p>
       <w:pPr>
         <w:pStyle w:val="Heading1"/>
+        <w:keepNext/>
       </w:pPr>
       <w:r>
-        <w:rPr>
-          <w:rFonts w:ascii="Calibri" w:hAnsi="Calibri"/>
-          <w:b w:val="0"/>
-          <w:i w:val="0"/>
-        </w:rPr>
         <w:t>2. Problema e justificativa</w:t>
       </w:r>
     </w:p>
     <w:p>
       <w:r>
-        <w:rPr>
-          <w:rFonts w:ascii="Calibri" w:hAnsi="Calibri"/>
-          <w:b w:val="0"/>
-          <w:i w:val="0"/>
-        </w:rPr>
-        <w:t>O problema central identificado e a fragmentacao da colaboracao academica. Mesmo quando ha interesse em ajudar, os canais informais dificultam busca, historico, classificacao por temas e reconhecimento de quem contribui. A justificativa do projeto esta na possibilidade de transformar interacoes dispersas em uma base organizada de conhecimento comunitario.</w:t>
+        <w:t>O problema central e a fragmentacao da colaboracao academica. Mesmo quando estudantes desejam ajudar colegas, os canais informais reduzem a capacidade de busca, historico, classificacao por temas e reconhecimento das contribuicoes. A justificativa do Conecta+ esta na possibilidade de transformar interacoes dispersas em uma base organizada de conhecimento comunitario.</w:t>
       </w:r>
     </w:p>
     <w:p>
@@ -387,11 +375,6 @@
         <w:pStyle w:val="ListBullet"/>
       </w:pPr>
       <w:r>
-        <w:rPr>
-          <w:rFonts w:ascii="Calibri" w:hAnsi="Calibri"/>
-          <w:b w:val="0"/>
-          <w:i w:val="0"/>
-        </w:rPr>
         <w:t>Dificuldade para encontrar duvidas ja respondidas e materiais de estudo.</w:t>
       </w:r>
     </w:p>
@@ -400,12 +383,7 @@
         <w:pStyle w:val="ListBullet"/>
       </w:pPr>
       <w:r>
-        <w:rPr>
-          <w:rFonts w:ascii="Calibri" w:hAnsi="Calibri"/>
-          <w:b w:val="0"/>
-          <w:i w:val="0"/>
-        </w:rPr>
-        <w:t>Baixa visibilidade de projetos e oportunidades entre turmas diferentes.</w:t>
+        <w:t>Baixa visibilidade de projetos, vagas, bolsas e oportunidades entre turmas diferentes.</w:t>
       </w:r>
     </w:p>
     <w:p>
@@ -413,11 +391,6 @@
         <w:pStyle w:val="ListBullet"/>
       </w:pPr>
       <w:r>
-        <w:rPr>
-          <w:rFonts w:ascii="Calibri" w:hAnsi="Calibri"/>
-          <w:b w:val="0"/>
-          <w:i w:val="0"/>
-        </w:rPr>
         <w:t>Ausencia de mecanismos simples para reconhecer estudantes que ajudam a comunidade.</w:t>
       </w:r>
     </w:p>
@@ -426,60 +399,38 @@
         <w:pStyle w:val="ListBullet"/>
       </w:pPr>
       <w:r>
-        <w:rPr>
-          <w:rFonts w:ascii="Calibri" w:hAnsi="Calibri"/>
-          <w:b w:val="0"/>
-          <w:i w:val="0"/>
-        </w:rPr>
-        <w:t>Necessidade de uma solucao demonstravel, responsiva e aderente a stack full stack moderna.</w:t>
+        <w:t>Necessidade de uma solucao responsiva, documentada e executavel em ambiente reprodutivel.</w:t>
       </w:r>
     </w:p>
     <w:p>
       <w:pPr>
         <w:pStyle w:val="Heading1"/>
+        <w:keepNext/>
       </w:pPr>
       <w:r>
-        <w:rPr>
-          <w:rFonts w:ascii="Calibri" w:hAnsi="Calibri"/>
-          <w:b w:val="0"/>
-          <w:i w:val="0"/>
-        </w:rPr>
         <w:t>3. Objetivos</w:t>
       </w:r>
     </w:p>
     <w:p>
       <w:pPr>
         <w:pStyle w:val="Heading2"/>
+        <w:keepNext/>
       </w:pPr>
       <w:r>
-        <w:rPr>
-          <w:rFonts w:ascii="Calibri" w:hAnsi="Calibri"/>
-          <w:b w:val="0"/>
-          <w:i w:val="0"/>
-        </w:rPr>
         <w:t>Objetivo geral</w:t>
       </w:r>
     </w:p>
     <w:p>
       <w:r>
-        <w:rPr>
-          <w:rFonts w:ascii="Calibri" w:hAnsi="Calibri"/>
-          <w:b w:val="0"/>
-          <w:i w:val="0"/>
-        </w:rPr>
-        <w:t>Desenvolver uma rede social academica/comunitaria full stack, denominada Conecta+, capaz de permitir cadastro, login, publicacoes, comentarios, curtidas, tags, busca, grupos de estudo, ranking de colaboracao e administracao basica.</w:t>
+        <w:t>Desenvolver uma rede social academica/comunitaria full stack, denominada Conecta+, capaz de permitir cadastro, login, publicacoes, comentarios, curtidas, tags, busca, grupos de estudo, ranking de colaboracao, perfil personalizavel e administracao basica da comunidade.</w:t>
       </w:r>
     </w:p>
     <w:p>
       <w:pPr>
         <w:pStyle w:val="Heading2"/>
+        <w:keepNext/>
       </w:pPr>
       <w:r>
-        <w:rPr>
-          <w:rFonts w:ascii="Calibri" w:hAnsi="Calibri"/>
-          <w:b w:val="0"/>
-          <w:i w:val="0"/>
-        </w:rPr>
         <w:t>Objetivos especificos</w:t>
       </w:r>
     </w:p>
@@ -488,12 +439,7 @@
         <w:pStyle w:val="ListBullet"/>
       </w:pPr>
       <w:r>
-        <w:rPr>
-          <w:rFonts w:ascii="Calibri" w:hAnsi="Calibri"/>
-          <w:b w:val="0"/>
-          <w:i w:val="0"/>
-        </w:rPr>
-        <w:t>Aplicar Vue 3, TypeScript, PrimeVue, Tailwind CSS, Pinia e Vue Router na construcao da interface.</w:t>
+        <w:t>Aplicar Vue 3, TypeScript, PrimeVue, Tailwind CSS, Pinia e Vue Router na construcao do frontend.</w:t>
       </w:r>
     </w:p>
     <w:p>
@@ -501,11 +447,6 @@
         <w:pStyle w:val="ListBullet"/>
       </w:pPr>
       <w:r>
-        <w:rPr>
-          <w:rFonts w:ascii="Calibri" w:hAnsi="Calibri"/>
-          <w:b w:val="0"/>
-          <w:i w:val="0"/>
-        </w:rPr>
         <w:t>Implementar API REST com Node.js, Express, TypeScript, Zod, JWT, bcrypt e Prisma.</w:t>
       </w:r>
     </w:p>
@@ -514,12 +455,7 @@
         <w:pStyle w:val="ListBullet"/>
       </w:pPr>
       <w:r>
-        <w:rPr>
-          <w:rFonts w:ascii="Calibri" w:hAnsi="Calibri"/>
-          <w:b w:val="0"/>
-          <w:i w:val="0"/>
-        </w:rPr>
-        <w:t>Modelar dados relacionais com PostgreSQL e fornecer seed inicial para demonstracao.</w:t>
+        <w:t>Modelar dados relacionais com PostgreSQL, migrations e seed inicial para demonstracao.</w:t>
       </w:r>
     </w:p>
     <w:p>
@@ -527,11 +463,6 @@
         <w:pStyle w:val="ListBullet"/>
       </w:pPr>
       <w:r>
-        <w:rPr>
-          <w:rFonts w:ascii="Calibri" w:hAnsi="Calibri"/>
-          <w:b w:val="0"/>
-          <w:i w:val="0"/>
-        </w:rPr>
         <w:t>Criar arquitetura backend em camadas com routes, controllers, services, repositories, DTOs, schemas e middlewares.</w:t>
       </w:r>
     </w:p>
@@ -540,12 +471,7 @@
         <w:pStyle w:val="ListBullet"/>
       </w:pPr>
       <w:r>
-        <w:rPr>
-          <w:rFonts w:ascii="Calibri" w:hAnsi="Calibri"/>
-          <w:b w:val="0"/>
-          <w:i w:val="0"/>
-        </w:rPr>
-        <w:t>Documentar instalacao, execucao, arquitetura, endpoints e diferenciais no README e no Swagger.</w:t>
+        <w:t>Oferecer CRUD de publicacoes e comentarios, alternancia entre curtir e descurtir e controle de autorizacao por autor ou administrador.</w:t>
       </w:r>
     </w:p>
     <w:p>
@@ -553,109 +479,2247 @@
         <w:pStyle w:val="ListBullet"/>
       </w:pPr>
       <w:r>
-        <w:rPr>
-          <w:rFonts w:ascii="Calibri" w:hAnsi="Calibri"/>
-          <w:b w:val="0"/>
-          <w:i w:val="0"/>
-        </w:rPr>
-        <w:t>Entregar um produto visualmente consistente, com dark mode e foco em usabilidade.</w:t>
+        <w:t>Documentar instalacao, execucao, endpoints e validacoes no README, Swagger e relatorio academico.</w:t>
+      </w:r>
+    </w:p>
+    <w:p>
+      <w:pPr>
+        <w:pStyle w:val="ListBullet"/>
+      </w:pPr>
+      <w:r>
+        <w:t>Entregar video de pitch publico, narrado e sincronizado com a demonstracao real da aplicacao.</w:t>
       </w:r>
     </w:p>
     <w:p>
       <w:pPr>
         <w:pStyle w:val="Heading1"/>
+        <w:keepNext/>
       </w:pPr>
       <w:r>
-        <w:rPr>
-          <w:rFonts w:ascii="Calibri" w:hAnsi="Calibri"/>
-          <w:b w:val="0"/>
-          <w:i w:val="0"/>
-        </w:rPr>
         <w:t>4. Metodologia de desenvolvimento</w:t>
       </w:r>
     </w:p>
     <w:p>
       <w:r>
-        <w:rPr>
-          <w:rFonts w:ascii="Calibri" w:hAnsi="Calibri"/>
-          <w:b w:val="0"/>
-          <w:i w:val="0"/>
-        </w:rPr>
-        <w:t>A metodologia aplicada seguiu uma abordagem incremental. Primeiro foram extraidos os requisitos do enunciado e definidos os limites de um MVP profissional. Em seguida, a solucao foi dividida em backend, frontend, banco, containerizacao e documentacao. Cada camada foi implementada buscando coesao, baixo acoplamento e facilidade de avaliacao.</w:t>
+        <w:t>A metodologia aplicada seguiu uma abordagem incremental. Inicialmente foram analisados os requisitos do projeto e delimitado um MVP profissional. Em seguida, a solucao foi dividida em backend, frontend, banco de dados, documentacao, testes, conteinerizacao e materiais de entrega. Cada etapa priorizou coesao, baixo acoplamento e demonstrabilidade.</w:t>
+      </w:r>
+    </w:p>
+    <w:p>
+      <w:r>
+        <w:t>O desenvolvimento foi orientado por ciclos de implementacao e validacao: criacao das funcionalidades, execucao de lint, testes automatizados, build de producao, validacao com Docker Compose, atualizacao do README, geracao do ZIP e revisao do video final de pitch.</w:t>
+      </w:r>
+    </w:p>
+    <w:p>
+      <w:pPr>
+        <w:pStyle w:val="Heading1"/>
+        <w:keepNext/>
+      </w:pPr>
+      <w:r>
+        <w:t>5. Tecnologias utilizadas</w:t>
       </w:r>
     </w:p>
     <w:tbl>
       <w:tblPr>
         <w:tblStyle w:val="TableGrid"/>
-        <w:tblW w:type="auto" w:w="0"/>
-        <w:jc w:val="left"/>
+        <w:tblW w:type="dxa" w:w="9360"/>
+        <w:jc w:val="center"/>
         <w:tblLayout w:type="fixed"/>
         <w:tblLook w:firstColumn="1" w:firstRow="1" w:lastColumn="0" w:lastRow="0" w:noHBand="0" w:noVBand="1" w:val="04A0"/>
+        <w:tblInd w:w="120" w:type="dxa"/>
       </w:tblPr>
       <w:tblGrid>
         <w:gridCol w:w="1800"/>
-        <w:gridCol w:w="4320"/>
-        <w:gridCol w:w="3240"/>
+        <w:gridCol w:w="3000"/>
+        <w:gridCol w:w="4560"/>
       </w:tblGrid>
       <w:tr>
         <w:tc>
           <w:tcPr>
-            <w:tcW w:type="dxa" w:w="3120"/>
+            <w:tcW w:type="dxa" w:w="1800"/>
+            <w:shd w:fill="F4F6F9"/>
             <w:vAlign w:val="center"/>
-            <w:shd w:fill="E8EEF5"/>
+            <w:tcMar>
+              <w:top w:w="80" w:type="dxa"/>
+              <w:start w:w="120" w:type="dxa"/>
+              <w:bottom w:w="80" w:type="dxa"/>
+              <w:end w:w="120" w:type="dxa"/>
+            </w:tcMar>
           </w:tcPr>
           <w:p>
-            <w:pPr>
-              <w:spacing w:after="0" w:line="276" w:lineRule="auto"/>
-            </w:pPr>
-            <w:r/>
             <w:r>
               <w:rPr>
-                <w:rFonts w:ascii="Calibri" w:hAnsi="Calibri"/>
                 <w:b/>
-                <w:color w:val="132238"/>
+                <w:color w:val="1F4D78"/>
               </w:rPr>
-              <w:t>Etapa</w:t>
+              <w:t>Camada</w:t>
             </w:r>
           </w:p>
         </w:tc>
         <w:tc>
           <w:tcPr>
-            <w:tcW w:type="dxa" w:w="3120"/>
+            <w:tcW w:type="dxa" w:w="3000"/>
+            <w:shd w:fill="F4F6F9"/>
             <w:vAlign w:val="center"/>
-            <w:shd w:fill="E8EEF5"/>
+            <w:tcMar>
+              <w:top w:w="80" w:type="dxa"/>
+              <w:start w:w="120" w:type="dxa"/>
+              <w:bottom w:w="80" w:type="dxa"/>
+              <w:end w:w="120" w:type="dxa"/>
+            </w:tcMar>
           </w:tcPr>
           <w:p>
-            <w:pPr>
-              <w:spacing w:after="0" w:line="276" w:lineRule="auto"/>
-            </w:pPr>
-            <w:r/>
             <w:r>
               <w:rPr>
-                <w:rFonts w:ascii="Calibri" w:hAnsi="Calibri"/>
                 <w:b/>
-                <w:color w:val="132238"/>
+                <w:color w:val="1F4D78"/>
               </w:rPr>
-              <w:t>Descricao</w:t>
+              <w:t>Tecnologias</w:t>
             </w:r>
           </w:p>
         </w:tc>
         <w:tc>
           <w:tcPr>
-            <w:tcW w:type="dxa" w:w="3120"/>
+            <w:tcW w:type="dxa" w:w="4560"/>
+            <w:shd w:fill="F4F6F9"/>
             <w:vAlign w:val="center"/>
-            <w:shd w:fill="E8EEF5"/>
+            <w:tcMar>
+              <w:top w:w="80" w:type="dxa"/>
+              <w:start w:w="120" w:type="dxa"/>
+              <w:bottom w:w="80" w:type="dxa"/>
+              <w:end w:w="120" w:type="dxa"/>
+            </w:tcMar>
           </w:tcPr>
           <w:p>
-            <w:pPr>
-              <w:spacing w:after="0" w:line="276" w:lineRule="auto"/>
-            </w:pPr>
-            <w:r/>
             <w:r>
               <w:rPr>
-                <w:rFonts w:ascii="Calibri" w:hAnsi="Calibri"/>
                 <w:b/>
-                <w:color w:val="132238"/>
+                <w:color w:val="1F4D78"/>
+              </w:rPr>
+              <w:t>Aplicacao no projeto</w:t>
+            </w:r>
+          </w:p>
+        </w:tc>
+      </w:tr>
+      <w:tr>
+        <w:tc>
+          <w:tcPr>
+            <w:tcW w:type="dxa" w:w="1800"/>
+            <w:vAlign w:val="center"/>
+            <w:tcMar>
+              <w:top w:w="80" w:type="dxa"/>
+              <w:start w:w="120" w:type="dxa"/>
+              <w:bottom w:w="80" w:type="dxa"/>
+              <w:end w:w="120" w:type="dxa"/>
+            </w:tcMar>
+          </w:tcPr>
+          <w:p>
+            <w:r>
+              <w:t>Frontend</w:t>
+            </w:r>
+          </w:p>
+        </w:tc>
+        <w:tc>
+          <w:tcPr>
+            <w:tcW w:type="dxa" w:w="3000"/>
+            <w:vAlign w:val="center"/>
+            <w:tcMar>
+              <w:top w:w="80" w:type="dxa"/>
+              <w:start w:w="120" w:type="dxa"/>
+              <w:bottom w:w="80" w:type="dxa"/>
+              <w:end w:w="120" w:type="dxa"/>
+            </w:tcMar>
+          </w:tcPr>
+          <w:p>
+            <w:r>
+              <w:t>Vue 3, TypeScript, PrimeVue, Tailwind CSS, Pinia, Vue Router</w:t>
+            </w:r>
+          </w:p>
+        </w:tc>
+        <w:tc>
+          <w:tcPr>
+            <w:tcW w:type="dxa" w:w="4560"/>
+            <w:vAlign w:val="center"/>
+            <w:tcMar>
+              <w:top w:w="80" w:type="dxa"/>
+              <w:start w:w="120" w:type="dxa"/>
+              <w:bottom w:w="80" w:type="dxa"/>
+              <w:end w:w="120" w:type="dxa"/>
+            </w:tcMar>
+          </w:tcPr>
+          <w:p>
+            <w:r>
+              <w:t>Interface responsiva, rotas protegidas, estado de autenticacao, feed, perfil, grupos e painel administrativo.</w:t>
+            </w:r>
+          </w:p>
+        </w:tc>
+      </w:tr>
+      <w:tr>
+        <w:tc>
+          <w:tcPr>
+            <w:tcW w:type="dxa" w:w="1800"/>
+            <w:vAlign w:val="center"/>
+            <w:tcMar>
+              <w:top w:w="80" w:type="dxa"/>
+              <w:start w:w="120" w:type="dxa"/>
+              <w:bottom w:w="80" w:type="dxa"/>
+              <w:end w:w="120" w:type="dxa"/>
+            </w:tcMar>
+          </w:tcPr>
+          <w:p>
+            <w:r>
+              <w:t>Backend</w:t>
+            </w:r>
+          </w:p>
+        </w:tc>
+        <w:tc>
+          <w:tcPr>
+            <w:tcW w:type="dxa" w:w="3000"/>
+            <w:vAlign w:val="center"/>
+            <w:tcMar>
+              <w:top w:w="80" w:type="dxa"/>
+              <w:start w:w="120" w:type="dxa"/>
+              <w:bottom w:w="80" w:type="dxa"/>
+              <w:end w:w="120" w:type="dxa"/>
+            </w:tcMar>
+          </w:tcPr>
+          <w:p>
+            <w:r>
+              <w:t>Node.js, Express, TypeScript, Zod, JWT, bcrypt</w:t>
+            </w:r>
+          </w:p>
+        </w:tc>
+        <w:tc>
+          <w:tcPr>
+            <w:tcW w:type="dxa" w:w="4560"/>
+            <w:vAlign w:val="center"/>
+            <w:tcMar>
+              <w:top w:w="80" w:type="dxa"/>
+              <w:start w:w="120" w:type="dxa"/>
+              <w:bottom w:w="80" w:type="dxa"/>
+              <w:end w:w="120" w:type="dxa"/>
+            </w:tcMar>
+          </w:tcPr>
+          <w:p>
+            <w:r>
+              <w:t>API REST, autenticacao, validacao de entrada, middlewares e regras de negocio.</w:t>
+            </w:r>
+          </w:p>
+        </w:tc>
+      </w:tr>
+      <w:tr>
+        <w:tc>
+          <w:tcPr>
+            <w:tcW w:type="dxa" w:w="1800"/>
+            <w:vAlign w:val="center"/>
+            <w:tcMar>
+              <w:top w:w="80" w:type="dxa"/>
+              <w:start w:w="120" w:type="dxa"/>
+              <w:bottom w:w="80" w:type="dxa"/>
+              <w:end w:w="120" w:type="dxa"/>
+            </w:tcMar>
+          </w:tcPr>
+          <w:p>
+            <w:r>
+              <w:t>Banco de dados</w:t>
+            </w:r>
+          </w:p>
+        </w:tc>
+        <w:tc>
+          <w:tcPr>
+            <w:tcW w:type="dxa" w:w="3000"/>
+            <w:vAlign w:val="center"/>
+            <w:tcMar>
+              <w:top w:w="80" w:type="dxa"/>
+              <w:start w:w="120" w:type="dxa"/>
+              <w:bottom w:w="80" w:type="dxa"/>
+              <w:end w:w="120" w:type="dxa"/>
+            </w:tcMar>
+          </w:tcPr>
+          <w:p>
+            <w:r>
+              <w:t>PostgreSQL, Prisma ORM, migrations e seed</w:t>
+            </w:r>
+          </w:p>
+        </w:tc>
+        <w:tc>
+          <w:tcPr>
+            <w:tcW w:type="dxa" w:w="4560"/>
+            <w:vAlign w:val="center"/>
+            <w:tcMar>
+              <w:top w:w="80" w:type="dxa"/>
+              <w:start w:w="120" w:type="dxa"/>
+              <w:bottom w:w="80" w:type="dxa"/>
+              <w:end w:w="120" w:type="dxa"/>
+            </w:tcMar>
+          </w:tcPr>
+          <w:p>
+            <w:r>
+              <w:t>Persistencia relacional, modelagem de usuarios, posts, comentarios, curtidas, tags e grupos.</w:t>
+            </w:r>
+          </w:p>
+        </w:tc>
+      </w:tr>
+      <w:tr>
+        <w:tc>
+          <w:tcPr>
+            <w:tcW w:type="dxa" w:w="1800"/>
+            <w:vAlign w:val="center"/>
+            <w:tcMar>
+              <w:top w:w="80" w:type="dxa"/>
+              <w:start w:w="120" w:type="dxa"/>
+              <w:bottom w:w="80" w:type="dxa"/>
+              <w:end w:w="120" w:type="dxa"/>
+            </w:tcMar>
+          </w:tcPr>
+          <w:p>
+            <w:r>
+              <w:t>Documentacao e entrega</w:t>
+            </w:r>
+          </w:p>
+        </w:tc>
+        <w:tc>
+          <w:tcPr>
+            <w:tcW w:type="dxa" w:w="3000"/>
+            <w:vAlign w:val="center"/>
+            <w:tcMar>
+              <w:top w:w="80" w:type="dxa"/>
+              <w:start w:w="120" w:type="dxa"/>
+              <w:bottom w:w="80" w:type="dxa"/>
+              <w:end w:w="120" w:type="dxa"/>
+            </w:tcMar>
+          </w:tcPr>
+          <w:p>
+            <w:r>
+              <w:t>Swagger/OpenAPI, README, DOCX, GitHub, Docker Compose</w:t>
+            </w:r>
+          </w:p>
+        </w:tc>
+        <w:tc>
+          <w:tcPr>
+            <w:tcW w:type="dxa" w:w="4560"/>
+            <w:vAlign w:val="center"/>
+            <w:tcMar>
+              <w:top w:w="80" w:type="dxa"/>
+              <w:start w:w="120" w:type="dxa"/>
+              <w:bottom w:w="80" w:type="dxa"/>
+              <w:end w:w="120" w:type="dxa"/>
+            </w:tcMar>
+          </w:tcPr>
+          <w:p>
+            <w:r>
+              <w:t>Documentacao tecnica, reproducibilidade, pitch publico e pacote final.</w:t>
+            </w:r>
+          </w:p>
+        </w:tc>
+      </w:tr>
+      <w:tr>
+        <w:tc>
+          <w:tcPr>
+            <w:tcW w:type="dxa" w:w="1800"/>
+            <w:vAlign w:val="center"/>
+            <w:tcMar>
+              <w:top w:w="80" w:type="dxa"/>
+              <w:start w:w="120" w:type="dxa"/>
+              <w:bottom w:w="80" w:type="dxa"/>
+              <w:end w:w="120" w:type="dxa"/>
+            </w:tcMar>
+          </w:tcPr>
+          <w:p>
+            <w:r>
+              <w:t>Qualidade</w:t>
+            </w:r>
+          </w:p>
+        </w:tc>
+        <w:tc>
+          <w:tcPr>
+            <w:tcW w:type="dxa" w:w="3000"/>
+            <w:vAlign w:val="center"/>
+            <w:tcMar>
+              <w:top w:w="80" w:type="dxa"/>
+              <w:start w:w="120" w:type="dxa"/>
+              <w:bottom w:w="80" w:type="dxa"/>
+              <w:end w:w="120" w:type="dxa"/>
+            </w:tcMar>
+          </w:tcPr>
+          <w:p>
+            <w:r>
+              <w:t>ESLint, Vitest, Supertest, vue-tsc, build de producao</w:t>
+            </w:r>
+          </w:p>
+        </w:tc>
+        <w:tc>
+          <w:tcPr>
+            <w:tcW w:type="dxa" w:w="4560"/>
+            <w:vAlign w:val="center"/>
+            <w:tcMar>
+              <w:top w:w="80" w:type="dxa"/>
+              <w:start w:w="120" w:type="dxa"/>
+              <w:bottom w:w="80" w:type="dxa"/>
+              <w:end w:w="120" w:type="dxa"/>
+            </w:tcMar>
+          </w:tcPr>
+          <w:p>
+            <w:r>
+              <w:t>Validacao automatizada da API, frontend, tipos e empacotamento final.</w:t>
+            </w:r>
+          </w:p>
+        </w:tc>
+      </w:tr>
+    </w:tbl>
+    <w:p/>
+    <w:p>
+      <w:pPr>
+        <w:pStyle w:val="Heading1"/>
+        <w:keepNext/>
+      </w:pPr>
+      <w:r>
+        <w:t>6. Decisoes de Projeto</w:t>
+      </w:r>
+    </w:p>
+    <w:p>
+      <w:r>
+        <w:t>As escolhas tecnicas foram feitas para equilibrar produtividade, clareza de apresentacao e aderencia a uma arquitetura full stack moderna. O objetivo foi construir uma solucao pequena o suficiente para ser demonstrada em hackathon, mas organizada o bastante para evoluir em um contexto real.</w:t>
+      </w:r>
+    </w:p>
+    <w:p>
+      <w:pPr>
+        <w:pStyle w:val="ListBullet"/>
+      </w:pPr>
+      <w:r>
+        <w:t>Vue 3 com TypeScript foi escolhido para criar uma interface reativa, componentizada e mais segura durante a evolucao do frontend.</w:t>
+      </w:r>
+    </w:p>
+    <w:p>
+      <w:pPr>
+        <w:pStyle w:val="ListBullet"/>
+      </w:pPr>
+      <w:r>
+        <w:t>PrimeVue acelerou a construcao de componentes visuais, enquanto Tailwind CSS permitiu ajustes finos de layout, espacamento e responsividade.</w:t>
+      </w:r>
+    </w:p>
+    <w:p>
+      <w:pPr>
+        <w:pStyle w:val="ListBullet"/>
+      </w:pPr>
+      <w:r>
+        <w:t>Express foi adotado no backend por ser simples, direto e adequado para expor uma API REST objetiva.</w:t>
+      </w:r>
+    </w:p>
+    <w:p>
+      <w:pPr>
+        <w:pStyle w:val="ListBullet"/>
+      </w:pPr>
+      <w:r>
+        <w:t>Prisma com PostgreSQL foi escolhido para modelagem relacional clara, migrations versionadas e consultas previsiveis.</w:t>
+      </w:r>
+    </w:p>
+    <w:p>
+      <w:pPr>
+        <w:pStyle w:val="ListBullet"/>
+      </w:pPr>
+      <w:r>
+        <w:t>JWT com bcrypt foi usado para separar autenticacao, protecao de rotas e armazenamento seguro de senhas.</w:t>
+      </w:r>
+    </w:p>
+    <w:p>
+      <w:pPr>
+        <w:pStyle w:val="ListBullet"/>
+      </w:pPr>
+      <w:r>
+        <w:t>Docker Compose foi mantido como caminho principal de execucao para reproduzir banco, API e frontend em uma unica etapa.</w:t>
+      </w:r>
+    </w:p>
+    <w:p>
+      <w:pPr>
+        <w:pStyle w:val="ListBullet"/>
+      </w:pPr>
+      <w:r>
+        <w:t>A separacao em routes, controllers, services, repositories e schemas Zod facilita explicar o fluxo da aplicacao e localizar responsabilidades.</w:t>
+      </w:r>
+    </w:p>
+    <w:p>
+      <w:pPr>
+        <w:pStyle w:val="Heading1"/>
+        <w:keepNext/>
+      </w:pPr>
+      <w:r>
+        <w:t>7. Arquitetura da solucao</w:t>
+      </w:r>
+    </w:p>
+    <w:p>
+      <w:r>
+        <w:t>A arquitetura separa cliente, API e banco de dados. O frontend consome a API por HTTP, armazena o token JWT no navegador e controla o acesso a rotas autenticadas. O backend recebe requisicoes, valida dados com Zod, aplica regras nos services, acessa o banco por repositories e retorna respostas estruturadas. O Prisma centraliza o mapeamento objeto-relacional e as migrations garantem reprodutibilidade do schema.</w:t>
+      </w:r>
+    </w:p>
+    <w:tbl>
+      <w:tblPr>
+        <w:tblStyle w:val="TableGrid"/>
+        <w:tblW w:type="dxa" w:w="9360"/>
+        <w:jc w:val="center"/>
+        <w:tblLayout w:type="fixed"/>
+        <w:tblLook w:firstColumn="1" w:firstRow="1" w:lastColumn="0" w:lastRow="0" w:noHBand="0" w:noVBand="1" w:val="04A0"/>
+        <w:tblInd w:w="120" w:type="dxa"/>
+      </w:tblPr>
+      <w:tblGrid>
+        <w:gridCol w:w="2200"/>
+        <w:gridCol w:w="7160"/>
+      </w:tblGrid>
+      <w:tr>
+        <w:tc>
+          <w:tcPr>
+            <w:tcW w:type="dxa" w:w="2200"/>
+            <w:shd w:fill="F4F6F9"/>
+            <w:vAlign w:val="center"/>
+            <w:tcMar>
+              <w:top w:w="80" w:type="dxa"/>
+              <w:start w:w="120" w:type="dxa"/>
+              <w:bottom w:w="80" w:type="dxa"/>
+              <w:end w:w="120" w:type="dxa"/>
+            </w:tcMar>
+          </w:tcPr>
+          <w:p>
+            <w:r>
+              <w:rPr>
+                <w:b/>
+                <w:color w:val="1F4D78"/>
+              </w:rPr>
+              <w:t>Componente</w:t>
+            </w:r>
+          </w:p>
+        </w:tc>
+        <w:tc>
+          <w:tcPr>
+            <w:tcW w:type="dxa" w:w="7160"/>
+            <w:shd w:fill="F4F6F9"/>
+            <w:vAlign w:val="center"/>
+            <w:tcMar>
+              <w:top w:w="80" w:type="dxa"/>
+              <w:start w:w="120" w:type="dxa"/>
+              <w:bottom w:w="80" w:type="dxa"/>
+              <w:end w:w="120" w:type="dxa"/>
+            </w:tcMar>
+          </w:tcPr>
+          <w:p>
+            <w:r>
+              <w:rPr>
+                <w:b/>
+                <w:color w:val="1F4D78"/>
+              </w:rPr>
+              <w:t>Responsabilidade</w:t>
+            </w:r>
+          </w:p>
+        </w:tc>
+      </w:tr>
+      <w:tr>
+        <w:tc>
+          <w:tcPr>
+            <w:tcW w:type="dxa" w:w="2200"/>
+            <w:vAlign w:val="center"/>
+            <w:tcMar>
+              <w:top w:w="80" w:type="dxa"/>
+              <w:start w:w="120" w:type="dxa"/>
+              <w:bottom w:w="80" w:type="dxa"/>
+              <w:end w:w="120" w:type="dxa"/>
+            </w:tcMar>
+          </w:tcPr>
+          <w:p>
+            <w:r>
+              <w:t>Routes</w:t>
+            </w:r>
+          </w:p>
+        </w:tc>
+        <w:tc>
+          <w:tcPr>
+            <w:tcW w:type="dxa" w:w="7160"/>
+            <w:vAlign w:val="center"/>
+            <w:tcMar>
+              <w:top w:w="80" w:type="dxa"/>
+              <w:start w:w="120" w:type="dxa"/>
+              <w:bottom w:w="80" w:type="dxa"/>
+              <w:end w:w="120" w:type="dxa"/>
+            </w:tcMar>
+          </w:tcPr>
+          <w:p>
+            <w:r>
+              <w:t>Mapear endpoints HTTP para controllers e aplicar middlewares de autenticacao.</w:t>
+            </w:r>
+          </w:p>
+        </w:tc>
+      </w:tr>
+      <w:tr>
+        <w:tc>
+          <w:tcPr>
+            <w:tcW w:type="dxa" w:w="2200"/>
+            <w:vAlign w:val="center"/>
+            <w:tcMar>
+              <w:top w:w="80" w:type="dxa"/>
+              <w:start w:w="120" w:type="dxa"/>
+              <w:bottom w:w="80" w:type="dxa"/>
+              <w:end w:w="120" w:type="dxa"/>
+            </w:tcMar>
+          </w:tcPr>
+          <w:p>
+            <w:r>
+              <w:t>Controllers</w:t>
+            </w:r>
+          </w:p>
+        </w:tc>
+        <w:tc>
+          <w:tcPr>
+            <w:tcW w:type="dxa" w:w="7160"/>
+            <w:vAlign w:val="center"/>
+            <w:tcMar>
+              <w:top w:w="80" w:type="dxa"/>
+              <w:start w:w="120" w:type="dxa"/>
+              <w:bottom w:w="80" w:type="dxa"/>
+              <w:end w:w="120" w:type="dxa"/>
+            </w:tcMar>
+          </w:tcPr>
+          <w:p>
+            <w:r>
+              <w:t>Receber requisicoes, validar entrada e devolver respostas padronizadas.</w:t>
+            </w:r>
+          </w:p>
+        </w:tc>
+      </w:tr>
+      <w:tr>
+        <w:tc>
+          <w:tcPr>
+            <w:tcW w:type="dxa" w:w="2200"/>
+            <w:vAlign w:val="center"/>
+            <w:tcMar>
+              <w:top w:w="80" w:type="dxa"/>
+              <w:start w:w="120" w:type="dxa"/>
+              <w:bottom w:w="80" w:type="dxa"/>
+              <w:end w:w="120" w:type="dxa"/>
+            </w:tcMar>
+          </w:tcPr>
+          <w:p>
+            <w:r>
+              <w:t>Services</w:t>
+            </w:r>
+          </w:p>
+        </w:tc>
+        <w:tc>
+          <w:tcPr>
+            <w:tcW w:type="dxa" w:w="7160"/>
+            <w:vAlign w:val="center"/>
+            <w:tcMar>
+              <w:top w:w="80" w:type="dxa"/>
+              <w:start w:w="120" w:type="dxa"/>
+              <w:bottom w:w="80" w:type="dxa"/>
+              <w:end w:w="120" w:type="dxa"/>
+            </w:tcMar>
+          </w:tcPr>
+          <w:p>
+            <w:r>
+              <w:t>Concentrar regras de negocio, autorizacao e pontuacao colaborativa.</w:t>
+            </w:r>
+          </w:p>
+        </w:tc>
+      </w:tr>
+      <w:tr>
+        <w:tc>
+          <w:tcPr>
+            <w:tcW w:type="dxa" w:w="2200"/>
+            <w:vAlign w:val="center"/>
+            <w:tcMar>
+              <w:top w:w="80" w:type="dxa"/>
+              <w:start w:w="120" w:type="dxa"/>
+              <w:bottom w:w="80" w:type="dxa"/>
+              <w:end w:w="120" w:type="dxa"/>
+            </w:tcMar>
+          </w:tcPr>
+          <w:p>
+            <w:r>
+              <w:t>Repositories</w:t>
+            </w:r>
+          </w:p>
+        </w:tc>
+        <w:tc>
+          <w:tcPr>
+            <w:tcW w:type="dxa" w:w="7160"/>
+            <w:vAlign w:val="center"/>
+            <w:tcMar>
+              <w:top w:w="80" w:type="dxa"/>
+              <w:start w:w="120" w:type="dxa"/>
+              <w:bottom w:w="80" w:type="dxa"/>
+              <w:end w:w="120" w:type="dxa"/>
+            </w:tcMar>
+          </w:tcPr>
+          <w:p>
+            <w:r>
+              <w:t>Isolar acesso a dados via Prisma ORM.</w:t>
+            </w:r>
+          </w:p>
+        </w:tc>
+      </w:tr>
+      <w:tr>
+        <w:tc>
+          <w:tcPr>
+            <w:tcW w:type="dxa" w:w="2200"/>
+            <w:vAlign w:val="center"/>
+            <w:tcMar>
+              <w:top w:w="80" w:type="dxa"/>
+              <w:start w:w="120" w:type="dxa"/>
+              <w:bottom w:w="80" w:type="dxa"/>
+              <w:end w:w="120" w:type="dxa"/>
+            </w:tcMar>
+          </w:tcPr>
+          <w:p>
+            <w:r>
+              <w:t>Schemas</w:t>
+            </w:r>
+          </w:p>
+        </w:tc>
+        <w:tc>
+          <w:tcPr>
+            <w:tcW w:type="dxa" w:w="7160"/>
+            <w:vAlign w:val="center"/>
+            <w:tcMar>
+              <w:top w:w="80" w:type="dxa"/>
+              <w:start w:w="120" w:type="dxa"/>
+              <w:bottom w:w="80" w:type="dxa"/>
+              <w:end w:w="120" w:type="dxa"/>
+            </w:tcMar>
+          </w:tcPr>
+          <w:p>
+            <w:r>
+              <w:t>Validar payloads com Zod e reduzir erros de entrada.</w:t>
+            </w:r>
+          </w:p>
+        </w:tc>
+      </w:tr>
+      <w:tr>
+        <w:tc>
+          <w:tcPr>
+            <w:tcW w:type="dxa" w:w="2200"/>
+            <w:vAlign w:val="center"/>
+            <w:tcMar>
+              <w:top w:w="80" w:type="dxa"/>
+              <w:start w:w="120" w:type="dxa"/>
+              <w:bottom w:w="80" w:type="dxa"/>
+              <w:end w:w="120" w:type="dxa"/>
+            </w:tcMar>
+          </w:tcPr>
+          <w:p>
+            <w:r>
+              <w:t>Stores Pinia</w:t>
+            </w:r>
+          </w:p>
+        </w:tc>
+        <w:tc>
+          <w:tcPr>
+            <w:tcW w:type="dxa" w:w="7160"/>
+            <w:vAlign w:val="center"/>
+            <w:tcMar>
+              <w:top w:w="80" w:type="dxa"/>
+              <w:start w:w="120" w:type="dxa"/>
+              <w:bottom w:w="80" w:type="dxa"/>
+              <w:end w:w="120" w:type="dxa"/>
+            </w:tcMar>
+          </w:tcPr>
+          <w:p>
+            <w:r>
+              <w:t>Gerenciar estado de autenticacao, posts, temas e atualizacoes de interface.</w:t>
+            </w:r>
+          </w:p>
+        </w:tc>
+      </w:tr>
+    </w:tbl>
+    <w:p/>
+    <w:p>
+      <w:pPr>
+        <w:pStyle w:val="Heading1"/>
+        <w:keepNext/>
+      </w:pPr>
+      <w:r>
+        <w:t>8. Funcionalidades implementadas</w:t>
+      </w:r>
+    </w:p>
+    <w:p>
+      <w:pPr>
+        <w:pStyle w:val="ListBullet"/>
+      </w:pPr>
+      <w:r>
+        <w:t>Cadastro, login e sessao protegida com JWT.</w:t>
+      </w:r>
+    </w:p>
+    <w:p>
+      <w:pPr>
+        <w:pStyle w:val="ListBullet"/>
+      </w:pPr>
+      <w:r>
+        <w:t>Perfil de usuario com nome, curso, bio, avatar, upload de foto e pontuacao.</w:t>
+      </w:r>
+    </w:p>
+    <w:p>
+      <w:pPr>
+        <w:pStyle w:val="ListBullet"/>
+      </w:pPr>
+      <w:r>
+        <w:t>Feed de publicacoes com categorias, tags, busca textual e filtros.</w:t>
+      </w:r>
+    </w:p>
+    <w:p>
+      <w:pPr>
+        <w:pStyle w:val="ListBullet"/>
+      </w:pPr>
+      <w:r>
+        <w:t>Criacao, edicao e remocao de posts com controle de autoria e moderacao por administrador.</w:t>
+      </w:r>
+    </w:p>
+    <w:p>
+      <w:pPr>
+        <w:pStyle w:val="ListBullet"/>
+      </w:pPr>
+      <w:r>
+        <w:t>Comentarios com criacao, edicao e exclusao por autor ou administrador.</w:t>
+      </w:r>
+    </w:p>
+    <w:p>
+      <w:pPr>
+        <w:pStyle w:val="ListBullet"/>
+      </w:pPr>
+      <w:r>
+        <w:t>Curtidas com alternancia entre curtir e descurtir.</w:t>
+      </w:r>
+    </w:p>
+    <w:p>
+      <w:pPr>
+        <w:pStyle w:val="ListBullet"/>
+      </w:pPr>
+      <w:r>
+        <w:t>Ranking de colaboracao baseado em publicacoes, comentarios, curtidas recebidas e participacao em grupos.</w:t>
+      </w:r>
+    </w:p>
+    <w:p>
+      <w:pPr>
+        <w:pStyle w:val="ListBullet"/>
+      </w:pPr>
+      <w:r>
+        <w:t>Grupos de estudo com entrada e saida por usuario autenticado.</w:t>
+      </w:r>
+    </w:p>
+    <w:p>
+      <w:pPr>
+        <w:pStyle w:val="ListBullet"/>
+      </w:pPr>
+      <w:r>
+        <w:t>Painel administrativo com metricas da comunidade, ranking e posts recentes.</w:t>
+      </w:r>
+    </w:p>
+    <w:p>
+      <w:pPr>
+        <w:pStyle w:val="ListBullet"/>
+      </w:pPr>
+      <w:r>
+        <w:t>Dark mode persistente, layout responsivo e pagina institucional de impacto social.</w:t>
+      </w:r>
+    </w:p>
+    <w:p>
+      <w:pPr>
+        <w:pStyle w:val="ListBullet"/>
+      </w:pPr>
+      <w:r>
+        <w:t>Swagger/OpenAPI com endpoints e schemas detalhados.</w:t>
+      </w:r>
+    </w:p>
+    <w:p>
+      <w:pPr>
+        <w:pStyle w:val="Heading1"/>
+        <w:keepNext/>
+      </w:pPr>
+      <w:r>
+        <w:t>9. Modelagem do banco de dados</w:t>
+      </w:r>
+    </w:p>
+    <w:p>
+      <w:r>
+        <w:t>O banco foi modelado para representar uma rede social academica enxuta. Usuarios publicam posts, comentam, curtem, participam de grupos e acumulam pontos. Posts possuem categoria e se relacionam com tags por tabela associativa, permitindo filtragem por temas. O uso de chaves estrangeiras e relacoes com cascade protege a integridade dos dados ao excluir publicacoes ou usuarios.</w:t>
+      </w:r>
+    </w:p>
+    <w:tbl>
+      <w:tblPr>
+        <w:tblStyle w:val="TableGrid"/>
+        <w:tblW w:type="dxa" w:w="9360"/>
+        <w:jc w:val="center"/>
+        <w:tblLayout w:type="fixed"/>
+        <w:tblLook w:firstColumn="1" w:firstRow="1" w:lastColumn="0" w:lastRow="0" w:noHBand="0" w:noVBand="1" w:val="04A0"/>
+        <w:tblInd w:w="120" w:type="dxa"/>
+      </w:tblPr>
+      <w:tblGrid>
+        <w:gridCol w:w="2200"/>
+        <w:gridCol w:w="7160"/>
+      </w:tblGrid>
+      <w:tr>
+        <w:tc>
+          <w:tcPr>
+            <w:tcW w:type="dxa" w:w="2200"/>
+            <w:shd w:fill="F4F6F9"/>
+            <w:vAlign w:val="center"/>
+            <w:tcMar>
+              <w:top w:w="80" w:type="dxa"/>
+              <w:start w:w="120" w:type="dxa"/>
+              <w:bottom w:w="80" w:type="dxa"/>
+              <w:end w:w="120" w:type="dxa"/>
+            </w:tcMar>
+          </w:tcPr>
+          <w:p>
+            <w:r>
+              <w:rPr>
+                <w:b/>
+                <w:color w:val="1F4D78"/>
+              </w:rPr>
+              <w:t>Entidade</w:t>
+            </w:r>
+          </w:p>
+        </w:tc>
+        <w:tc>
+          <w:tcPr>
+            <w:tcW w:type="dxa" w:w="7160"/>
+            <w:shd w:fill="F4F6F9"/>
+            <w:vAlign w:val="center"/>
+            <w:tcMar>
+              <w:top w:w="80" w:type="dxa"/>
+              <w:start w:w="120" w:type="dxa"/>
+              <w:bottom w:w="80" w:type="dxa"/>
+              <w:end w:w="120" w:type="dxa"/>
+            </w:tcMar>
+          </w:tcPr>
+          <w:p>
+            <w:r>
+              <w:rPr>
+                <w:b/>
+                <w:color w:val="1F4D78"/>
+              </w:rPr>
+              <w:t>Papel no dominio</w:t>
+            </w:r>
+          </w:p>
+        </w:tc>
+      </w:tr>
+      <w:tr>
+        <w:tc>
+          <w:tcPr>
+            <w:tcW w:type="dxa" w:w="2200"/>
+            <w:vAlign w:val="center"/>
+            <w:tcMar>
+              <w:top w:w="80" w:type="dxa"/>
+              <w:start w:w="120" w:type="dxa"/>
+              <w:bottom w:w="80" w:type="dxa"/>
+              <w:end w:w="120" w:type="dxa"/>
+            </w:tcMar>
+          </w:tcPr>
+          <w:p>
+            <w:r>
+              <w:t>User</w:t>
+            </w:r>
+          </w:p>
+        </w:tc>
+        <w:tc>
+          <w:tcPr>
+            <w:tcW w:type="dxa" w:w="7160"/>
+            <w:vAlign w:val="center"/>
+            <w:tcMar>
+              <w:top w:w="80" w:type="dxa"/>
+              <w:start w:w="120" w:type="dxa"/>
+              <w:bottom w:w="80" w:type="dxa"/>
+              <w:end w:w="120" w:type="dxa"/>
+            </w:tcMar>
+          </w:tcPr>
+          <w:p>
+            <w:r>
+              <w:t>Armazena dados de perfil, credenciais, papel de acesso e pontuacao.</w:t>
+            </w:r>
+          </w:p>
+        </w:tc>
+      </w:tr>
+      <w:tr>
+        <w:tc>
+          <w:tcPr>
+            <w:tcW w:type="dxa" w:w="2200"/>
+            <w:vAlign w:val="center"/>
+            <w:tcMar>
+              <w:top w:w="80" w:type="dxa"/>
+              <w:start w:w="120" w:type="dxa"/>
+              <w:bottom w:w="80" w:type="dxa"/>
+              <w:end w:w="120" w:type="dxa"/>
+            </w:tcMar>
+          </w:tcPr>
+          <w:p>
+            <w:r>
+              <w:t>Post</w:t>
+            </w:r>
+          </w:p>
+        </w:tc>
+        <w:tc>
+          <w:tcPr>
+            <w:tcW w:type="dxa" w:w="7160"/>
+            <w:vAlign w:val="center"/>
+            <w:tcMar>
+              <w:top w:w="80" w:type="dxa"/>
+              <w:start w:w="120" w:type="dxa"/>
+              <w:bottom w:w="80" w:type="dxa"/>
+              <w:end w:w="120" w:type="dxa"/>
+            </w:tcMar>
+          </w:tcPr>
+          <w:p>
+            <w:r>
+              <w:t>Representa publicacoes do feed com titulo, conteudo, categoria e autor.</w:t>
+            </w:r>
+          </w:p>
+        </w:tc>
+      </w:tr>
+      <w:tr>
+        <w:tc>
+          <w:tcPr>
+            <w:tcW w:type="dxa" w:w="2200"/>
+            <w:vAlign w:val="center"/>
+            <w:tcMar>
+              <w:top w:w="80" w:type="dxa"/>
+              <w:start w:w="120" w:type="dxa"/>
+              <w:bottom w:w="80" w:type="dxa"/>
+              <w:end w:w="120" w:type="dxa"/>
+            </w:tcMar>
+          </w:tcPr>
+          <w:p>
+            <w:r>
+              <w:t>Comment</w:t>
+            </w:r>
+          </w:p>
+        </w:tc>
+        <w:tc>
+          <w:tcPr>
+            <w:tcW w:type="dxa" w:w="7160"/>
+            <w:vAlign w:val="center"/>
+            <w:tcMar>
+              <w:top w:w="80" w:type="dxa"/>
+              <w:start w:w="120" w:type="dxa"/>
+              <w:bottom w:w="80" w:type="dxa"/>
+              <w:end w:w="120" w:type="dxa"/>
+            </w:tcMar>
+          </w:tcPr>
+          <w:p>
+            <w:r>
+              <w:t>Registra respostas e colaboracoes em publicacoes.</w:t>
+            </w:r>
+          </w:p>
+        </w:tc>
+      </w:tr>
+      <w:tr>
+        <w:tc>
+          <w:tcPr>
+            <w:tcW w:type="dxa" w:w="2200"/>
+            <w:vAlign w:val="center"/>
+            <w:tcMar>
+              <w:top w:w="80" w:type="dxa"/>
+              <w:start w:w="120" w:type="dxa"/>
+              <w:bottom w:w="80" w:type="dxa"/>
+              <w:end w:w="120" w:type="dxa"/>
+            </w:tcMar>
+          </w:tcPr>
+          <w:p>
+            <w:r>
+              <w:t>Like</w:t>
+            </w:r>
+          </w:p>
+        </w:tc>
+        <w:tc>
+          <w:tcPr>
+            <w:tcW w:type="dxa" w:w="7160"/>
+            <w:vAlign w:val="center"/>
+            <w:tcMar>
+              <w:top w:w="80" w:type="dxa"/>
+              <w:start w:w="120" w:type="dxa"/>
+              <w:bottom w:w="80" w:type="dxa"/>
+              <w:end w:w="120" w:type="dxa"/>
+            </w:tcMar>
+          </w:tcPr>
+          <w:p>
+            <w:r>
+              <w:t>Controla curtidas unicas por usuario e post.</w:t>
+            </w:r>
+          </w:p>
+        </w:tc>
+      </w:tr>
+      <w:tr>
+        <w:tc>
+          <w:tcPr>
+            <w:tcW w:type="dxa" w:w="2200"/>
+            <w:vAlign w:val="center"/>
+            <w:tcMar>
+              <w:top w:w="80" w:type="dxa"/>
+              <w:start w:w="120" w:type="dxa"/>
+              <w:bottom w:w="80" w:type="dxa"/>
+              <w:end w:w="120" w:type="dxa"/>
+            </w:tcMar>
+          </w:tcPr>
+          <w:p>
+            <w:r>
+              <w:t>Tag e PostTag</w:t>
+            </w:r>
+          </w:p>
+        </w:tc>
+        <w:tc>
+          <w:tcPr>
+            <w:tcW w:type="dxa" w:w="7160"/>
+            <w:vAlign w:val="center"/>
+            <w:tcMar>
+              <w:top w:w="80" w:type="dxa"/>
+              <w:start w:w="120" w:type="dxa"/>
+              <w:bottom w:w="80" w:type="dxa"/>
+              <w:end w:w="120" w:type="dxa"/>
+            </w:tcMar>
+          </w:tcPr>
+          <w:p>
+            <w:r>
+              <w:t>Permitem classificacao tematica e filtros por assunto.</w:t>
+            </w:r>
+          </w:p>
+        </w:tc>
+      </w:tr>
+      <w:tr>
+        <w:tc>
+          <w:tcPr>
+            <w:tcW w:type="dxa" w:w="2200"/>
+            <w:vAlign w:val="center"/>
+            <w:tcMar>
+              <w:top w:w="80" w:type="dxa"/>
+              <w:start w:w="120" w:type="dxa"/>
+              <w:bottom w:w="80" w:type="dxa"/>
+              <w:end w:w="120" w:type="dxa"/>
+            </w:tcMar>
+          </w:tcPr>
+          <w:p>
+            <w:r>
+              <w:t>StudyGroup e GroupMember</w:t>
+            </w:r>
+          </w:p>
+        </w:tc>
+        <w:tc>
+          <w:tcPr>
+            <w:tcW w:type="dxa" w:w="7160"/>
+            <w:vAlign w:val="center"/>
+            <w:tcMar>
+              <w:top w:w="80" w:type="dxa"/>
+              <w:start w:w="120" w:type="dxa"/>
+              <w:bottom w:w="80" w:type="dxa"/>
+              <w:end w:w="120" w:type="dxa"/>
+            </w:tcMar>
+          </w:tcPr>
+          <w:p>
+            <w:r>
+              <w:t>Organizam comunidades de estudo e participacao dos usuarios.</w:t>
+            </w:r>
+          </w:p>
+        </w:tc>
+      </w:tr>
+    </w:tbl>
+    <w:p/>
+    <w:p>
+      <w:pPr>
+        <w:pStyle w:val="Heading1"/>
+        <w:keepNext/>
+      </w:pPr>
+      <w:r>
+        <w:t>10. Endpoints principais da API</w:t>
+      </w:r>
+    </w:p>
+    <w:tbl>
+      <w:tblPr>
+        <w:tblStyle w:val="TableGrid"/>
+        <w:tblW w:type="dxa" w:w="9360"/>
+        <w:jc w:val="center"/>
+        <w:tblLayout w:type="fixed"/>
+        <w:tblLook w:firstColumn="1" w:firstRow="1" w:lastColumn="0" w:lastRow="0" w:noHBand="0" w:noVBand="1" w:val="04A0"/>
+        <w:tblInd w:w="120" w:type="dxa"/>
+      </w:tblPr>
+      <w:tblGrid>
+        <w:gridCol w:w="1500"/>
+        <w:gridCol w:w="3300"/>
+        <w:gridCol w:w="4560"/>
+      </w:tblGrid>
+      <w:tr>
+        <w:tc>
+          <w:tcPr>
+            <w:tcW w:type="dxa" w:w="1500"/>
+            <w:shd w:fill="F4F6F9"/>
+            <w:vAlign w:val="center"/>
+            <w:tcMar>
+              <w:top w:w="80" w:type="dxa"/>
+              <w:start w:w="120" w:type="dxa"/>
+              <w:bottom w:w="80" w:type="dxa"/>
+              <w:end w:w="120" w:type="dxa"/>
+            </w:tcMar>
+          </w:tcPr>
+          <w:p>
+            <w:r>
+              <w:rPr>
+                <w:b/>
+                <w:color w:val="1F4D78"/>
+              </w:rPr>
+              <w:t>Metodo</w:t>
+            </w:r>
+          </w:p>
+        </w:tc>
+        <w:tc>
+          <w:tcPr>
+            <w:tcW w:type="dxa" w:w="3300"/>
+            <w:shd w:fill="F4F6F9"/>
+            <w:vAlign w:val="center"/>
+            <w:tcMar>
+              <w:top w:w="80" w:type="dxa"/>
+              <w:start w:w="120" w:type="dxa"/>
+              <w:bottom w:w="80" w:type="dxa"/>
+              <w:end w:w="120" w:type="dxa"/>
+            </w:tcMar>
+          </w:tcPr>
+          <w:p>
+            <w:r>
+              <w:rPr>
+                <w:b/>
+                <w:color w:val="1F4D78"/>
+              </w:rPr>
+              <w:t>Rota</w:t>
+            </w:r>
+          </w:p>
+        </w:tc>
+        <w:tc>
+          <w:tcPr>
+            <w:tcW w:type="dxa" w:w="4560"/>
+            <w:shd w:fill="F4F6F9"/>
+            <w:vAlign w:val="center"/>
+            <w:tcMar>
+              <w:top w:w="80" w:type="dxa"/>
+              <w:start w:w="120" w:type="dxa"/>
+              <w:bottom w:w="80" w:type="dxa"/>
+              <w:end w:w="120" w:type="dxa"/>
+            </w:tcMar>
+          </w:tcPr>
+          <w:p>
+            <w:r>
+              <w:rPr>
+                <w:b/>
+                <w:color w:val="1F4D78"/>
+              </w:rPr>
+              <w:t>Finalidade</w:t>
+            </w:r>
+          </w:p>
+        </w:tc>
+      </w:tr>
+      <w:tr>
+        <w:tc>
+          <w:tcPr>
+            <w:tcW w:type="dxa" w:w="1500"/>
+            <w:vAlign w:val="center"/>
+            <w:tcMar>
+              <w:top w:w="80" w:type="dxa"/>
+              <w:start w:w="120" w:type="dxa"/>
+              <w:bottom w:w="80" w:type="dxa"/>
+              <w:end w:w="120" w:type="dxa"/>
+            </w:tcMar>
+          </w:tcPr>
+          <w:p>
+            <w:r>
+              <w:t>POST</w:t>
+            </w:r>
+          </w:p>
+        </w:tc>
+        <w:tc>
+          <w:tcPr>
+            <w:tcW w:type="dxa" w:w="3300"/>
+            <w:vAlign w:val="center"/>
+            <w:tcMar>
+              <w:top w:w="80" w:type="dxa"/>
+              <w:start w:w="120" w:type="dxa"/>
+              <w:bottom w:w="80" w:type="dxa"/>
+              <w:end w:w="120" w:type="dxa"/>
+            </w:tcMar>
+          </w:tcPr>
+          <w:p>
+            <w:r>
+              <w:t>/api/auth/register</w:t>
+            </w:r>
+          </w:p>
+        </w:tc>
+        <w:tc>
+          <w:tcPr>
+            <w:tcW w:type="dxa" w:w="4560"/>
+            <w:vAlign w:val="center"/>
+            <w:tcMar>
+              <w:top w:w="80" w:type="dxa"/>
+              <w:start w:w="120" w:type="dxa"/>
+              <w:bottom w:w="80" w:type="dxa"/>
+              <w:end w:w="120" w:type="dxa"/>
+            </w:tcMar>
+          </w:tcPr>
+          <w:p>
+            <w:r>
+              <w:t>Criar conta de usuario.</w:t>
+            </w:r>
+          </w:p>
+        </w:tc>
+      </w:tr>
+      <w:tr>
+        <w:tc>
+          <w:tcPr>
+            <w:tcW w:type="dxa" w:w="1500"/>
+            <w:vAlign w:val="center"/>
+            <w:tcMar>
+              <w:top w:w="80" w:type="dxa"/>
+              <w:start w:w="120" w:type="dxa"/>
+              <w:bottom w:w="80" w:type="dxa"/>
+              <w:end w:w="120" w:type="dxa"/>
+            </w:tcMar>
+          </w:tcPr>
+          <w:p>
+            <w:r>
+              <w:t>POST</w:t>
+            </w:r>
+          </w:p>
+        </w:tc>
+        <w:tc>
+          <w:tcPr>
+            <w:tcW w:type="dxa" w:w="3300"/>
+            <w:vAlign w:val="center"/>
+            <w:tcMar>
+              <w:top w:w="80" w:type="dxa"/>
+              <w:start w:w="120" w:type="dxa"/>
+              <w:bottom w:w="80" w:type="dxa"/>
+              <w:end w:w="120" w:type="dxa"/>
+            </w:tcMar>
+          </w:tcPr>
+          <w:p>
+            <w:r>
+              <w:t>/api/auth/login</w:t>
+            </w:r>
+          </w:p>
+        </w:tc>
+        <w:tc>
+          <w:tcPr>
+            <w:tcW w:type="dxa" w:w="4560"/>
+            <w:vAlign w:val="center"/>
+            <w:tcMar>
+              <w:top w:w="80" w:type="dxa"/>
+              <w:start w:w="120" w:type="dxa"/>
+              <w:bottom w:w="80" w:type="dxa"/>
+              <w:end w:w="120" w:type="dxa"/>
+            </w:tcMar>
+          </w:tcPr>
+          <w:p>
+            <w:r>
+              <w:t>Autenticar e retornar token JWT.</w:t>
+            </w:r>
+          </w:p>
+        </w:tc>
+      </w:tr>
+      <w:tr>
+        <w:tc>
+          <w:tcPr>
+            <w:tcW w:type="dxa" w:w="1500"/>
+            <w:vAlign w:val="center"/>
+            <w:tcMar>
+              <w:top w:w="80" w:type="dxa"/>
+              <w:start w:w="120" w:type="dxa"/>
+              <w:bottom w:w="80" w:type="dxa"/>
+              <w:end w:w="120" w:type="dxa"/>
+            </w:tcMar>
+          </w:tcPr>
+          <w:p>
+            <w:r>
+              <w:t>GET</w:t>
+            </w:r>
+          </w:p>
+        </w:tc>
+        <w:tc>
+          <w:tcPr>
+            <w:tcW w:type="dxa" w:w="3300"/>
+            <w:vAlign w:val="center"/>
+            <w:tcMar>
+              <w:top w:w="80" w:type="dxa"/>
+              <w:start w:w="120" w:type="dxa"/>
+              <w:bottom w:w="80" w:type="dxa"/>
+              <w:end w:w="120" w:type="dxa"/>
+            </w:tcMar>
+          </w:tcPr>
+          <w:p>
+            <w:r>
+              <w:t>/api/auth/me</w:t>
+            </w:r>
+          </w:p>
+        </w:tc>
+        <w:tc>
+          <w:tcPr>
+            <w:tcW w:type="dxa" w:w="4560"/>
+            <w:vAlign w:val="center"/>
+            <w:tcMar>
+              <w:top w:w="80" w:type="dxa"/>
+              <w:start w:w="120" w:type="dxa"/>
+              <w:bottom w:w="80" w:type="dxa"/>
+              <w:end w:w="120" w:type="dxa"/>
+            </w:tcMar>
+          </w:tcPr>
+          <w:p>
+            <w:r>
+              <w:t>Consultar usuario autenticado.</w:t>
+            </w:r>
+          </w:p>
+        </w:tc>
+      </w:tr>
+      <w:tr>
+        <w:tc>
+          <w:tcPr>
+            <w:tcW w:type="dxa" w:w="1500"/>
+            <w:vAlign w:val="center"/>
+            <w:tcMar>
+              <w:top w:w="80" w:type="dxa"/>
+              <w:start w:w="120" w:type="dxa"/>
+              <w:bottom w:w="80" w:type="dxa"/>
+              <w:end w:w="120" w:type="dxa"/>
+            </w:tcMar>
+          </w:tcPr>
+          <w:p>
+            <w:r>
+              <w:t>GET/POST</w:t>
+            </w:r>
+          </w:p>
+        </w:tc>
+        <w:tc>
+          <w:tcPr>
+            <w:tcW w:type="dxa" w:w="3300"/>
+            <w:vAlign w:val="center"/>
+            <w:tcMar>
+              <w:top w:w="80" w:type="dxa"/>
+              <w:start w:w="120" w:type="dxa"/>
+              <w:bottom w:w="80" w:type="dxa"/>
+              <w:end w:w="120" w:type="dxa"/>
+            </w:tcMar>
+          </w:tcPr>
+          <w:p>
+            <w:r>
+              <w:t>/api/posts</w:t>
+            </w:r>
+          </w:p>
+        </w:tc>
+        <w:tc>
+          <w:tcPr>
+            <w:tcW w:type="dxa" w:w="4560"/>
+            <w:vAlign w:val="center"/>
+            <w:tcMar>
+              <w:top w:w="80" w:type="dxa"/>
+              <w:start w:w="120" w:type="dxa"/>
+              <w:bottom w:w="80" w:type="dxa"/>
+              <w:end w:w="120" w:type="dxa"/>
+            </w:tcMar>
+          </w:tcPr>
+          <w:p>
+            <w:r>
+              <w:t>Listar feed ou criar publicacao.</w:t>
+            </w:r>
+          </w:p>
+        </w:tc>
+      </w:tr>
+      <w:tr>
+        <w:tc>
+          <w:tcPr>
+            <w:tcW w:type="dxa" w:w="1500"/>
+            <w:vAlign w:val="center"/>
+            <w:tcMar>
+              <w:top w:w="80" w:type="dxa"/>
+              <w:start w:w="120" w:type="dxa"/>
+              <w:bottom w:w="80" w:type="dxa"/>
+              <w:end w:w="120" w:type="dxa"/>
+            </w:tcMar>
+          </w:tcPr>
+          <w:p>
+            <w:r>
+              <w:t>PUT/DELETE</w:t>
+            </w:r>
+          </w:p>
+        </w:tc>
+        <w:tc>
+          <w:tcPr>
+            <w:tcW w:type="dxa" w:w="3300"/>
+            <w:vAlign w:val="center"/>
+            <w:tcMar>
+              <w:top w:w="80" w:type="dxa"/>
+              <w:start w:w="120" w:type="dxa"/>
+              <w:bottom w:w="80" w:type="dxa"/>
+              <w:end w:w="120" w:type="dxa"/>
+            </w:tcMar>
+          </w:tcPr>
+          <w:p>
+            <w:r>
+              <w:t>/api/posts/:id</w:t>
+            </w:r>
+          </w:p>
+        </w:tc>
+        <w:tc>
+          <w:tcPr>
+            <w:tcW w:type="dxa" w:w="4560"/>
+            <w:vAlign w:val="center"/>
+            <w:tcMar>
+              <w:top w:w="80" w:type="dxa"/>
+              <w:start w:w="120" w:type="dxa"/>
+              <w:bottom w:w="80" w:type="dxa"/>
+              <w:end w:w="120" w:type="dxa"/>
+            </w:tcMar>
+          </w:tcPr>
+          <w:p>
+            <w:r>
+              <w:t>Atualizar ou remover publicacao.</w:t>
+            </w:r>
+          </w:p>
+        </w:tc>
+      </w:tr>
+      <w:tr>
+        <w:tc>
+          <w:tcPr>
+            <w:tcW w:type="dxa" w:w="1500"/>
+            <w:vAlign w:val="center"/>
+            <w:tcMar>
+              <w:top w:w="80" w:type="dxa"/>
+              <w:start w:w="120" w:type="dxa"/>
+              <w:bottom w:w="80" w:type="dxa"/>
+              <w:end w:w="120" w:type="dxa"/>
+            </w:tcMar>
+          </w:tcPr>
+          <w:p>
+            <w:r>
+              <w:t>POST</w:t>
+            </w:r>
+          </w:p>
+        </w:tc>
+        <w:tc>
+          <w:tcPr>
+            <w:tcW w:type="dxa" w:w="3300"/>
+            <w:vAlign w:val="center"/>
+            <w:tcMar>
+              <w:top w:w="80" w:type="dxa"/>
+              <w:start w:w="120" w:type="dxa"/>
+              <w:bottom w:w="80" w:type="dxa"/>
+              <w:end w:w="120" w:type="dxa"/>
+            </w:tcMar>
+          </w:tcPr>
+          <w:p>
+            <w:r>
+              <w:t>/api/posts/:id/like</w:t>
+            </w:r>
+          </w:p>
+        </w:tc>
+        <w:tc>
+          <w:tcPr>
+            <w:tcW w:type="dxa" w:w="4560"/>
+            <w:vAlign w:val="center"/>
+            <w:tcMar>
+              <w:top w:w="80" w:type="dxa"/>
+              <w:start w:w="120" w:type="dxa"/>
+              <w:bottom w:w="80" w:type="dxa"/>
+              <w:end w:w="120" w:type="dxa"/>
+            </w:tcMar>
+          </w:tcPr>
+          <w:p>
+            <w:r>
+              <w:t>Alternar curtida/descurtida.</w:t>
+            </w:r>
+          </w:p>
+        </w:tc>
+      </w:tr>
+      <w:tr>
+        <w:tc>
+          <w:tcPr>
+            <w:tcW w:type="dxa" w:w="1500"/>
+            <w:vAlign w:val="center"/>
+            <w:tcMar>
+              <w:top w:w="80" w:type="dxa"/>
+              <w:start w:w="120" w:type="dxa"/>
+              <w:bottom w:w="80" w:type="dxa"/>
+              <w:end w:w="120" w:type="dxa"/>
+            </w:tcMar>
+          </w:tcPr>
+          <w:p>
+            <w:r>
+              <w:t>POST</w:t>
+            </w:r>
+          </w:p>
+        </w:tc>
+        <w:tc>
+          <w:tcPr>
+            <w:tcW w:type="dxa" w:w="3300"/>
+            <w:vAlign w:val="center"/>
+            <w:tcMar>
+              <w:top w:w="80" w:type="dxa"/>
+              <w:start w:w="120" w:type="dxa"/>
+              <w:bottom w:w="80" w:type="dxa"/>
+              <w:end w:w="120" w:type="dxa"/>
+            </w:tcMar>
+          </w:tcPr>
+          <w:p>
+            <w:r>
+              <w:t>/api/posts/:id/comments</w:t>
+            </w:r>
+          </w:p>
+        </w:tc>
+        <w:tc>
+          <w:tcPr>
+            <w:tcW w:type="dxa" w:w="4560"/>
+            <w:vAlign w:val="center"/>
+            <w:tcMar>
+              <w:top w:w="80" w:type="dxa"/>
+              <w:start w:w="120" w:type="dxa"/>
+              <w:bottom w:w="80" w:type="dxa"/>
+              <w:end w:w="120" w:type="dxa"/>
+            </w:tcMar>
+          </w:tcPr>
+          <w:p>
+            <w:r>
+              <w:t>Adicionar comentario.</w:t>
+            </w:r>
+          </w:p>
+        </w:tc>
+      </w:tr>
+      <w:tr>
+        <w:tc>
+          <w:tcPr>
+            <w:tcW w:type="dxa" w:w="1500"/>
+            <w:vAlign w:val="center"/>
+            <w:tcMar>
+              <w:top w:w="80" w:type="dxa"/>
+              <w:start w:w="120" w:type="dxa"/>
+              <w:bottom w:w="80" w:type="dxa"/>
+              <w:end w:w="120" w:type="dxa"/>
+            </w:tcMar>
+          </w:tcPr>
+          <w:p>
+            <w:r>
+              <w:t>PUT/DELETE</w:t>
+            </w:r>
+          </w:p>
+        </w:tc>
+        <w:tc>
+          <w:tcPr>
+            <w:tcW w:type="dxa" w:w="3300"/>
+            <w:vAlign w:val="center"/>
+            <w:tcMar>
+              <w:top w:w="80" w:type="dxa"/>
+              <w:start w:w="120" w:type="dxa"/>
+              <w:bottom w:w="80" w:type="dxa"/>
+              <w:end w:w="120" w:type="dxa"/>
+            </w:tcMar>
+          </w:tcPr>
+          <w:p>
+            <w:r>
+              <w:t>/api/posts/comments/:commentId</w:t>
+            </w:r>
+          </w:p>
+        </w:tc>
+        <w:tc>
+          <w:tcPr>
+            <w:tcW w:type="dxa" w:w="4560"/>
+            <w:vAlign w:val="center"/>
+            <w:tcMar>
+              <w:top w:w="80" w:type="dxa"/>
+              <w:start w:w="120" w:type="dxa"/>
+              <w:bottom w:w="80" w:type="dxa"/>
+              <w:end w:w="120" w:type="dxa"/>
+            </w:tcMar>
+          </w:tcPr>
+          <w:p>
+            <w:r>
+              <w:t>Atualizar ou remover comentario.</w:t>
+            </w:r>
+          </w:p>
+        </w:tc>
+      </w:tr>
+      <w:tr>
+        <w:tc>
+          <w:tcPr>
+            <w:tcW w:type="dxa" w:w="1500"/>
+            <w:vAlign w:val="center"/>
+            <w:tcMar>
+              <w:top w:w="80" w:type="dxa"/>
+              <w:start w:w="120" w:type="dxa"/>
+              <w:bottom w:w="80" w:type="dxa"/>
+              <w:end w:w="120" w:type="dxa"/>
+            </w:tcMar>
+          </w:tcPr>
+          <w:p>
+            <w:r>
+              <w:t>PUT</w:t>
+            </w:r>
+          </w:p>
+        </w:tc>
+        <w:tc>
+          <w:tcPr>
+            <w:tcW w:type="dxa" w:w="3300"/>
+            <w:vAlign w:val="center"/>
+            <w:tcMar>
+              <w:top w:w="80" w:type="dxa"/>
+              <w:start w:w="120" w:type="dxa"/>
+              <w:bottom w:w="80" w:type="dxa"/>
+              <w:end w:w="120" w:type="dxa"/>
+            </w:tcMar>
+          </w:tcPr>
+          <w:p>
+            <w:r>
+              <w:t>/api/users/me</w:t>
+            </w:r>
+          </w:p>
+        </w:tc>
+        <w:tc>
+          <w:tcPr>
+            <w:tcW w:type="dxa" w:w="4560"/>
+            <w:vAlign w:val="center"/>
+            <w:tcMar>
+              <w:top w:w="80" w:type="dxa"/>
+              <w:start w:w="120" w:type="dxa"/>
+              <w:bottom w:w="80" w:type="dxa"/>
+              <w:end w:w="120" w:type="dxa"/>
+            </w:tcMar>
+          </w:tcPr>
+          <w:p>
+            <w:r>
+              <w:t>Atualizar perfil, bio e avatar.</w:t>
+            </w:r>
+          </w:p>
+        </w:tc>
+      </w:tr>
+      <w:tr>
+        <w:tc>
+          <w:tcPr>
+            <w:tcW w:type="dxa" w:w="1500"/>
+            <w:vAlign w:val="center"/>
+            <w:tcMar>
+              <w:top w:w="80" w:type="dxa"/>
+              <w:start w:w="120" w:type="dxa"/>
+              <w:bottom w:w="80" w:type="dxa"/>
+              <w:end w:w="120" w:type="dxa"/>
+            </w:tcMar>
+          </w:tcPr>
+          <w:p>
+            <w:r>
+              <w:t>GET/POST</w:t>
+            </w:r>
+          </w:p>
+        </w:tc>
+        <w:tc>
+          <w:tcPr>
+            <w:tcW w:type="dxa" w:w="3300"/>
+            <w:vAlign w:val="center"/>
+            <w:tcMar>
+              <w:top w:w="80" w:type="dxa"/>
+              <w:start w:w="120" w:type="dxa"/>
+              <w:bottom w:w="80" w:type="dxa"/>
+              <w:end w:w="120" w:type="dxa"/>
+            </w:tcMar>
+          </w:tcPr>
+          <w:p>
+            <w:r>
+              <w:t>/api/groups e /api/groups/:id/join</w:t>
+            </w:r>
+          </w:p>
+        </w:tc>
+        <w:tc>
+          <w:tcPr>
+            <w:tcW w:type="dxa" w:w="4560"/>
+            <w:vAlign w:val="center"/>
+            <w:tcMar>
+              <w:top w:w="80" w:type="dxa"/>
+              <w:start w:w="120" w:type="dxa"/>
+              <w:bottom w:w="80" w:type="dxa"/>
+              <w:end w:w="120" w:type="dxa"/>
+            </w:tcMar>
+          </w:tcPr>
+          <w:p>
+            <w:r>
+              <w:t>Listar grupos e entrar/sair de um grupo.</w:t>
+            </w:r>
+          </w:p>
+        </w:tc>
+      </w:tr>
+      <w:tr>
+        <w:tc>
+          <w:tcPr>
+            <w:tcW w:type="dxa" w:w="1500"/>
+            <w:vAlign w:val="center"/>
+            <w:tcMar>
+              <w:top w:w="80" w:type="dxa"/>
+              <w:start w:w="120" w:type="dxa"/>
+              <w:bottom w:w="80" w:type="dxa"/>
+              <w:end w:w="120" w:type="dxa"/>
+            </w:tcMar>
+          </w:tcPr>
+          <w:p>
+            <w:r>
+              <w:t>GET</w:t>
+            </w:r>
+          </w:p>
+        </w:tc>
+        <w:tc>
+          <w:tcPr>
+            <w:tcW w:type="dxa" w:w="3300"/>
+            <w:vAlign w:val="center"/>
+            <w:tcMar>
+              <w:top w:w="80" w:type="dxa"/>
+              <w:start w:w="120" w:type="dxa"/>
+              <w:bottom w:w="80" w:type="dxa"/>
+              <w:end w:w="120" w:type="dxa"/>
+            </w:tcMar>
+          </w:tcPr>
+          <w:p>
+            <w:r>
+              <w:t>/api/admin/metrics</w:t>
+            </w:r>
+          </w:p>
+        </w:tc>
+        <w:tc>
+          <w:tcPr>
+            <w:tcW w:type="dxa" w:w="4560"/>
+            <w:vAlign w:val="center"/>
+            <w:tcMar>
+              <w:top w:w="80" w:type="dxa"/>
+              <w:start w:w="120" w:type="dxa"/>
+              <w:bottom w:w="80" w:type="dxa"/>
+              <w:end w:w="120" w:type="dxa"/>
+            </w:tcMar>
+          </w:tcPr>
+          <w:p>
+            <w:r>
+              <w:t>Consultar indicadores administrativos.</w:t>
+            </w:r>
+          </w:p>
+        </w:tc>
+      </w:tr>
+    </w:tbl>
+    <w:p/>
+    <w:p>
+      <w:pPr>
+        <w:pStyle w:val="Heading1"/>
+        <w:keepNext/>
+      </w:pPr>
+      <w:r>
+        <w:t>11. Inovacoes e diferenciais</w:t>
+      </w:r>
+    </w:p>
+    <w:p>
+      <w:r>
+        <w:t>O diferencial do Conecta+ esta em combinar recursos de rede social com foco especifico no contexto academico e comunitario. A solucao evita ser uma rede generica e enfatiza fluxos de aprendizagem, apoio, empregabilidade e reconhecimento positivo.</w:t>
+      </w:r>
+    </w:p>
+    <w:p>
+      <w:pPr>
+        <w:pStyle w:val="ListBullet"/>
+      </w:pPr>
+      <w:r>
+        <w:t>Ranking de colaboracao como incentivo para quem publica, comenta, recebe curtidas e participa de grupos.</w:t>
+      </w:r>
+    </w:p>
+    <w:p>
+      <w:pPr>
+        <w:pStyle w:val="ListBullet"/>
+      </w:pPr>
+      <w:r>
+        <w:t>Categorias e tags academicas que melhoram descoberta de conteudo.</w:t>
+      </w:r>
+    </w:p>
+    <w:p>
+      <w:pPr>
+        <w:pStyle w:val="ListBullet"/>
+      </w:pPr>
+      <w:r>
+        <w:t>Perfil personalizavel com avatar gerado ou foto enviada pelo estudante.</w:t>
+      </w:r>
+    </w:p>
+    <w:p>
+      <w:pPr>
+        <w:pStyle w:val="ListBullet"/>
+      </w:pPr>
+      <w:r>
+        <w:t>Conteudo gerenciavel pelo proprio usuario, incluindo edicao, exclusao e moderacao.</w:t>
+      </w:r>
+    </w:p>
+    <w:p>
+      <w:pPr>
+        <w:pStyle w:val="ListBullet"/>
+      </w:pPr>
+      <w:r>
+        <w:t>Modo comunidade com grupos de estudo para transformar interesse em organizacao.</w:t>
+      </w:r>
+    </w:p>
+    <w:p>
+      <w:pPr>
+        <w:pStyle w:val="ListBullet"/>
+      </w:pPr>
+      <w:r>
+        <w:t>Painel administrativo para acompanhar engajamento e saude da comunidade.</w:t>
+      </w:r>
+    </w:p>
+    <w:p>
+      <w:pPr>
+        <w:pStyle w:val="ListBullet"/>
+      </w:pPr>
+      <w:r>
+        <w:t>Pitch final com narracao e demonstracao real do produto.</w:t>
+      </w:r>
+    </w:p>
+    <w:p>
+      <w:pPr>
+        <w:pStyle w:val="Heading1"/>
+        <w:keepNext/>
+      </w:pPr>
+      <w:r>
+        <w:t>12. Execucao e aplicabilidade</w:t>
+      </w:r>
+    </w:p>
+    <w:p>
+      <w:r>
+        <w:t>A aplicacao pode ser executada localmente com npm e PostgreSQL ou por Docker Compose. O ambiente containerizado sobe banco, API e frontend, reduzindo dependencia de configuracao manual e facilitando a avaliacao por qualquer banca tecnica.</w:t>
+      </w:r>
+    </w:p>
+    <w:tbl>
+      <w:tblPr>
+        <w:tblStyle w:val="TableGrid"/>
+        <w:tblW w:type="dxa" w:w="9360"/>
+        <w:jc w:val="center"/>
+        <w:tblLayout w:type="fixed"/>
+        <w:tblLook w:firstColumn="1" w:firstRow="1" w:lastColumn="0" w:lastRow="0" w:noHBand="0" w:noVBand="1" w:val="04A0"/>
+        <w:tblInd w:w="120" w:type="dxa"/>
+      </w:tblPr>
+      <w:tblGrid>
+        <w:gridCol w:w="2600"/>
+        <w:gridCol w:w="6760"/>
+      </w:tblGrid>
+      <w:tr>
+        <w:tc>
+          <w:tcPr>
+            <w:tcW w:type="dxa" w:w="2600"/>
+            <w:shd w:fill="F4F6F9"/>
+            <w:vAlign w:val="center"/>
+            <w:tcMar>
+              <w:top w:w="80" w:type="dxa"/>
+              <w:start w:w="120" w:type="dxa"/>
+              <w:bottom w:w="80" w:type="dxa"/>
+              <w:end w:w="120" w:type="dxa"/>
+            </w:tcMar>
+          </w:tcPr>
+          <w:p>
+            <w:r>
+              <w:rPr>
+                <w:b/>
+                <w:color w:val="1F4D78"/>
+              </w:rPr>
+              <w:t>Recurso</w:t>
+            </w:r>
+          </w:p>
+        </w:tc>
+        <w:tc>
+          <w:tcPr>
+            <w:tcW w:type="dxa" w:w="6760"/>
+            <w:shd w:fill="F4F6F9"/>
+            <w:vAlign w:val="center"/>
+            <w:tcMar>
+              <w:top w:w="80" w:type="dxa"/>
+              <w:start w:w="120" w:type="dxa"/>
+              <w:bottom w:w="80" w:type="dxa"/>
+              <w:end w:w="120" w:type="dxa"/>
+            </w:tcMar>
+          </w:tcPr>
+          <w:p>
+            <w:r>
+              <w:rPr>
+                <w:b/>
+                <w:color w:val="1F4D78"/>
+              </w:rPr>
+              <w:t>Endereco ou comando</w:t>
+            </w:r>
+          </w:p>
+        </w:tc>
+      </w:tr>
+      <w:tr>
+        <w:tc>
+          <w:tcPr>
+            <w:tcW w:type="dxa" w:w="2600"/>
+            <w:vAlign w:val="center"/>
+            <w:tcMar>
+              <w:top w:w="80" w:type="dxa"/>
+              <w:start w:w="120" w:type="dxa"/>
+              <w:bottom w:w="80" w:type="dxa"/>
+              <w:end w:w="120" w:type="dxa"/>
+            </w:tcMar>
+          </w:tcPr>
+          <w:p>
+            <w:r>
+              <w:t>Docker completo</w:t>
+            </w:r>
+          </w:p>
+        </w:tc>
+        <w:tc>
+          <w:tcPr>
+            <w:tcW w:type="dxa" w:w="6760"/>
+            <w:vAlign w:val="center"/>
+            <w:tcMar>
+              <w:top w:w="80" w:type="dxa"/>
+              <w:start w:w="120" w:type="dxa"/>
+              <w:bottom w:w="80" w:type="dxa"/>
+              <w:end w:w="120" w:type="dxa"/>
+            </w:tcMar>
+          </w:tcPr>
+          <w:p>
+            <w:r>
+              <w:t>docker compose up --build</w:t>
+            </w:r>
+          </w:p>
+        </w:tc>
+      </w:tr>
+      <w:tr>
+        <w:tc>
+          <w:tcPr>
+            <w:tcW w:type="dxa" w:w="2600"/>
+            <w:vAlign w:val="center"/>
+            <w:tcMar>
+              <w:top w:w="80" w:type="dxa"/>
+              <w:start w:w="120" w:type="dxa"/>
+              <w:bottom w:w="80" w:type="dxa"/>
+              <w:end w:w="120" w:type="dxa"/>
+            </w:tcMar>
+          </w:tcPr>
+          <w:p>
+            <w:r>
+              <w:t>Frontend Docker</w:t>
+            </w:r>
+          </w:p>
+        </w:tc>
+        <w:tc>
+          <w:tcPr>
+            <w:tcW w:type="dxa" w:w="6760"/>
+            <w:vAlign w:val="center"/>
+            <w:tcMar>
+              <w:top w:w="80" w:type="dxa"/>
+              <w:start w:w="120" w:type="dxa"/>
+              <w:bottom w:w="80" w:type="dxa"/>
+              <w:end w:w="120" w:type="dxa"/>
+            </w:tcMar>
+          </w:tcPr>
+          <w:p>
+            <w:r>
+              <w:t>http://localhost:8081</w:t>
+            </w:r>
+          </w:p>
+        </w:tc>
+      </w:tr>
+      <w:tr>
+        <w:tc>
+          <w:tcPr>
+            <w:tcW w:type="dxa" w:w="2600"/>
+            <w:vAlign w:val="center"/>
+            <w:tcMar>
+              <w:top w:w="80" w:type="dxa"/>
+              <w:start w:w="120" w:type="dxa"/>
+              <w:bottom w:w="80" w:type="dxa"/>
+              <w:end w:w="120" w:type="dxa"/>
+            </w:tcMar>
+          </w:tcPr>
+          <w:p>
+            <w:r>
+              <w:t>API local</w:t>
+            </w:r>
+          </w:p>
+        </w:tc>
+        <w:tc>
+          <w:tcPr>
+            <w:tcW w:type="dxa" w:w="6760"/>
+            <w:vAlign w:val="center"/>
+            <w:tcMar>
+              <w:top w:w="80" w:type="dxa"/>
+              <w:start w:w="120" w:type="dxa"/>
+              <w:bottom w:w="80" w:type="dxa"/>
+              <w:end w:w="120" w:type="dxa"/>
+            </w:tcMar>
+          </w:tcPr>
+          <w:p>
+            <w:r>
+              <w:t>http://localhost:3333/api</w:t>
+            </w:r>
+          </w:p>
+        </w:tc>
+      </w:tr>
+      <w:tr>
+        <w:tc>
+          <w:tcPr>
+            <w:tcW w:type="dxa" w:w="2600"/>
+            <w:vAlign w:val="center"/>
+            <w:tcMar>
+              <w:top w:w="80" w:type="dxa"/>
+              <w:start w:w="120" w:type="dxa"/>
+              <w:bottom w:w="80" w:type="dxa"/>
+              <w:end w:w="120" w:type="dxa"/>
+            </w:tcMar>
+          </w:tcPr>
+          <w:p>
+            <w:r>
+              <w:t>Swagger</w:t>
+            </w:r>
+          </w:p>
+        </w:tc>
+        <w:tc>
+          <w:tcPr>
+            <w:tcW w:type="dxa" w:w="6760"/>
+            <w:vAlign w:val="center"/>
+            <w:tcMar>
+              <w:top w:w="80" w:type="dxa"/>
+              <w:start w:w="120" w:type="dxa"/>
+              <w:bottom w:w="80" w:type="dxa"/>
+              <w:end w:w="120" w:type="dxa"/>
+            </w:tcMar>
+          </w:tcPr>
+          <w:p>
+            <w:r>
+              <w:t>http://localhost:3333/docs</w:t>
+            </w:r>
+          </w:p>
+        </w:tc>
+      </w:tr>
+      <w:tr>
+        <w:tc>
+          <w:tcPr>
+            <w:tcW w:type="dxa" w:w="2600"/>
+            <w:vAlign w:val="center"/>
+            <w:tcMar>
+              <w:top w:w="80" w:type="dxa"/>
+              <w:start w:w="120" w:type="dxa"/>
+              <w:bottom w:w="80" w:type="dxa"/>
+              <w:end w:w="120" w:type="dxa"/>
+            </w:tcMar>
+          </w:tcPr>
+          <w:p>
+            <w:r>
+              <w:t>Administrador</w:t>
+            </w:r>
+          </w:p>
+        </w:tc>
+        <w:tc>
+          <w:tcPr>
+            <w:tcW w:type="dxa" w:w="6760"/>
+            <w:vAlign w:val="center"/>
+            <w:tcMar>
+              <w:top w:w="80" w:type="dxa"/>
+              <w:start w:w="120" w:type="dxa"/>
+              <w:bottom w:w="80" w:type="dxa"/>
+              <w:end w:w="120" w:type="dxa"/>
+            </w:tcMar>
+          </w:tcPr>
+          <w:p>
+            <w:r>
+              <w:t>admin@conectamais.edu / Conecta@123</w:t>
+            </w:r>
+          </w:p>
+        </w:tc>
+      </w:tr>
+      <w:tr>
+        <w:tc>
+          <w:tcPr>
+            <w:tcW w:type="dxa" w:w="2600"/>
+            <w:vAlign w:val="center"/>
+            <w:tcMar>
+              <w:top w:w="80" w:type="dxa"/>
+              <w:start w:w="120" w:type="dxa"/>
+              <w:bottom w:w="80" w:type="dxa"/>
+              <w:end w:w="120" w:type="dxa"/>
+            </w:tcMar>
+          </w:tcPr>
+          <w:p>
+            <w:r>
+              <w:t>Usuario comum</w:t>
+            </w:r>
+          </w:p>
+        </w:tc>
+        <w:tc>
+          <w:tcPr>
+            <w:tcW w:type="dxa" w:w="6760"/>
+            <w:vAlign w:val="center"/>
+            <w:tcMar>
+              <w:top w:w="80" w:type="dxa"/>
+              <w:start w:w="120" w:type="dxa"/>
+              <w:bottom w:w="80" w:type="dxa"/>
+              <w:end w:w="120" w:type="dxa"/>
+            </w:tcMar>
+          </w:tcPr>
+          <w:p>
+            <w:r>
+              <w:t>ana@conectamais.edu / Conecta@123</w:t>
+            </w:r>
+          </w:p>
+        </w:tc>
+      </w:tr>
+    </w:tbl>
+    <w:p/>
+    <w:p>
+      <w:pPr>
+        <w:pStyle w:val="Heading1"/>
+        <w:keepNext/>
+      </w:pPr>
+      <w:r>
+        <w:t>13. Validacao tecnica</w:t>
+      </w:r>
+    </w:p>
+    <w:p>
+      <w:r>
+        <w:t>A versao final foi validada com comandos de qualidade, build de producao, testes automatizados, execucao em Docker e checagem dos links publicos da entrega. O Docker Compose foi iniciado com build e os servicos web, API e banco ficaram ativos. A API respondeu ao health check, o frontend retornou status 200 e o Swagger ficou acessivel.</w:t>
+      </w:r>
+    </w:p>
+    <w:tbl>
+      <w:tblPr>
+        <w:tblStyle w:val="TableGrid"/>
+        <w:tblW w:type="dxa" w:w="9360"/>
+        <w:jc w:val="center"/>
+        <w:tblLayout w:type="fixed"/>
+        <w:tblLook w:firstColumn="1" w:firstRow="1" w:lastColumn="0" w:lastRow="0" w:noHBand="0" w:noVBand="1" w:val="04A0"/>
+        <w:tblInd w:w="120" w:type="dxa"/>
+      </w:tblPr>
+      <w:tblGrid>
+        <w:gridCol w:w="3000"/>
+        <w:gridCol w:w="6360"/>
+      </w:tblGrid>
+      <w:tr>
+        <w:tc>
+          <w:tcPr>
+            <w:tcW w:type="dxa" w:w="3000"/>
+            <w:shd w:fill="F4F6F9"/>
+            <w:vAlign w:val="center"/>
+            <w:tcMar>
+              <w:top w:w="80" w:type="dxa"/>
+              <w:start w:w="120" w:type="dxa"/>
+              <w:bottom w:w="80" w:type="dxa"/>
+              <w:end w:w="120" w:type="dxa"/>
+            </w:tcMar>
+          </w:tcPr>
+          <w:p>
+            <w:r>
+              <w:rPr>
+                <w:b/>
+                <w:color w:val="1F4D78"/>
+              </w:rPr>
+              <w:t>Validacao</w:t>
+            </w:r>
+          </w:p>
+        </w:tc>
+        <w:tc>
+          <w:tcPr>
+            <w:tcW w:type="dxa" w:w="6360"/>
+            <w:shd w:fill="F4F6F9"/>
+            <w:vAlign w:val="center"/>
+            <w:tcMar>
+              <w:top w:w="80" w:type="dxa"/>
+              <w:start w:w="120" w:type="dxa"/>
+              <w:bottom w:w="80" w:type="dxa"/>
+              <w:end w:w="120" w:type="dxa"/>
+            </w:tcMar>
+          </w:tcPr>
+          <w:p>
+            <w:r>
+              <w:rPr>
+                <w:b/>
+                <w:color w:val="1F4D78"/>
               </w:rPr>
               <w:t>Resultado</w:t>
             </w:r>
@@ -665,58 +2729,35 @@
       <w:tr>
         <w:tc>
           <w:tcPr>
-            <w:tcW w:type="dxa" w:w="1800"/>
+            <w:tcW w:type="dxa" w:w="3000"/>
             <w:vAlign w:val="center"/>
+            <w:tcMar>
+              <w:top w:w="80" w:type="dxa"/>
+              <w:start w:w="120" w:type="dxa"/>
+              <w:bottom w:w="80" w:type="dxa"/>
+              <w:end w:w="120" w:type="dxa"/>
+            </w:tcMar>
           </w:tcPr>
           <w:p>
-            <w:pPr>
-              <w:spacing w:after="0" w:line="276" w:lineRule="auto"/>
-            </w:pPr>
-            <w:r/>
             <w:r>
-              <w:rPr>
-                <w:rFonts w:ascii="Calibri" w:hAnsi="Calibri"/>
-                <w:b w:val="0"/>
-              </w:rPr>
-              <w:t>Levantamento</w:t>
+              <w:t>npm run lint</w:t>
             </w:r>
           </w:p>
         </w:tc>
         <w:tc>
           <w:tcPr>
-            <w:tcW w:type="dxa" w:w="4320"/>
+            <w:tcW w:type="dxa" w:w="6360"/>
             <w:vAlign w:val="center"/>
+            <w:tcMar>
+              <w:top w:w="80" w:type="dxa"/>
+              <w:start w:w="120" w:type="dxa"/>
+              <w:bottom w:w="80" w:type="dxa"/>
+              <w:end w:w="120" w:type="dxa"/>
+            </w:tcMar>
           </w:tcPr>
           <w:p>
-            <w:pPr>
-              <w:spacing w:after="0" w:line="276" w:lineRule="auto"/>
-            </w:pPr>
-            <w:r/>
             <w:r>
-              <w:rPr>
-                <w:rFonts w:ascii="Calibri" w:hAnsi="Calibri"/>
-                <w:b w:val="0"/>
-              </w:rPr>
-              <w:t>Analise dos requisitos obrigatorios e extras de impacto.</w:t>
-            </w:r>
-          </w:p>
-        </w:tc>
-        <w:tc>
-          <w:tcPr>
-            <w:tcW w:type="dxa" w:w="3240"/>
-            <w:vAlign w:val="center"/>
-          </w:tcPr>
-          <w:p>
-            <w:pPr>
-              <w:spacing w:after="0" w:line="276" w:lineRule="auto"/>
-            </w:pPr>
-            <w:r/>
-            <w:r>
-              <w:rPr>
-                <w:rFonts w:ascii="Calibri" w:hAnsi="Calibri"/>
-                <w:b w:val="0"/>
-              </w:rPr>
-              <w:t>Escopo funcional definido.</w:t>
+              <w:t>Executado com sucesso para API e frontend.</w:t>
             </w:r>
           </w:p>
         </w:tc>
@@ -724,58 +2765,35 @@
       <w:tr>
         <w:tc>
           <w:tcPr>
-            <w:tcW w:type="dxa" w:w="1800"/>
+            <w:tcW w:type="dxa" w:w="3000"/>
             <w:vAlign w:val="center"/>
+            <w:tcMar>
+              <w:top w:w="80" w:type="dxa"/>
+              <w:start w:w="120" w:type="dxa"/>
+              <w:bottom w:w="80" w:type="dxa"/>
+              <w:end w:w="120" w:type="dxa"/>
+            </w:tcMar>
           </w:tcPr>
           <w:p>
-            <w:pPr>
-              <w:spacing w:after="0" w:line="276" w:lineRule="auto"/>
-            </w:pPr>
-            <w:r/>
             <w:r>
-              <w:rPr>
-                <w:rFonts w:ascii="Calibri" w:hAnsi="Calibri"/>
-                <w:b w:val="0"/>
-              </w:rPr>
-              <w:t>Modelagem</w:t>
+              <w:t>npm run test</w:t>
             </w:r>
           </w:p>
         </w:tc>
         <w:tc>
           <w:tcPr>
-            <w:tcW w:type="dxa" w:w="4320"/>
+            <w:tcW w:type="dxa" w:w="6360"/>
             <w:vAlign w:val="center"/>
+            <w:tcMar>
+              <w:top w:w="80" w:type="dxa"/>
+              <w:start w:w="120" w:type="dxa"/>
+              <w:bottom w:w="80" w:type="dxa"/>
+              <w:end w:w="120" w:type="dxa"/>
+            </w:tcMar>
           </w:tcPr>
           <w:p>
-            <w:pPr>
-              <w:spacing w:after="0" w:line="276" w:lineRule="auto"/>
-            </w:pPr>
-            <w:r/>
             <w:r>
-              <w:rPr>
-                <w:rFonts w:ascii="Calibri" w:hAnsi="Calibri"/>
-                <w:b w:val="0"/>
-              </w:rPr>
-              <w:t>Definicao das entidades User, Post, Tag, Comment, Like e StudyGroup.</w:t>
-            </w:r>
-          </w:p>
-        </w:tc>
-        <w:tc>
-          <w:tcPr>
-            <w:tcW w:type="dxa" w:w="3240"/>
-            <w:vAlign w:val="center"/>
-          </w:tcPr>
-          <w:p>
-            <w:pPr>
-              <w:spacing w:after="0" w:line="276" w:lineRule="auto"/>
-            </w:pPr>
-            <w:r/>
-            <w:r>
-              <w:rPr>
-                <w:rFonts w:ascii="Calibri" w:hAnsi="Calibri"/>
-                <w:b w:val="0"/>
-              </w:rPr>
-              <w:t>Schema Prisma relacional.</w:t>
+              <w:t>Executado com sucesso: testes de API e frontend aprovados.</w:t>
             </w:r>
           </w:p>
         </w:tc>
@@ -783,58 +2801,35 @@
       <w:tr>
         <w:tc>
           <w:tcPr>
-            <w:tcW w:type="dxa" w:w="1800"/>
+            <w:tcW w:type="dxa" w:w="3000"/>
             <w:vAlign w:val="center"/>
+            <w:tcMar>
+              <w:top w:w="80" w:type="dxa"/>
+              <w:start w:w="120" w:type="dxa"/>
+              <w:bottom w:w="80" w:type="dxa"/>
+              <w:end w:w="120" w:type="dxa"/>
+            </w:tcMar>
           </w:tcPr>
           <w:p>
-            <w:pPr>
-              <w:spacing w:after="0" w:line="276" w:lineRule="auto"/>
-            </w:pPr>
-            <w:r/>
             <w:r>
-              <w:rPr>
-                <w:rFonts w:ascii="Calibri" w:hAnsi="Calibri"/>
-                <w:b w:val="0"/>
-              </w:rPr>
-              <w:t>Backend</w:t>
+              <w:t>npm run build</w:t>
             </w:r>
           </w:p>
         </w:tc>
         <w:tc>
           <w:tcPr>
-            <w:tcW w:type="dxa" w:w="4320"/>
+            <w:tcW w:type="dxa" w:w="6360"/>
             <w:vAlign w:val="center"/>
+            <w:tcMar>
+              <w:top w:w="80" w:type="dxa"/>
+              <w:start w:w="120" w:type="dxa"/>
+              <w:bottom w:w="80" w:type="dxa"/>
+              <w:end w:w="120" w:type="dxa"/>
+            </w:tcMar>
           </w:tcPr>
           <w:p>
-            <w:pPr>
-              <w:spacing w:after="0" w:line="276" w:lineRule="auto"/>
-            </w:pPr>
-            <w:r/>
             <w:r>
-              <w:rPr>
-                <w:rFonts w:ascii="Calibri" w:hAnsi="Calibri"/>
-                <w:b w:val="0"/>
-              </w:rPr>
-              <w:t>Criacao da API em camadas com validacao e autenticacao.</w:t>
-            </w:r>
-          </w:p>
-        </w:tc>
-        <w:tc>
-          <w:tcPr>
-            <w:tcW w:type="dxa" w:w="3240"/>
-            <w:vAlign w:val="center"/>
-          </w:tcPr>
-          <w:p>
-            <w:pPr>
-              <w:spacing w:after="0" w:line="276" w:lineRule="auto"/>
-            </w:pPr>
-            <w:r/>
-            <w:r>
-              <w:rPr>
-                <w:rFonts w:ascii="Calibri" w:hAnsi="Calibri"/>
-                <w:b w:val="0"/>
-              </w:rPr>
-              <w:t>Endpoints REST e Swagger.</w:t>
+              <w:t>Executado com sucesso: backend TypeScript e frontend Vue compilados.</w:t>
             </w:r>
           </w:p>
         </w:tc>
@@ -842,58 +2837,35 @@
       <w:tr>
         <w:tc>
           <w:tcPr>
-            <w:tcW w:type="dxa" w:w="1800"/>
+            <w:tcW w:type="dxa" w:w="3000"/>
             <w:vAlign w:val="center"/>
+            <w:tcMar>
+              <w:top w:w="80" w:type="dxa"/>
+              <w:start w:w="120" w:type="dxa"/>
+              <w:bottom w:w="80" w:type="dxa"/>
+              <w:end w:w="120" w:type="dxa"/>
+            </w:tcMar>
           </w:tcPr>
           <w:p>
-            <w:pPr>
-              <w:spacing w:after="0" w:line="276" w:lineRule="auto"/>
-            </w:pPr>
-            <w:r/>
             <w:r>
-              <w:rPr>
-                <w:rFonts w:ascii="Calibri" w:hAnsi="Calibri"/>
-                <w:b w:val="0"/>
-              </w:rPr>
-              <w:t>Frontend</w:t>
+              <w:t>docker compose up --build -d</w:t>
             </w:r>
           </w:p>
         </w:tc>
         <w:tc>
           <w:tcPr>
-            <w:tcW w:type="dxa" w:w="4320"/>
+            <w:tcW w:type="dxa" w:w="6360"/>
             <w:vAlign w:val="center"/>
+            <w:tcMar>
+              <w:top w:w="80" w:type="dxa"/>
+              <w:start w:w="120" w:type="dxa"/>
+              <w:bottom w:w="80" w:type="dxa"/>
+              <w:end w:w="120" w:type="dxa"/>
+            </w:tcMar>
           </w:tcPr>
           <w:p>
-            <w:pPr>
-              <w:spacing w:after="0" w:line="276" w:lineRule="auto"/>
-            </w:pPr>
-            <w:r/>
             <w:r>
-              <w:rPr>
-                <w:rFonts w:ascii="Calibri" w:hAnsi="Calibri"/>
-                <w:b w:val="0"/>
-              </w:rPr>
-              <w:t>Construcao das telas principais com Vue e PrimeVue.</w:t>
-            </w:r>
-          </w:p>
-        </w:tc>
-        <w:tc>
-          <w:tcPr>
-            <w:tcW w:type="dxa" w:w="3240"/>
-            <w:vAlign w:val="center"/>
-          </w:tcPr>
-          <w:p>
-            <w:pPr>
-              <w:spacing w:after="0" w:line="276" w:lineRule="auto"/>
-            </w:pPr>
-            <w:r/>
-            <w:r>
-              <w:rPr>
-                <w:rFonts w:ascii="Calibri" w:hAnsi="Calibri"/>
-                <w:b w:val="0"/>
-              </w:rPr>
-              <w:t>Produto responsivo com dark mode.</w:t>
+              <w:t>Executado com sucesso apos ativacao do Docker Desktop.</w:t>
             </w:r>
           </w:p>
         </w:tc>
@@ -901,155 +2873,35 @@
       <w:tr>
         <w:tc>
           <w:tcPr>
-            <w:tcW w:type="dxa" w:w="1800"/>
+            <w:tcW w:type="dxa" w:w="3000"/>
             <w:vAlign w:val="center"/>
+            <w:tcMar>
+              <w:top w:w="80" w:type="dxa"/>
+              <w:start w:w="120" w:type="dxa"/>
+              <w:bottom w:w="80" w:type="dxa"/>
+              <w:end w:w="120" w:type="dxa"/>
+            </w:tcMar>
           </w:tcPr>
           <w:p>
-            <w:pPr>
-              <w:spacing w:after="0" w:line="276" w:lineRule="auto"/>
-            </w:pPr>
-            <w:r/>
             <w:r>
-              <w:rPr>
-                <w:rFonts w:ascii="Calibri" w:hAnsi="Calibri"/>
-                <w:b w:val="0"/>
-              </w:rPr>
-              <w:t>Validacao</w:t>
+              <w:t>Health check</w:t>
             </w:r>
           </w:p>
         </w:tc>
         <w:tc>
           <w:tcPr>
-            <w:tcW w:type="dxa" w:w="4320"/>
+            <w:tcW w:type="dxa" w:w="6360"/>
             <w:vAlign w:val="center"/>
+            <w:tcMar>
+              <w:top w:w="80" w:type="dxa"/>
+              <w:start w:w="120" w:type="dxa"/>
+              <w:bottom w:w="80" w:type="dxa"/>
+              <w:end w:w="120" w:type="dxa"/>
+            </w:tcMar>
           </w:tcPr>
           <w:p>
-            <w:pPr>
-              <w:spacing w:after="0" w:line="276" w:lineRule="auto"/>
-            </w:pPr>
-            <w:r/>
             <w:r>
-              <w:rPr>
-                <w:rFonts w:ascii="Calibri" w:hAnsi="Calibri"/>
-                <w:b w:val="0"/>
-              </w:rPr>
-              <w:t>Execucao de lint e build nos workspaces.</w:t>
-            </w:r>
-          </w:p>
-        </w:tc>
-        <w:tc>
-          <w:tcPr>
-            <w:tcW w:type="dxa" w:w="3240"/>
-            <w:vAlign w:val="center"/>
-          </w:tcPr>
-          <w:p>
-            <w:pPr>
-              <w:spacing w:after="0" w:line="276" w:lineRule="auto"/>
-            </w:pPr>
-            <w:r/>
-            <w:r>
-              <w:rPr>
-                <w:rFonts w:ascii="Calibri" w:hAnsi="Calibri"/>
-                <w:b w:val="0"/>
-              </w:rPr>
-              <w:t>Entrega compilavel e organizada.</w:t>
-            </w:r>
-          </w:p>
-        </w:tc>
-      </w:tr>
-    </w:tbl>
-    <w:p>
-      <w:pPr>
-        <w:spacing w:after="80"/>
-      </w:pPr>
-    </w:p>
-    <w:p>
-      <w:pPr>
-        <w:pStyle w:val="Heading1"/>
-      </w:pPr>
-      <w:r>
-        <w:rPr>
-          <w:rFonts w:ascii="Calibri" w:hAnsi="Calibri"/>
-          <w:b w:val="0"/>
-          <w:i w:val="0"/>
-        </w:rPr>
-        <w:t>5. Tecnologias utilizadas</w:t>
-      </w:r>
-    </w:p>
-    <w:tbl>
-      <w:tblPr>
-        <w:tblStyle w:val="TableGrid"/>
-        <w:tblW w:type="auto" w:w="0"/>
-        <w:jc w:val="left"/>
-        <w:tblLayout w:type="fixed"/>
-        <w:tblLook w:firstColumn="1" w:firstRow="1" w:lastColumn="0" w:lastRow="0" w:noHBand="0" w:noVBand="1" w:val="04A0"/>
-      </w:tblPr>
-      <w:tblGrid>
-        <w:gridCol w:w="1800"/>
-        <w:gridCol w:w="4104"/>
-        <w:gridCol w:w="3456"/>
-      </w:tblGrid>
-      <w:tr>
-        <w:tc>
-          <w:tcPr>
-            <w:tcW w:type="dxa" w:w="3120"/>
-            <w:vAlign w:val="center"/>
-            <w:shd w:fill="E8EEF5"/>
-          </w:tcPr>
-          <w:p>
-            <w:pPr>
-              <w:spacing w:after="0" w:line="276" w:lineRule="auto"/>
-            </w:pPr>
-            <w:r/>
-            <w:r>
-              <w:rPr>
-                <w:rFonts w:ascii="Calibri" w:hAnsi="Calibri"/>
-                <w:b/>
-                <w:color w:val="132238"/>
-              </w:rPr>
-              <w:t>Camada</w:t>
-            </w:r>
-          </w:p>
-        </w:tc>
-        <w:tc>
-          <w:tcPr>
-            <w:tcW w:type="dxa" w:w="3120"/>
-            <w:vAlign w:val="center"/>
-            <w:shd w:fill="E8EEF5"/>
-          </w:tcPr>
-          <w:p>
-            <w:pPr>
-              <w:spacing w:after="0" w:line="276" w:lineRule="auto"/>
-            </w:pPr>
-            <w:r/>
-            <w:r>
-              <w:rPr>
-                <w:rFonts w:ascii="Calibri" w:hAnsi="Calibri"/>
-                <w:b/>
-                <w:color w:val="132238"/>
-              </w:rPr>
-              <w:t>Tecnologias</w:t>
-            </w:r>
-          </w:p>
-        </w:tc>
-        <w:tc>
-          <w:tcPr>
-            <w:tcW w:type="dxa" w:w="3120"/>
-            <w:vAlign w:val="center"/>
-            <w:shd w:fill="E8EEF5"/>
-          </w:tcPr>
-          <w:p>
-            <w:pPr>
-              <w:spacing w:after="0" w:line="276" w:lineRule="auto"/>
-            </w:pPr>
-            <w:r/>
-            <w:r>
-              <w:rPr>
-                <w:rFonts w:ascii="Calibri" w:hAnsi="Calibri"/>
-                <w:b/>
-                <w:color w:val="132238"/>
-              </w:rPr>
-              <w:t>Finalidade</w:t>
+              <w:t>http://localhost:3333/api/health retornou status ok.</w:t>
             </w:r>
           </w:p>
         </w:tc>
@@ -1057,58 +2909,35 @@
       <w:tr>
         <w:tc>
           <w:tcPr>
-            <w:tcW w:type="dxa" w:w="1800"/>
+            <w:tcW w:type="dxa" w:w="3000"/>
             <w:vAlign w:val="center"/>
+            <w:tcMar>
+              <w:top w:w="80" w:type="dxa"/>
+              <w:start w:w="120" w:type="dxa"/>
+              <w:bottom w:w="80" w:type="dxa"/>
+              <w:end w:w="120" w:type="dxa"/>
+            </w:tcMar>
           </w:tcPr>
           <w:p>
-            <w:pPr>
-              <w:spacing w:after="0" w:line="276" w:lineRule="auto"/>
-            </w:pPr>
-            <w:r/>
             <w:r>
-              <w:rPr>
-                <w:rFonts w:ascii="Calibri" w:hAnsi="Calibri"/>
-                <w:b w:val="0"/>
-              </w:rPr>
-              <w:t>Frontend</w:t>
+              <w:t>Pitch publico</w:t>
             </w:r>
           </w:p>
         </w:tc>
         <w:tc>
           <w:tcPr>
-            <w:tcW w:type="dxa" w:w="4104"/>
+            <w:tcW w:type="dxa" w:w="6360"/>
             <w:vAlign w:val="center"/>
+            <w:tcMar>
+              <w:top w:w="80" w:type="dxa"/>
+              <w:start w:w="120" w:type="dxa"/>
+              <w:bottom w:w="80" w:type="dxa"/>
+              <w:end w:w="120" w:type="dxa"/>
+            </w:tcMar>
           </w:tcPr>
           <w:p>
-            <w:pPr>
-              <w:spacing w:after="0" w:line="276" w:lineRule="auto"/>
-            </w:pPr>
-            <w:r/>
             <w:r>
-              <w:rPr>
-                <w:rFonts w:ascii="Calibri" w:hAnsi="Calibri"/>
-                <w:b w:val="0"/>
-              </w:rPr>
-              <w:t>Vue 3, TypeScript, PrimeVue, Tailwind CSS, Pinia, Vue Router</w:t>
-            </w:r>
-          </w:p>
-        </w:tc>
-        <w:tc>
-          <w:tcPr>
-            <w:tcW w:type="dxa" w:w="3456"/>
-            <w:vAlign w:val="center"/>
-          </w:tcPr>
-          <w:p>
-            <w:pPr>
-              <w:spacing w:after="0" w:line="276" w:lineRule="auto"/>
-            </w:pPr>
-            <w:r/>
-            <w:r>
-              <w:rPr>
-                <w:rFonts w:ascii="Calibri" w:hAnsi="Calibri"/>
-                <w:b w:val="0"/>
-              </w:rPr>
-              <w:t>Interface, estado global, rotas e experiencia responsiva.</w:t>
+              <w:t>Link do GitHub respondeu status 200 sem login.</w:t>
             </w:r>
           </w:p>
         </w:tc>
@@ -1116,58 +2945,105 @@
       <w:tr>
         <w:tc>
           <w:tcPr>
-            <w:tcW w:type="dxa" w:w="1800"/>
+            <w:tcW w:type="dxa" w:w="3000"/>
             <w:vAlign w:val="center"/>
+            <w:tcMar>
+              <w:top w:w="80" w:type="dxa"/>
+              <w:start w:w="120" w:type="dxa"/>
+              <w:bottom w:w="80" w:type="dxa"/>
+              <w:end w:w="120" w:type="dxa"/>
+            </w:tcMar>
           </w:tcPr>
           <w:p>
-            <w:pPr>
-              <w:spacing w:after="0" w:line="276" w:lineRule="auto"/>
-            </w:pPr>
-            <w:r/>
             <w:r>
-              <w:rPr>
-                <w:rFonts w:ascii="Calibri" w:hAnsi="Calibri"/>
-                <w:b w:val="0"/>
-              </w:rPr>
-              <w:t>Backend</w:t>
+              <w:t>ZIP final</w:t>
             </w:r>
           </w:p>
         </w:tc>
         <w:tc>
           <w:tcPr>
-            <w:tcW w:type="dxa" w:w="4104"/>
+            <w:tcW w:type="dxa" w:w="6360"/>
             <w:vAlign w:val="center"/>
+            <w:tcMar>
+              <w:top w:w="80" w:type="dxa"/>
+              <w:start w:w="120" w:type="dxa"/>
+              <w:bottom w:w="80" w:type="dxa"/>
+              <w:end w:w="120" w:type="dxa"/>
+            </w:tcMar>
           </w:tcPr>
           <w:p>
-            <w:pPr>
-              <w:spacing w:after="0" w:line="276" w:lineRule="auto"/>
-            </w:pPr>
-            <w:r/>
+            <w:r>
+              <w:t>Gerado por git archive a partir do commit final publicado no GitHub.</w:t>
+            </w:r>
+          </w:p>
+        </w:tc>
+      </w:tr>
+    </w:tbl>
+    <w:p/>
+    <w:p>
+      <w:pPr>
+        <w:pStyle w:val="Heading1"/>
+        <w:keepNext/>
+      </w:pPr>
+      <w:r>
+        <w:t>14. Materiais de entrega</w:t>
+      </w:r>
+    </w:p>
+    <w:tbl>
+      <w:tblPr>
+        <w:tblStyle w:val="TableGrid"/>
+        <w:tblW w:type="dxa" w:w="9360"/>
+        <w:jc w:val="center"/>
+        <w:tblLayout w:type="fixed"/>
+        <w:tblLook w:firstColumn="1" w:firstRow="1" w:lastColumn="0" w:lastRow="0" w:noHBand="0" w:noVBand="1" w:val="04A0"/>
+        <w:tblInd w:w="120" w:type="dxa"/>
+      </w:tblPr>
+      <w:tblGrid>
+        <w:gridCol w:w="2800"/>
+        <w:gridCol w:w="6560"/>
+      </w:tblGrid>
+      <w:tr>
+        <w:tc>
+          <w:tcPr>
+            <w:tcW w:type="dxa" w:w="2800"/>
+            <w:shd w:fill="F4F6F9"/>
+            <w:vAlign w:val="center"/>
+            <w:tcMar>
+              <w:top w:w="80" w:type="dxa"/>
+              <w:start w:w="120" w:type="dxa"/>
+              <w:bottom w:w="80" w:type="dxa"/>
+              <w:end w:w="120" w:type="dxa"/>
+            </w:tcMar>
+          </w:tcPr>
+          <w:p>
             <w:r>
               <w:rPr>
-                <w:rFonts w:ascii="Calibri" w:hAnsi="Calibri"/>
-                <w:b w:val="0"/>
+                <w:b/>
+                <w:color w:val="1F4D78"/>
               </w:rPr>
-              <w:t>Node.js, Express, TypeScript, Zod, JWT, bcrypt</w:t>
+              <w:t>Material</w:t>
             </w:r>
           </w:p>
         </w:tc>
         <w:tc>
           <w:tcPr>
-            <w:tcW w:type="dxa" w:w="3456"/>
+            <w:tcW w:type="dxa" w:w="6560"/>
+            <w:shd w:fill="F4F6F9"/>
             <w:vAlign w:val="center"/>
+            <w:tcMar>
+              <w:top w:w="80" w:type="dxa"/>
+              <w:start w:w="120" w:type="dxa"/>
+              <w:bottom w:w="80" w:type="dxa"/>
+              <w:end w:w="120" w:type="dxa"/>
+            </w:tcMar>
           </w:tcPr>
           <w:p>
-            <w:pPr>
-              <w:spacing w:after="0" w:line="276" w:lineRule="auto"/>
-            </w:pPr>
-            <w:r/>
             <w:r>
               <w:rPr>
-                <w:rFonts w:ascii="Calibri" w:hAnsi="Calibri"/>
-                <w:b w:val="0"/>
+                <w:b/>
+                <w:color w:val="1F4D78"/>
               </w:rPr>
-              <w:t>API REST, validacao, autenticacao e seguranca de senha.</w:t>
+              <w:t>Situacao</w:t>
             </w:r>
           </w:p>
         </w:tc>
@@ -1175,58 +3051,35 @@
       <w:tr>
         <w:tc>
           <w:tcPr>
-            <w:tcW w:type="dxa" w:w="1800"/>
+            <w:tcW w:type="dxa" w:w="2800"/>
             <w:vAlign w:val="center"/>
+            <w:tcMar>
+              <w:top w:w="80" w:type="dxa"/>
+              <w:start w:w="120" w:type="dxa"/>
+              <w:bottom w:w="80" w:type="dxa"/>
+              <w:end w:w="120" w:type="dxa"/>
+            </w:tcMar>
           </w:tcPr>
           <w:p>
-            <w:pPr>
-              <w:spacing w:after="0" w:line="276" w:lineRule="auto"/>
-            </w:pPr>
-            <w:r/>
             <w:r>
-              <w:rPr>
-                <w:rFonts w:ascii="Calibri" w:hAnsi="Calibri"/>
-                <w:b w:val="0"/>
-              </w:rPr>
-              <w:t>Banco</w:t>
+              <w:t>Repositorio GitHub</w:t>
             </w:r>
           </w:p>
         </w:tc>
         <w:tc>
           <w:tcPr>
-            <w:tcW w:type="dxa" w:w="4104"/>
+            <w:tcW w:type="dxa" w:w="6560"/>
             <w:vAlign w:val="center"/>
+            <w:tcMar>
+              <w:top w:w="80" w:type="dxa"/>
+              <w:start w:w="120" w:type="dxa"/>
+              <w:bottom w:w="80" w:type="dxa"/>
+              <w:end w:w="120" w:type="dxa"/>
+            </w:tcMar>
           </w:tcPr>
           <w:p>
-            <w:pPr>
-              <w:spacing w:after="0" w:line="276" w:lineRule="auto"/>
-            </w:pPr>
-            <w:r/>
             <w:r>
-              <w:rPr>
-                <w:rFonts w:ascii="Calibri" w:hAnsi="Calibri"/>
-                <w:b w:val="0"/>
-              </w:rPr>
-              <w:t>PostgreSQL, Prisma ORM</w:t>
-            </w:r>
-          </w:p>
-        </w:tc>
-        <w:tc>
-          <w:tcPr>
-            <w:tcW w:type="dxa" w:w="3456"/>
-            <w:vAlign w:val="center"/>
-          </w:tcPr>
-          <w:p>
-            <w:pPr>
-              <w:spacing w:after="0" w:line="276" w:lineRule="auto"/>
-            </w:pPr>
-            <w:r/>
-            <w:r>
-              <w:rPr>
-                <w:rFonts w:ascii="Calibri" w:hAnsi="Calibri"/>
-                <w:b w:val="0"/>
-              </w:rPr>
-              <w:t>Persistencia relacional, migrations e seed.</w:t>
+              <w:t>Publico e atualizado no branch main.</w:t>
             </w:r>
           </w:p>
         </w:tc>
@@ -1234,58 +3087,35 @@
       <w:tr>
         <w:tc>
           <w:tcPr>
-            <w:tcW w:type="dxa" w:w="1800"/>
+            <w:tcW w:type="dxa" w:w="2800"/>
             <w:vAlign w:val="center"/>
+            <w:tcMar>
+              <w:top w:w="80" w:type="dxa"/>
+              <w:start w:w="120" w:type="dxa"/>
+              <w:bottom w:w="80" w:type="dxa"/>
+              <w:end w:w="120" w:type="dxa"/>
+            </w:tcMar>
           </w:tcPr>
           <w:p>
-            <w:pPr>
-              <w:spacing w:after="0" w:line="276" w:lineRule="auto"/>
-            </w:pPr>
-            <w:r/>
             <w:r>
-              <w:rPr>
-                <w:rFonts w:ascii="Calibri" w:hAnsi="Calibri"/>
-                <w:b w:val="0"/>
-              </w:rPr>
-              <w:t>DevOps</w:t>
+              <w:t>README</w:t>
             </w:r>
           </w:p>
         </w:tc>
         <w:tc>
           <w:tcPr>
-            <w:tcW w:type="dxa" w:w="4104"/>
+            <w:tcW w:type="dxa" w:w="6560"/>
             <w:vAlign w:val="center"/>
+            <w:tcMar>
+              <w:top w:w="80" w:type="dxa"/>
+              <w:start w:w="120" w:type="dxa"/>
+              <w:bottom w:w="80" w:type="dxa"/>
+              <w:end w:w="120" w:type="dxa"/>
+            </w:tcMar>
           </w:tcPr>
           <w:p>
-            <w:pPr>
-              <w:spacing w:after="0" w:line="276" w:lineRule="auto"/>
-            </w:pPr>
-            <w:r/>
             <w:r>
-              <w:rPr>
-                <w:rFonts w:ascii="Calibri" w:hAnsi="Calibri"/>
-                <w:b w:val="0"/>
-              </w:rPr>
-              <w:t>Docker Compose, Nginx, scripts npm</w:t>
-            </w:r>
-          </w:p>
-        </w:tc>
-        <w:tc>
-          <w:tcPr>
-            <w:tcW w:type="dxa" w:w="3456"/>
-            <w:vAlign w:val="center"/>
-          </w:tcPr>
-          <w:p>
-            <w:pPr>
-              <w:spacing w:after="0" w:line="276" w:lineRule="auto"/>
-            </w:pPr>
-            <w:r/>
-            <w:r>
-              <w:rPr>
-                <w:rFonts w:ascii="Calibri" w:hAnsi="Calibri"/>
-                <w:b w:val="0"/>
-              </w:rPr>
-              <w:t>Execucao padronizada de frontend, backend e banco.</w:t>
+              <w:t>Atualizado, sem texto de placeholder e com link publico do pitch.</w:t>
             </w:r>
           </w:p>
         </w:tc>
@@ -1293,143 +3123,35 @@
       <w:tr>
         <w:tc>
           <w:tcPr>
-            <w:tcW w:type="dxa" w:w="1800"/>
+            <w:tcW w:type="dxa" w:w="2800"/>
             <w:vAlign w:val="center"/>
+            <w:tcMar>
+              <w:top w:w="80" w:type="dxa"/>
+              <w:start w:w="120" w:type="dxa"/>
+              <w:bottom w:w="80" w:type="dxa"/>
+              <w:end w:w="120" w:type="dxa"/>
+            </w:tcMar>
           </w:tcPr>
           <w:p>
-            <w:pPr>
-              <w:spacing w:after="0" w:line="276" w:lineRule="auto"/>
-            </w:pPr>
-            <w:r/>
             <w:r>
-              <w:rPr>
-                <w:rFonts w:ascii="Calibri" w:hAnsi="Calibri"/>
-                <w:b w:val="0"/>
-              </w:rPr>
-              <w:t>Documentacao</w:t>
+              <w:t>Video de pitch</w:t>
             </w:r>
           </w:p>
         </w:tc>
         <w:tc>
           <w:tcPr>
-            <w:tcW w:type="dxa" w:w="4104"/>
+            <w:tcW w:type="dxa" w:w="6560"/>
             <w:vAlign w:val="center"/>
+            <w:tcMar>
+              <w:top w:w="80" w:type="dxa"/>
+              <w:start w:w="120" w:type="dxa"/>
+              <w:bottom w:w="80" w:type="dxa"/>
+              <w:end w:w="120" w:type="dxa"/>
+            </w:tcMar>
           </w:tcPr>
           <w:p>
-            <w:pPr>
-              <w:spacing w:after="0" w:line="276" w:lineRule="auto"/>
-            </w:pPr>
-            <w:r/>
             <w:r>
-              <w:rPr>
-                <w:rFonts w:ascii="Calibri" w:hAnsi="Calibri"/>
-                <w:b w:val="0"/>
-              </w:rPr>
-              <w:t>README, Mermaid, Swagger/OpenAPI</w:t>
-            </w:r>
-          </w:p>
-        </w:tc>
-        <w:tc>
-          <w:tcPr>
-            <w:tcW w:type="dxa" w:w="3456"/>
-            <w:vAlign w:val="center"/>
-          </w:tcPr>
-          <w:p>
-            <w:pPr>
-              <w:spacing w:after="0" w:line="276" w:lineRule="auto"/>
-            </w:pPr>
-            <w:r/>
-            <w:r>
-              <w:rPr>
-                <w:rFonts w:ascii="Calibri" w:hAnsi="Calibri"/>
-                <w:b w:val="0"/>
-              </w:rPr>
-              <w:t>Orientacao tecnica e avaliacao academica.</w:t>
-            </w:r>
-          </w:p>
-        </w:tc>
-      </w:tr>
-    </w:tbl>
-    <w:p>
-      <w:pPr>
-        <w:spacing w:after="80"/>
-      </w:pPr>
-    </w:p>
-    <w:p>
-      <w:pPr>
-        <w:pStyle w:val="Heading1"/>
-      </w:pPr>
-      <w:r>
-        <w:rPr>
-          <w:rFonts w:ascii="Calibri" w:hAnsi="Calibri"/>
-          <w:b w:val="0"/>
-          <w:i w:val="0"/>
-        </w:rPr>
-        <w:t>6. Arquitetura da solucao</w:t>
-      </w:r>
-    </w:p>
-    <w:p>
-      <w:r>
-        <w:rPr>
-          <w:rFonts w:ascii="Calibri" w:hAnsi="Calibri"/>
-          <w:b w:val="0"/>
-          <w:i w:val="0"/>
-        </w:rPr>
-        <w:t>A arquitetura foi organizada em uma separacao clara entre cliente, API e banco de dados. O frontend consome a API por HTTP, armazena o token JWT no navegador e protege rotas por estado de autenticacao. O backend recebe requisicoes, valida dados com Zod, aplica regras de negocio nos services, acessa o banco por repositories e retorna respostas estruturadas.</w:t>
-      </w:r>
-    </w:p>
-    <w:tbl>
-      <w:tblPr>
-        <w:tblStyle w:val="TableGrid"/>
-        <w:tblW w:type="auto" w:w="0"/>
-        <w:jc w:val="left"/>
-        <w:tblLayout w:type="fixed"/>
-        <w:tblLook w:firstColumn="1" w:firstRow="1" w:lastColumn="0" w:lastRow="0" w:noHBand="0" w:noVBand="1" w:val="04A0"/>
-      </w:tblPr>
-      <w:tblGrid>
-        <w:gridCol w:w="2592"/>
-        <w:gridCol w:w="6768"/>
-      </w:tblGrid>
-      <w:tr>
-        <w:tc>
-          <w:tcPr>
-            <w:tcW w:type="dxa" w:w="4680"/>
-            <w:vAlign w:val="center"/>
-            <w:shd w:fill="E8EEF5"/>
-          </w:tcPr>
-          <w:p>
-            <w:pPr>
-              <w:spacing w:after="0" w:line="276" w:lineRule="auto"/>
-            </w:pPr>
-            <w:r/>
-            <w:r>
-              <w:rPr>
-                <w:rFonts w:ascii="Calibri" w:hAnsi="Calibri"/>
-                <w:b/>
-                <w:color w:val="132238"/>
-              </w:rPr>
-              <w:t>Fluxo</w:t>
-            </w:r>
-          </w:p>
-        </w:tc>
-        <w:tc>
-          <w:tcPr>
-            <w:tcW w:type="dxa" w:w="4680"/>
-            <w:vAlign w:val="center"/>
-            <w:shd w:fill="E8EEF5"/>
-          </w:tcPr>
-          <w:p>
-            <w:pPr>
-              <w:spacing w:after="0" w:line="276" w:lineRule="auto"/>
-            </w:pPr>
-            <w:r/>
-            <w:r>
-              <w:rPr>
-                <w:rFonts w:ascii="Calibri" w:hAnsi="Calibri"/>
-                <w:b/>
-                <w:color w:val="132238"/>
-              </w:rPr>
-              <w:t>Descricao</w:t>
+              <w:t>Arquivo MP4 com audio narrado, acessivel pelo link do GitHub.</w:t>
             </w:r>
           </w:p>
         </w:tc>
@@ -1437,39 +3159,35 @@
       <w:tr>
         <w:tc>
           <w:tcPr>
-            <w:tcW w:type="dxa" w:w="2592"/>
+            <w:tcW w:type="dxa" w:w="2800"/>
             <w:vAlign w:val="center"/>
+            <w:tcMar>
+              <w:top w:w="80" w:type="dxa"/>
+              <w:start w:w="120" w:type="dxa"/>
+              <w:bottom w:w="80" w:type="dxa"/>
+              <w:end w:w="120" w:type="dxa"/>
+            </w:tcMar>
           </w:tcPr>
           <w:p>
-            <w:pPr>
-              <w:spacing w:after="0" w:line="276" w:lineRule="auto"/>
-            </w:pPr>
-            <w:r/>
             <w:r>
-              <w:rPr>
-                <w:rFonts w:ascii="Calibri" w:hAnsi="Calibri"/>
-                <w:b w:val="0"/>
-              </w:rPr>
-              <w:t>Usuario -&gt; Frontend</w:t>
+              <w:t>Relatorio academico</w:t>
             </w:r>
           </w:p>
         </w:tc>
         <w:tc>
           <w:tcPr>
-            <w:tcW w:type="dxa" w:w="6768"/>
+            <w:tcW w:type="dxa" w:w="6560"/>
             <w:vAlign w:val="center"/>
+            <w:tcMar>
+              <w:top w:w="80" w:type="dxa"/>
+              <w:start w:w="120" w:type="dxa"/>
+              <w:bottom w:w="80" w:type="dxa"/>
+              <w:end w:w="120" w:type="dxa"/>
+            </w:tcMar>
           </w:tcPr>
           <w:p>
-            <w:pPr>
-              <w:spacing w:after="0" w:line="276" w:lineRule="auto"/>
-            </w:pPr>
-            <w:r/>
             <w:r>
-              <w:rPr>
-                <w:rFonts w:ascii="Calibri" w:hAnsi="Calibri"/>
-                <w:b w:val="0"/>
-              </w:rPr>
-              <w:t>Interacao por telas de feed, autenticacao, grupos, perfil, admin e impacto social.</w:t>
+              <w:t>Documento Word atualizado com a versao final do projeto.</w:t>
             </w:r>
           </w:p>
         </w:tc>
@@ -1477,39 +3195,35 @@
       <w:tr>
         <w:tc>
           <w:tcPr>
-            <w:tcW w:type="dxa" w:w="2592"/>
+            <w:tcW w:type="dxa" w:w="2800"/>
             <w:vAlign w:val="center"/>
+            <w:tcMar>
+              <w:top w:w="80" w:type="dxa"/>
+              <w:start w:w="120" w:type="dxa"/>
+              <w:bottom w:w="80" w:type="dxa"/>
+              <w:end w:w="120" w:type="dxa"/>
+            </w:tcMar>
           </w:tcPr>
           <w:p>
-            <w:pPr>
-              <w:spacing w:after="0" w:line="276" w:lineRule="auto"/>
-            </w:pPr>
-            <w:r/>
             <w:r>
-              <w:rPr>
-                <w:rFonts w:ascii="Calibri" w:hAnsi="Calibri"/>
-                <w:b w:val="0"/>
-              </w:rPr>
-              <w:t>Frontend -&gt; API</w:t>
+              <w:t>ZIP</w:t>
             </w:r>
           </w:p>
         </w:tc>
         <w:tc>
           <w:tcPr>
-            <w:tcW w:type="dxa" w:w="6768"/>
+            <w:tcW w:type="dxa" w:w="6560"/>
             <w:vAlign w:val="center"/>
+            <w:tcMar>
+              <w:top w:w="80" w:type="dxa"/>
+              <w:start w:w="120" w:type="dxa"/>
+              <w:bottom w:w="80" w:type="dxa"/>
+              <w:end w:w="120" w:type="dxa"/>
+            </w:tcMar>
           </w:tcPr>
           <w:p>
-            <w:pPr>
-              <w:spacing w:after="0" w:line="276" w:lineRule="auto"/>
-            </w:pPr>
-            <w:r/>
             <w:r>
-              <w:rPr>
-                <w:rFonts w:ascii="Calibri" w:hAnsi="Calibri"/>
-                <w:b w:val="0"/>
-              </w:rPr>
-              <w:t>Requisicoes REST autenticadas por Bearer Token quando necessario.</w:t>
+              <w:t>Pacote gerado a partir do commit final do GitHub.</w:t>
             </w:r>
           </w:p>
         </w:tc>
@@ -1517,140 +3231,48 @@
       <w:tr>
         <w:tc>
           <w:tcPr>
-            <w:tcW w:type="dxa" w:w="2592"/>
+            <w:tcW w:type="dxa" w:w="2800"/>
             <w:vAlign w:val="center"/>
+            <w:tcMar>
+              <w:top w:w="80" w:type="dxa"/>
+              <w:start w:w="120" w:type="dxa"/>
+              <w:bottom w:w="80" w:type="dxa"/>
+              <w:end w:w="120" w:type="dxa"/>
+            </w:tcMar>
           </w:tcPr>
           <w:p>
-            <w:pPr>
-              <w:spacing w:after="0" w:line="276" w:lineRule="auto"/>
-            </w:pPr>
-            <w:r/>
             <w:r>
-              <w:rPr>
-                <w:rFonts w:ascii="Calibri" w:hAnsi="Calibri"/>
-                <w:b w:val="0"/>
-              </w:rPr>
-              <w:t>API -&gt; Services</w:t>
+              <w:t>Docker Compose</w:t>
             </w:r>
           </w:p>
         </w:tc>
         <w:tc>
           <w:tcPr>
-            <w:tcW w:type="dxa" w:w="6768"/>
+            <w:tcW w:type="dxa" w:w="6560"/>
             <w:vAlign w:val="center"/>
+            <w:tcMar>
+              <w:top w:w="80" w:type="dxa"/>
+              <w:start w:w="120" w:type="dxa"/>
+              <w:bottom w:w="80" w:type="dxa"/>
+              <w:end w:w="120" w:type="dxa"/>
+            </w:tcMar>
           </w:tcPr>
           <w:p>
-            <w:pPr>
-              <w:spacing w:after="0" w:line="276" w:lineRule="auto"/>
-            </w:pPr>
-            <w:r/>
             <w:r>
-              <w:rPr>
-                <w:rFonts w:ascii="Calibri" w:hAnsi="Calibri"/>
-                <w:b w:val="0"/>
-              </w:rPr>
-              <w:t>Aplicacao das regras de negocio: pontos, permissoes, curtidas e comentarios.</w:t>
-            </w:r>
-          </w:p>
-        </w:tc>
-      </w:tr>
-      <w:tr>
-        <w:tc>
-          <w:tcPr>
-            <w:tcW w:type="dxa" w:w="2592"/>
-            <w:vAlign w:val="center"/>
-          </w:tcPr>
-          <w:p>
-            <w:pPr>
-              <w:spacing w:after="0" w:line="276" w:lineRule="auto"/>
-            </w:pPr>
-            <w:r/>
-            <w:r>
-              <w:rPr>
-                <w:rFonts w:ascii="Calibri" w:hAnsi="Calibri"/>
-                <w:b w:val="0"/>
-              </w:rPr>
-              <w:t>Services -&gt; Repositories</w:t>
-            </w:r>
-          </w:p>
-        </w:tc>
-        <w:tc>
-          <w:tcPr>
-            <w:tcW w:type="dxa" w:w="6768"/>
-            <w:vAlign w:val="center"/>
-          </w:tcPr>
-          <w:p>
-            <w:pPr>
-              <w:spacing w:after="0" w:line="276" w:lineRule="auto"/>
-            </w:pPr>
-            <w:r/>
-            <w:r>
-              <w:rPr>
-                <w:rFonts w:ascii="Calibri" w:hAnsi="Calibri"/>
-                <w:b w:val="0"/>
-              </w:rPr>
-              <w:t>Abstracao do acesso a dados para manter controllers enxutos.</w:t>
-            </w:r>
-          </w:p>
-        </w:tc>
-      </w:tr>
-      <w:tr>
-        <w:tc>
-          <w:tcPr>
-            <w:tcW w:type="dxa" w:w="2592"/>
-            <w:vAlign w:val="center"/>
-          </w:tcPr>
-          <w:p>
-            <w:pPr>
-              <w:spacing w:after="0" w:line="276" w:lineRule="auto"/>
-            </w:pPr>
-            <w:r/>
-            <w:r>
-              <w:rPr>
-                <w:rFonts w:ascii="Calibri" w:hAnsi="Calibri"/>
-                <w:b w:val="0"/>
-              </w:rPr>
-              <w:t>Repositories -&gt; Prisma -&gt; PostgreSQL</w:t>
-            </w:r>
-          </w:p>
-        </w:tc>
-        <w:tc>
-          <w:tcPr>
-            <w:tcW w:type="dxa" w:w="6768"/>
-            <w:vAlign w:val="center"/>
-          </w:tcPr>
-          <w:p>
-            <w:pPr>
-              <w:spacing w:after="0" w:line="276" w:lineRule="auto"/>
-            </w:pPr>
-            <w:r/>
-            <w:r>
-              <w:rPr>
-                <w:rFonts w:ascii="Calibri" w:hAnsi="Calibri"/>
-                <w:b w:val="0"/>
-              </w:rPr>
-              <w:t>Persistencia relacional com integridade, relacionamentos e migrations.</w:t>
+              <w:t>Validado para execucao integrada do banco, API e frontend.</w:t>
             </w:r>
           </w:p>
         </w:tc>
       </w:tr>
     </w:tbl>
+    <w:p/>
     <w:p>
       <w:pPr>
-        <w:spacing w:after="80"/>
-      </w:pPr>
-    </w:p>
-    <w:p>
-      <w:pPr>
-        <w:pStyle w:val="Heading1"/>
+        <w:pStyle w:val="Heading2"/>
+        <w:keepNext/>
       </w:pPr>
       <w:r>
-        <w:rPr>
-          <w:rFonts w:ascii="Calibri" w:hAnsi="Calibri"/>
-          <w:b w:val="0"/>
-          <w:i w:val="0"/>
-        </w:rPr>
-        <w:t>7. Funcionalidades implementadas</w:t>
+        <w:t>Evolucao do projeto</w:t>
       </w:r>
     </w:p>
     <w:p>
@@ -1658,12 +3280,7 @@
         <w:pStyle w:val="ListBullet"/>
       </w:pPr>
       <w:r>
-        <w:rPr>
-          <w:rFonts w:ascii="Calibri" w:hAnsi="Calibri"/>
-          <w:b w:val="0"/>
-          <w:i w:val="0"/>
-        </w:rPr>
-        <w:t>Cadastro e login com token JWT e senha protegida por bcrypt.</w:t>
+        <w:t>56d2d8c: implementacao inicial da rede social Conecta+.</w:t>
       </w:r>
     </w:p>
     <w:p>
@@ -1671,12 +3288,7 @@
         <w:pStyle w:val="ListBullet"/>
       </w:pPr>
       <w:r>
-        <w:rPr>
-          <w:rFonts w:ascii="Calibri" w:hAnsi="Calibri"/>
-          <w:b w:val="0"/>
-          <w:i w:val="0"/>
-        </w:rPr>
-        <w:t>Perfil de usuario com curso, bio, papel de acesso e pontuacao.</w:t>
+        <w:t>723b325: aprimoramento da validacao tecnica e da documentacao da entrega.</w:t>
       </w:r>
     </w:p>
     <w:p>
@@ -1684,12 +3296,7 @@
         <w:pStyle w:val="ListBullet"/>
       </w:pPr>
       <w:r>
-        <w:rPr>
-          <w:rFonts w:ascii="Calibri" w:hAnsi="Calibri"/>
-          <w:b w:val="0"/>
-          <w:i w:val="0"/>
-        </w:rPr>
-        <w:t>Feed de publicacoes com categorias, tags, busca textual e filtros.</w:t>
+        <w:t>b1ced19: adicao de gerenciamento de conteudo, comentarios e perfil editavel.</w:t>
       </w:r>
     </w:p>
     <w:p>
@@ -1697,12 +3304,7 @@
         <w:pStyle w:val="ListBullet"/>
       </w:pPr>
       <w:r>
-        <w:rPr>
-          <w:rFonts w:ascii="Calibri" w:hAnsi="Calibri"/>
-          <w:b w:val="0"/>
-          <w:i w:val="0"/>
-        </w:rPr>
-        <w:t>Criacao, edicao e remocao de posts com controle de autoria.</w:t>
+        <w:t>6a44fa1: inclusao do video final do pitch no repositorio e atualizacao do README.</w:t>
       </w:r>
     </w:p>
     <w:p>
@@ -1710,890 +3312,80 @@
         <w:pStyle w:val="ListBullet"/>
       </w:pPr>
       <w:r>
-        <w:rPr>
-          <w:rFonts w:ascii="Calibri" w:hAnsi="Calibri"/>
-          <w:b w:val="0"/>
-          <w:i w:val="0"/>
-        </w:rPr>
-        <w:t>Comentarios e curtidas com incremento de pontos colaborativos.</w:t>
+        <w:t>Atualizacao final: refinamento do README e do relatorio com as decisoes tecnicas do projeto.</w:t>
       </w:r>
     </w:p>
     <w:p>
       <w:pPr>
-        <w:pStyle w:val="ListBullet"/>
+        <w:pStyle w:val="Heading2"/>
+        <w:keepNext/>
       </w:pPr>
       <w:r>
-        <w:rPr>
-          <w:rFonts w:ascii="Calibri" w:hAnsi="Calibri"/>
-          <w:b w:val="0"/>
-          <w:i w:val="0"/>
-        </w:rPr>
-        <w:t>Grupos de estudo com entrada e saida por usuario autenticado.</w:t>
+        <w:t>Links oficiais da entrega</w:t>
       </w:r>
     </w:p>
     <w:p>
+      <w:r>
+        <w:t xml:space="preserve">Repositorio: </w:t>
+      </w:r>
+      <w:hyperlink r:id="rId11">
+        <w:r>
+          <w:rPr>
+            <w:color w:val="0563C1"/>
+            <w:u w:val="single"/>
+          </w:rPr>
+          <w:t>https://github.com/leoqeiroz-cell/conecta-plus-social-network</w:t>
+        </w:r>
+      </w:hyperlink>
+    </w:p>
+    <w:p>
+      <w:r>
+        <w:t xml:space="preserve">Pitch: </w:t>
+      </w:r>
+      <w:hyperlink r:id="rId12">
+        <w:r>
+          <w:rPr>
+            <w:color w:val="0563C1"/>
+            <w:u w:val="single"/>
+          </w:rPr>
+          <w:t>video_pitch_final_com_audio.mp4</w:t>
+        </w:r>
+      </w:hyperlink>
+    </w:p>
+    <w:p>
       <w:pPr>
-        <w:pStyle w:val="ListBullet"/>
+        <w:pStyle w:val="Heading1"/>
+        <w:keepNext/>
       </w:pPr>
       <w:r>
-        <w:rPr>
-          <w:rFonts w:ascii="Calibri" w:hAnsi="Calibri"/>
-          <w:b w:val="0"/>
-          <w:i w:val="0"/>
-        </w:rPr>
-        <w:t>Ranking de colaboracao baseado em postagens, comentarios, curtidas recebidas e participacao em grupos.</w:t>
+        <w:t>15. Limitacoes e evolucoes futuras</w:t>
       </w:r>
     </w:p>
     <w:p>
-      <w:pPr>
-        <w:pStyle w:val="ListBullet"/>
-      </w:pPr>
       <w:r>
-        <w:rPr>
-          <w:rFonts w:ascii="Calibri" w:hAnsi="Calibri"/>
-          <w:b w:val="0"/>
-          <w:i w:val="0"/>
-        </w:rPr>
-        <w:t>Painel administrativo com metricas, ranking e posts recentes.</w:t>
-      </w:r>
-    </w:p>
-    <w:p>
-      <w:pPr>
-        <w:pStyle w:val="ListBullet"/>
-      </w:pPr>
-      <w:r>
-        <w:rPr>
-          <w:rFonts w:ascii="Calibri" w:hAnsi="Calibri"/>
-          <w:b w:val="0"/>
-          <w:i w:val="0"/>
-        </w:rPr>
-        <w:t>Dark mode persistente e layout responsivo.</w:t>
-      </w:r>
-    </w:p>
-    <w:p>
-      <w:pPr>
-        <w:pStyle w:val="ListBullet"/>
-      </w:pPr>
-      <w:r>
-        <w:rPr>
-          <w:rFonts w:ascii="Calibri" w:hAnsi="Calibri"/>
-          <w:b w:val="0"/>
-          <w:i w:val="0"/>
-        </w:rPr>
-        <w:t>Pagina institucional sobre impacto social do projeto.</w:t>
+        <w:t>Como MVP de hackathon, o projeto prioriza confiabilidade, clareza e acabamento. Futuramente, a solucao pode evoluir com notificacoes em tempo real, recuperacao de senha, upload de midias em posts, moderacao avancada, paginacao infinita, recomendacao personalizada de grupos e dashboard analitico mais completo.</w:t>
       </w:r>
     </w:p>
     <w:p>
       <w:pPr>
         <w:pStyle w:val="Heading1"/>
+        <w:keepNext/>
       </w:pPr>
       <w:r>
-        <w:rPr>
-          <w:rFonts w:ascii="Calibri" w:hAnsi="Calibri"/>
-          <w:b w:val="0"/>
-          <w:i w:val="0"/>
-        </w:rPr>
-        <w:t>8. Modelagem do banco de dados</w:t>
+        <w:t>16. Conclusao</w:t>
       </w:r>
     </w:p>
     <w:p>
       <w:r>
-        <w:rPr>
-          <w:rFonts w:ascii="Calibri" w:hAnsi="Calibri"/>
-          <w:b w:val="0"/>
-          <w:i w:val="0"/>
-        </w:rPr>
-        <w:t>O banco foi modelado com entidades relacionais que representam uma rede social enxuta. Usuarios podem publicar posts, comentar, curtir, participar de grupos e acumular pontos. Posts pertencem a categorias e se relacionam com tags por uma tabela associativa, permitindo filtros por temas academicos.</w:t>
-      </w:r>
-    </w:p>
-    <w:tbl>
-      <w:tblPr>
-        <w:tblStyle w:val="TableGrid"/>
-        <w:tblW w:type="auto" w:w="0"/>
-        <w:jc w:val="left"/>
-        <w:tblLayout w:type="fixed"/>
-        <w:tblLook w:firstColumn="1" w:firstRow="1" w:lastColumn="0" w:lastRow="0" w:noHBand="0" w:noVBand="1" w:val="04A0"/>
-      </w:tblPr>
-      <w:tblGrid>
-        <w:gridCol w:w="2448"/>
-        <w:gridCol w:w="6912"/>
-      </w:tblGrid>
-      <w:tr>
-        <w:tc>
-          <w:tcPr>
-            <w:tcW w:type="dxa" w:w="4680"/>
-            <w:vAlign w:val="center"/>
-            <w:shd w:fill="E8EEF5"/>
-          </w:tcPr>
-          <w:p>
-            <w:pPr>
-              <w:spacing w:after="0" w:line="276" w:lineRule="auto"/>
-            </w:pPr>
-            <w:r/>
-            <w:r>
-              <w:rPr>
-                <w:rFonts w:ascii="Calibri" w:hAnsi="Calibri"/>
-                <w:b/>
-                <w:color w:val="132238"/>
-              </w:rPr>
-              <w:t>Entidade</w:t>
-            </w:r>
-          </w:p>
-        </w:tc>
-        <w:tc>
-          <w:tcPr>
-            <w:tcW w:type="dxa" w:w="4680"/>
-            <w:vAlign w:val="center"/>
-            <w:shd w:fill="E8EEF5"/>
-          </w:tcPr>
-          <w:p>
-            <w:pPr>
-              <w:spacing w:after="0" w:line="276" w:lineRule="auto"/>
-            </w:pPr>
-            <w:r/>
-            <w:r>
-              <w:rPr>
-                <w:rFonts w:ascii="Calibri" w:hAnsi="Calibri"/>
-                <w:b/>
-                <w:color w:val="132238"/>
-              </w:rPr>
-              <w:t>Responsabilidade</w:t>
-            </w:r>
-          </w:p>
-        </w:tc>
-      </w:tr>
-      <w:tr>
-        <w:tc>
-          <w:tcPr>
-            <w:tcW w:type="dxa" w:w="2448"/>
-            <w:vAlign w:val="center"/>
-          </w:tcPr>
-          <w:p>
-            <w:pPr>
-              <w:spacing w:after="0" w:line="276" w:lineRule="auto"/>
-            </w:pPr>
-            <w:r/>
-            <w:r>
-              <w:rPr>
-                <w:rFonts w:ascii="Calibri" w:hAnsi="Calibri"/>
-                <w:b w:val="0"/>
-              </w:rPr>
-              <w:t>User</w:t>
-            </w:r>
-          </w:p>
-        </w:tc>
-        <w:tc>
-          <w:tcPr>
-            <w:tcW w:type="dxa" w:w="6912"/>
-            <w:vAlign w:val="center"/>
-          </w:tcPr>
-          <w:p>
-            <w:pPr>
-              <w:spacing w:after="0" w:line="276" w:lineRule="auto"/>
-            </w:pPr>
-            <w:r/>
-            <w:r>
-              <w:rPr>
-                <w:rFonts w:ascii="Calibri" w:hAnsi="Calibri"/>
-                <w:b w:val="0"/>
-              </w:rPr>
-              <w:t>Dados de conta, perfil, papel de acesso e pontuacao.</w:t>
-            </w:r>
-          </w:p>
-        </w:tc>
-      </w:tr>
-      <w:tr>
-        <w:tc>
-          <w:tcPr>
-            <w:tcW w:type="dxa" w:w="2448"/>
-            <w:vAlign w:val="center"/>
-          </w:tcPr>
-          <w:p>
-            <w:pPr>
-              <w:spacing w:after="0" w:line="276" w:lineRule="auto"/>
-            </w:pPr>
-            <w:r/>
-            <w:r>
-              <w:rPr>
-                <w:rFonts w:ascii="Calibri" w:hAnsi="Calibri"/>
-                <w:b w:val="0"/>
-              </w:rPr>
-              <w:t>Post</w:t>
-            </w:r>
-          </w:p>
-        </w:tc>
-        <w:tc>
-          <w:tcPr>
-            <w:tcW w:type="dxa" w:w="6912"/>
-            <w:vAlign w:val="center"/>
-          </w:tcPr>
-          <w:p>
-            <w:pPr>
-              <w:spacing w:after="0" w:line="276" w:lineRule="auto"/>
-            </w:pPr>
-            <w:r/>
-            <w:r>
-              <w:rPr>
-                <w:rFonts w:ascii="Calibri" w:hAnsi="Calibri"/>
-                <w:b w:val="0"/>
-              </w:rPr>
-              <w:t>Publicacoes do feed com titulo, conteudo, categoria e autor.</w:t>
-            </w:r>
-          </w:p>
-        </w:tc>
-      </w:tr>
-      <w:tr>
-        <w:tc>
-          <w:tcPr>
-            <w:tcW w:type="dxa" w:w="2448"/>
-            <w:vAlign w:val="center"/>
-          </w:tcPr>
-          <w:p>
-            <w:pPr>
-              <w:spacing w:after="0" w:line="276" w:lineRule="auto"/>
-            </w:pPr>
-            <w:r/>
-            <w:r>
-              <w:rPr>
-                <w:rFonts w:ascii="Calibri" w:hAnsi="Calibri"/>
-                <w:b w:val="0"/>
-              </w:rPr>
-              <w:t>Tag / PostTag</w:t>
-            </w:r>
-          </w:p>
-        </w:tc>
-        <w:tc>
-          <w:tcPr>
-            <w:tcW w:type="dxa" w:w="6912"/>
-            <w:vAlign w:val="center"/>
-          </w:tcPr>
-          <w:p>
-            <w:pPr>
-              <w:spacing w:after="0" w:line="276" w:lineRule="auto"/>
-            </w:pPr>
-            <w:r/>
-            <w:r>
-              <w:rPr>
-                <w:rFonts w:ascii="Calibri" w:hAnsi="Calibri"/>
-                <w:b w:val="0"/>
-              </w:rPr>
-              <w:t>Classificacao por temas como estudos, projetos, emprego e duvidas.</w:t>
-            </w:r>
-          </w:p>
-        </w:tc>
-      </w:tr>
-      <w:tr>
-        <w:tc>
-          <w:tcPr>
-            <w:tcW w:type="dxa" w:w="2448"/>
-            <w:vAlign w:val="center"/>
-          </w:tcPr>
-          <w:p>
-            <w:pPr>
-              <w:spacing w:after="0" w:line="276" w:lineRule="auto"/>
-            </w:pPr>
-            <w:r/>
-            <w:r>
-              <w:rPr>
-                <w:rFonts w:ascii="Calibri" w:hAnsi="Calibri"/>
-                <w:b w:val="0"/>
-              </w:rPr>
-              <w:t>Comment</w:t>
-            </w:r>
-          </w:p>
-        </w:tc>
-        <w:tc>
-          <w:tcPr>
-            <w:tcW w:type="dxa" w:w="6912"/>
-            <w:vAlign w:val="center"/>
-          </w:tcPr>
-          <w:p>
-            <w:pPr>
-              <w:spacing w:after="0" w:line="276" w:lineRule="auto"/>
-            </w:pPr>
-            <w:r/>
-            <w:r>
-              <w:rPr>
-                <w:rFonts w:ascii="Calibri" w:hAnsi="Calibri"/>
-                <w:b w:val="0"/>
-              </w:rPr>
-              <w:t>Interacoes textuais vinculadas a uma publicacao.</w:t>
-            </w:r>
-          </w:p>
-        </w:tc>
-      </w:tr>
-      <w:tr>
-        <w:tc>
-          <w:tcPr>
-            <w:tcW w:type="dxa" w:w="2448"/>
-            <w:vAlign w:val="center"/>
-          </w:tcPr>
-          <w:p>
-            <w:pPr>
-              <w:spacing w:after="0" w:line="276" w:lineRule="auto"/>
-            </w:pPr>
-            <w:r/>
-            <w:r>
-              <w:rPr>
-                <w:rFonts w:ascii="Calibri" w:hAnsi="Calibri"/>
-                <w:b w:val="0"/>
-              </w:rPr>
-              <w:t>Like</w:t>
-            </w:r>
-          </w:p>
-        </w:tc>
-        <w:tc>
-          <w:tcPr>
-            <w:tcW w:type="dxa" w:w="6912"/>
-            <w:vAlign w:val="center"/>
-          </w:tcPr>
-          <w:p>
-            <w:pPr>
-              <w:spacing w:after="0" w:line="276" w:lineRule="auto"/>
-            </w:pPr>
-            <w:r/>
-            <w:r>
-              <w:rPr>
-                <w:rFonts w:ascii="Calibri" w:hAnsi="Calibri"/>
-                <w:b w:val="0"/>
-              </w:rPr>
-              <w:t>Registro unico de curtida por usuario e post.</w:t>
-            </w:r>
-          </w:p>
-        </w:tc>
-      </w:tr>
-      <w:tr>
-        <w:tc>
-          <w:tcPr>
-            <w:tcW w:type="dxa" w:w="2448"/>
-            <w:vAlign w:val="center"/>
-          </w:tcPr>
-          <w:p>
-            <w:pPr>
-              <w:spacing w:after="0" w:line="276" w:lineRule="auto"/>
-            </w:pPr>
-            <w:r/>
-            <w:r>
-              <w:rPr>
-                <w:rFonts w:ascii="Calibri" w:hAnsi="Calibri"/>
-                <w:b w:val="0"/>
-              </w:rPr>
-              <w:t>StudyGroup / GroupMember</w:t>
-            </w:r>
-          </w:p>
-        </w:tc>
-        <w:tc>
-          <w:tcPr>
-            <w:tcW w:type="dxa" w:w="6912"/>
-            <w:vAlign w:val="center"/>
-          </w:tcPr>
-          <w:p>
-            <w:pPr>
-              <w:spacing w:after="0" w:line="276" w:lineRule="auto"/>
-            </w:pPr>
-            <w:r/>
-            <w:r>
-              <w:rPr>
-                <w:rFonts w:ascii="Calibri" w:hAnsi="Calibri"/>
-                <w:b w:val="0"/>
-              </w:rPr>
-              <w:t>Modo comunidade com grupos e participantes.</w:t>
-            </w:r>
-          </w:p>
-        </w:tc>
-      </w:tr>
-    </w:tbl>
-    <w:p>
-      <w:pPr>
-        <w:spacing w:after="80"/>
-      </w:pPr>
-    </w:p>
-    <w:p>
-      <w:pPr>
-        <w:pStyle w:val="Heading1"/>
-      </w:pPr>
-      <w:r>
-        <w:rPr>
-          <w:rFonts w:ascii="Calibri" w:hAnsi="Calibri"/>
-          <w:b w:val="0"/>
-          <w:i w:val="0"/>
-        </w:rPr>
-        <w:t>9. Inovacoes e diferenciais</w:t>
-      </w:r>
-    </w:p>
-    <w:p>
-      <w:r>
-        <w:rPr>
-          <w:rFonts w:ascii="Calibri" w:hAnsi="Calibri"/>
-          <w:b w:val="0"/>
-          <w:i w:val="0"/>
-        </w:rPr>
-        <w:t>O diferencial do Conecta+ esta em combinar recursos simples de rede social com foco especifico no contexto academico e comunitario. A solucao evita uma rede generica e enfatiza fluxos de aprendizagem, apoio e reconhecimento.</w:t>
-      </w:r>
-    </w:p>
-    <w:p>
-      <w:pPr>
-        <w:pStyle w:val="ListBullet"/>
-      </w:pPr>
-      <w:r>
-        <w:rPr>
-          <w:rFonts w:ascii="Calibri" w:hAnsi="Calibri"/>
-          <w:b w:val="0"/>
-          <w:i w:val="0"/>
-        </w:rPr>
-        <w:t>Ranking de colaboracao como incentivo positivo para quem ajuda colegas.</w:t>
-      </w:r>
-    </w:p>
-    <w:p>
-      <w:pPr>
-        <w:pStyle w:val="ListBullet"/>
-      </w:pPr>
-      <w:r>
-        <w:rPr>
-          <w:rFonts w:ascii="Calibri" w:hAnsi="Calibri"/>
-          <w:b w:val="0"/>
-          <w:i w:val="0"/>
-        </w:rPr>
-        <w:t>Categorias e tags academicas que melhoram descoberta de conteudo.</w:t>
-      </w:r>
-    </w:p>
-    <w:p>
-      <w:pPr>
-        <w:pStyle w:val="ListBullet"/>
-      </w:pPr>
-      <w:r>
-        <w:rPr>
-          <w:rFonts w:ascii="Calibri" w:hAnsi="Calibri"/>
-          <w:b w:val="0"/>
-          <w:i w:val="0"/>
-        </w:rPr>
-        <w:t>Modo comunidade com grupos de estudo para transformar interesse em organizacao.</w:t>
-      </w:r>
-    </w:p>
-    <w:p>
-      <w:pPr>
-        <w:pStyle w:val="ListBullet"/>
-      </w:pPr>
-      <w:r>
-        <w:rPr>
-          <w:rFonts w:ascii="Calibri" w:hAnsi="Calibri"/>
-          <w:b w:val="0"/>
-          <w:i w:val="0"/>
-        </w:rPr>
-        <w:t>Painel administrativo simples para acompanhar atividade e saude da comunidade.</w:t>
-      </w:r>
-    </w:p>
-    <w:p>
-      <w:pPr>
-        <w:pStyle w:val="ListBullet"/>
-      </w:pPr>
-      <w:r>
-        <w:rPr>
-          <w:rFonts w:ascii="Calibri" w:hAnsi="Calibri"/>
-          <w:b w:val="0"/>
-          <w:i w:val="0"/>
-        </w:rPr>
-        <w:t>Dark mode e design responsivo, reforcando a percepcao de produto pronto para demonstracao.</w:t>
-      </w:r>
-    </w:p>
-    <w:p>
-      <w:pPr>
-        <w:pStyle w:val="ListBullet"/>
-      </w:pPr>
-      <w:r>
-        <w:rPr>
-          <w:rFonts w:ascii="Calibri" w:hAnsi="Calibri"/>
-          <w:b w:val="0"/>
-          <w:i w:val="0"/>
-        </w:rPr>
-        <w:t>Documentacao completa com Swagger, Docker, seed e README com visuais.</w:t>
+        <w:t>O Conecta+ atende aos requisitos do desafio e apresenta uma solucao aplicavel para apoio academico/comunitario. A entrega demonstra dominio de frontend, backend, banco de dados, API documentada, conteinerizacao, testes automatizados e experiencia de uso. O produto final esta documentado, versionado, compactado, validado por Docker e acompanhado de pitch publico com demonstracao real da aplicacao.</w:t>
       </w:r>
     </w:p>
     <w:p>
       <w:pPr>
         <w:pStyle w:val="Heading1"/>
+        <w:keepNext/>
       </w:pPr>
       <w:r>
-        <w:rPr>
-          <w:rFonts w:ascii="Calibri" w:hAnsi="Calibri"/>
-          <w:b w:val="0"/>
-          <w:i w:val="0"/>
-        </w:rPr>
-        <w:t>10. Execucao e aplicabilidade</w:t>
-      </w:r>
-    </w:p>
-    <w:p>
-      <w:r>
-        <w:rPr>
-          <w:rFonts w:ascii="Calibri" w:hAnsi="Calibri"/>
-          <w:b w:val="0"/>
-          <w:i w:val="0"/>
-        </w:rPr>
-        <w:t>A aplicacao pode ser executada localmente com npm e PostgreSQL ou por Docker Compose. O ambiente containerizado sobe banco, API e frontend, reduzindo dependencia de configuracao manual. O seed cria usuarios, tags, posts, comentarios, curtidas e grupos de estudo para que a avaliacao seja feita imediatamente apos a instalacao.</w:t>
-      </w:r>
-    </w:p>
-    <w:p>
-      <w:pPr>
-        <w:pStyle w:val="Heading2"/>
-      </w:pPr>
-      <w:r>
-        <w:rPr>
-          <w:rFonts w:ascii="Calibri" w:hAnsi="Calibri"/>
-          <w:b w:val="0"/>
-          <w:i w:val="0"/>
-        </w:rPr>
-        <w:t>Credenciais de demonstracao</w:t>
-      </w:r>
-    </w:p>
-    <w:tbl>
-      <w:tblPr>
-        <w:tblStyle w:val="TableGrid"/>
-        <w:tblW w:type="auto" w:w="0"/>
-        <w:jc w:val="left"/>
-        <w:tblLayout w:type="fixed"/>
-        <w:tblLook w:firstColumn="1" w:firstRow="1" w:lastColumn="0" w:lastRow="0" w:noHBand="0" w:noVBand="1" w:val="04A0"/>
-      </w:tblPr>
-      <w:tblGrid>
-        <w:gridCol w:w="2304"/>
-        <w:gridCol w:w="4320"/>
-        <w:gridCol w:w="2304"/>
-      </w:tblGrid>
-      <w:tr>
-        <w:tc>
-          <w:tcPr>
-            <w:tcW w:type="dxa" w:w="3120"/>
-            <w:vAlign w:val="center"/>
-            <w:shd w:fill="E8EEF5"/>
-          </w:tcPr>
-          <w:p>
-            <w:pPr>
-              <w:spacing w:after="0" w:line="276" w:lineRule="auto"/>
-            </w:pPr>
-            <w:r/>
-            <w:r>
-              <w:rPr>
-                <w:rFonts w:ascii="Calibri" w:hAnsi="Calibri"/>
-                <w:b/>
-                <w:color w:val="132238"/>
-              </w:rPr>
-              <w:t>Perfil</w:t>
-            </w:r>
-          </w:p>
-        </w:tc>
-        <w:tc>
-          <w:tcPr>
-            <w:tcW w:type="dxa" w:w="3120"/>
-            <w:vAlign w:val="center"/>
-            <w:shd w:fill="E8EEF5"/>
-          </w:tcPr>
-          <w:p>
-            <w:pPr>
-              <w:spacing w:after="0" w:line="276" w:lineRule="auto"/>
-            </w:pPr>
-            <w:r/>
-            <w:r>
-              <w:rPr>
-                <w:rFonts w:ascii="Calibri" w:hAnsi="Calibri"/>
-                <w:b/>
-                <w:color w:val="132238"/>
-              </w:rPr>
-              <w:t>E-mail</w:t>
-            </w:r>
-          </w:p>
-        </w:tc>
-        <w:tc>
-          <w:tcPr>
-            <w:tcW w:type="dxa" w:w="3120"/>
-            <w:vAlign w:val="center"/>
-            <w:shd w:fill="E8EEF5"/>
-          </w:tcPr>
-          <w:p>
-            <w:pPr>
-              <w:spacing w:after="0" w:line="276" w:lineRule="auto"/>
-            </w:pPr>
-            <w:r/>
-            <w:r>
-              <w:rPr>
-                <w:rFonts w:ascii="Calibri" w:hAnsi="Calibri"/>
-                <w:b/>
-                <w:color w:val="132238"/>
-              </w:rPr>
-              <w:t>Senha</w:t>
-            </w:r>
-          </w:p>
-        </w:tc>
-      </w:tr>
-      <w:tr>
-        <w:tc>
-          <w:tcPr>
-            <w:tcW w:type="dxa" w:w="2304"/>
-            <w:vAlign w:val="center"/>
-          </w:tcPr>
-          <w:p>
-            <w:pPr>
-              <w:spacing w:after="0" w:line="276" w:lineRule="auto"/>
-            </w:pPr>
-            <w:r/>
-            <w:r>
-              <w:rPr>
-                <w:rFonts w:ascii="Calibri" w:hAnsi="Calibri"/>
-                <w:b w:val="0"/>
-              </w:rPr>
-              <w:t>Administrador</w:t>
-            </w:r>
-          </w:p>
-        </w:tc>
-        <w:tc>
-          <w:tcPr>
-            <w:tcW w:type="dxa" w:w="4320"/>
-            <w:vAlign w:val="center"/>
-          </w:tcPr>
-          <w:p>
-            <w:pPr>
-              <w:spacing w:after="0" w:line="276" w:lineRule="auto"/>
-            </w:pPr>
-            <w:r/>
-            <w:r>
-              <w:rPr>
-                <w:rFonts w:ascii="Calibri" w:hAnsi="Calibri"/>
-                <w:b w:val="0"/>
-              </w:rPr>
-              <w:t>admin@conectamais.edu</w:t>
-            </w:r>
-          </w:p>
-        </w:tc>
-        <w:tc>
-          <w:tcPr>
-            <w:tcW w:type="dxa" w:w="2304"/>
-            <w:vAlign w:val="center"/>
-          </w:tcPr>
-          <w:p>
-            <w:pPr>
-              <w:spacing w:after="0" w:line="276" w:lineRule="auto"/>
-            </w:pPr>
-            <w:r/>
-            <w:r>
-              <w:rPr>
-                <w:rFonts w:ascii="Calibri" w:hAnsi="Calibri"/>
-                <w:b w:val="0"/>
-              </w:rPr>
-              <w:t>Conecta@123</w:t>
-            </w:r>
-          </w:p>
-        </w:tc>
-      </w:tr>
-      <w:tr>
-        <w:tc>
-          <w:tcPr>
-            <w:tcW w:type="dxa" w:w="2304"/>
-            <w:vAlign w:val="center"/>
-          </w:tcPr>
-          <w:p>
-            <w:pPr>
-              <w:spacing w:after="0" w:line="276" w:lineRule="auto"/>
-            </w:pPr>
-            <w:r/>
-            <w:r>
-              <w:rPr>
-                <w:rFonts w:ascii="Calibri" w:hAnsi="Calibri"/>
-                <w:b w:val="0"/>
-              </w:rPr>
-              <w:t>Usuario</w:t>
-            </w:r>
-          </w:p>
-        </w:tc>
-        <w:tc>
-          <w:tcPr>
-            <w:tcW w:type="dxa" w:w="4320"/>
-            <w:vAlign w:val="center"/>
-          </w:tcPr>
-          <w:p>
-            <w:pPr>
-              <w:spacing w:after="0" w:line="276" w:lineRule="auto"/>
-            </w:pPr>
-            <w:r/>
-            <w:r>
-              <w:rPr>
-                <w:rFonts w:ascii="Calibri" w:hAnsi="Calibri"/>
-                <w:b w:val="0"/>
-              </w:rPr>
-              <w:t>ana@conectamais.edu</w:t>
-            </w:r>
-          </w:p>
-        </w:tc>
-        <w:tc>
-          <w:tcPr>
-            <w:tcW w:type="dxa" w:w="2304"/>
-            <w:vAlign w:val="center"/>
-          </w:tcPr>
-          <w:p>
-            <w:pPr>
-              <w:spacing w:after="0" w:line="276" w:lineRule="auto"/>
-            </w:pPr>
-            <w:r/>
-            <w:r>
-              <w:rPr>
-                <w:rFonts w:ascii="Calibri" w:hAnsi="Calibri"/>
-                <w:b w:val="0"/>
-              </w:rPr>
-              <w:t>Conecta@123</w:t>
-            </w:r>
-          </w:p>
-        </w:tc>
-      </w:tr>
-    </w:tbl>
-    <w:p>
-      <w:pPr>
-        <w:spacing w:after="80"/>
-      </w:pPr>
-    </w:p>
-    <w:p>
-      <w:pPr>
-        <w:pStyle w:val="Heading1"/>
-      </w:pPr>
-      <w:r>
-        <w:rPr>
-          <w:rFonts w:ascii="Calibri" w:hAnsi="Calibri"/>
-          <w:b w:val="0"/>
-          <w:i w:val="0"/>
-        </w:rPr>
-        <w:t>11. Validacao tecnica</w:t>
-      </w:r>
-    </w:p>
-    <w:p>
-      <w:r>
-        <w:rPr>
-          <w:rFonts w:ascii="Calibri" w:hAnsi="Calibri"/>
-          <w:b w:val="0"/>
-          <w:i w:val="0"/>
-        </w:rPr>
-        <w:t>A entrega foi validada com checagem de qualidade e compilacao dos dois workspaces. O lint confirmou padronizacao do codigo e o build confirmou que a API TypeScript e o frontend Vue compilam para producao.</w:t>
-      </w:r>
-    </w:p>
-    <w:p>
-      <w:pPr>
-        <w:pStyle w:val="ListBullet"/>
-      </w:pPr>
-      <w:r>
-        <w:rPr>
-          <w:rFonts w:ascii="Calibri" w:hAnsi="Calibri"/>
-          <w:b w:val="0"/>
-          <w:i w:val="0"/>
-        </w:rPr>
-        <w:t>npm run lint: valida padronizacao de API e frontend.</w:t>
-      </w:r>
-    </w:p>
-    <w:p>
-      <w:pPr>
-        <w:pStyle w:val="ListBullet"/>
-      </w:pPr>
-      <w:r>
-        <w:t>npm run test: executa testes automatizados de API e frontend.</w:t>
-      </w:r>
-    </w:p>
-    <w:p>
-      <w:pPr>
-        <w:pStyle w:val="ListBullet"/>
-      </w:pPr>
-      <w:r>
-        <w:t>docker compose up --build -d: valida execucao integrada com PostgreSQL, API e frontend conteinerizados.</w:t>
-      </w:r>
-    </w:p>
-    <w:p>
-      <w:pPr>
-        <w:pStyle w:val="ListBullet"/>
-      </w:pPr>
-      <w:r>
-        <w:rPr>
-          <w:rFonts w:ascii="Calibri" w:hAnsi="Calibri"/>
-          <w:b w:val="0"/>
-          <w:i w:val="0"/>
-        </w:rPr>
-        <w:t>npm run build: compila backend TypeScript e gera bundle de producao do frontend.</w:t>
-      </w:r>
-    </w:p>
-    <w:p>
-      <w:pPr>
-        <w:pStyle w:val="ListBullet"/>
-      </w:pPr>
-      <w:r>
-        <w:rPr>
-          <w:rFonts w:ascii="Calibri" w:hAnsi="Calibri"/>
-          <w:b w:val="0"/>
-          <w:i w:val="0"/>
-        </w:rPr>
-        <w:t>Prisma generate: gera client compativel com o schema relacional.</w:t>
-      </w:r>
-    </w:p>
-    <w:p>
-      <w:pPr>
-        <w:pStyle w:val="ListBullet"/>
-      </w:pPr>
-      <w:r>
-        <w:rPr>
-          <w:rFonts w:ascii="Calibri" w:hAnsi="Calibri"/>
-          <w:b w:val="0"/>
-          <w:i w:val="0"/>
-        </w:rPr>
-        <w:t>Migration inicial: permite uso de prisma migrate deploy no Docker.</w:t>
-      </w:r>
-    </w:p>
-    <w:p>
-      <w:pPr>
-        <w:pStyle w:val="Heading1"/>
-      </w:pPr>
-      <w:r>
-        <w:rPr>
-          <w:rFonts w:ascii="Calibri" w:hAnsi="Calibri"/>
-          <w:b w:val="0"/>
-          <w:i w:val="0"/>
-        </w:rPr>
-        <w:t>12. Limitacoes e evolucoes futuras</w:t>
-      </w:r>
-    </w:p>
-    <w:p>
-      <w:r>
-        <w:rPr>
-          <w:rFonts w:ascii="Calibri" w:hAnsi="Calibri"/>
-          <w:b w:val="0"/>
-          <w:i w:val="0"/>
-        </w:rPr>
-        <w:t>Como MVP de hackathon, o projeto prioriza confiabilidade, clareza e acabamento. Futuramente, a solucao pode evoluir com upload de imagens, notificacoes em tempo real, moderacao avancada, testes automatizados mais extensos, recuperacao de senha, paginacao infinita e recomendacao personalizada de grupos e conteudos.</w:t>
-      </w:r>
-    </w:p>
-    <w:p>
-      <w:pPr>
-        <w:pStyle w:val="Heading1"/>
-      </w:pPr>
-      <w:r>
-        <w:rPr>
-          <w:rFonts w:ascii="Calibri" w:hAnsi="Calibri"/>
-          <w:b w:val="0"/>
-          <w:i w:val="0"/>
-        </w:rPr>
-        <w:t>13. Conclusao</w:t>
-      </w:r>
-    </w:p>
-    <w:p>
-      <w:r>
-        <w:rPr>
-          <w:rFonts w:ascii="Calibri" w:hAnsi="Calibri"/>
-          <w:b w:val="0"/>
-          <w:i w:val="0"/>
-        </w:rPr>
-        <w:t>O Conecta+ atende aos requisitos do desafio e apresenta uma solucao aplicavel para apoio academico/comunitario. A entrega demonstra dominio da stack proposta, arquitetura organizada, interface profissional, documentacao de API, banco relacional versionado e recursos de impacto social. O projeto foi desenvolvido com foco em ser demonstravel, compreensivel e evolutivo, qualidades fundamentais para uma avaliacao de hackathon e para continuidade em contexto real.</w:t>
-      </w:r>
-    </w:p>
-    <w:p>
-      <w:pPr>
-        <w:pStyle w:val="Heading1"/>
-      </w:pPr>
-      <w:r>
-        <w:rPr>
-          <w:rFonts w:ascii="Calibri" w:hAnsi="Calibri"/>
-          <w:b w:val="0"/>
-          <w:i w:val="0"/>
-        </w:rPr>
         <w:t>Referencias</w:t>
       </w:r>
     </w:p>
@@ -2602,11 +3394,6 @@
         <w:pStyle w:val="ListBullet"/>
       </w:pPr>
       <w:r>
-        <w:rPr>
-          <w:rFonts w:ascii="Calibri" w:hAnsi="Calibri"/>
-          <w:b w:val="0"/>
-          <w:i w:val="0"/>
-        </w:rPr>
         <w:t>Documentacao oficial do Vue.js, PrimeVue, Tailwind CSS, Pinia e Vue Router.</w:t>
       </w:r>
     </w:p>
@@ -2615,11 +3402,6 @@
         <w:pStyle w:val="ListBullet"/>
       </w:pPr>
       <w:r>
-        <w:rPr>
-          <w:rFonts w:ascii="Calibri" w:hAnsi="Calibri"/>
-          <w:b w:val="0"/>
-          <w:i w:val="0"/>
-        </w:rPr>
         <w:t>Documentacao oficial do Node.js, Express, Prisma ORM, PostgreSQL, Zod, JWT e bcrypt.</w:t>
       </w:r>
     </w:p>
@@ -2628,12 +3410,23 @@
         <w:pStyle w:val="ListBullet"/>
       </w:pPr>
       <w:r>
-        <w:rPr>
-          <w:rFonts w:ascii="Calibri" w:hAnsi="Calibri"/>
-          <w:b w:val="0"/>
-          <w:i w:val="0"/>
-        </w:rPr>
+        <w:t>Documentacao oficial do Docker e Swagger/OpenAPI.</w:t>
+      </w:r>
+    </w:p>
+    <w:p>
+      <w:pPr>
+        <w:pStyle w:val="ListBullet"/>
+      </w:pPr>
+      <w:r>
         <w:t>Boas praticas de arquitetura em camadas para APIs REST e aplicacoes full stack.</w:t>
+      </w:r>
+    </w:p>
+    <w:p>
+      <w:pPr>
+        <w:pStyle w:val="ListBullet"/>
+      </w:pPr>
+      <w:r>
+        <w:t>Repositorio final do projeto Conecta+ no GitHub.</w:t>
       </w:r>
     </w:p>
     <w:sectPr>
@@ -2657,11 +3450,10 @@
     </w:pPr>
     <w:r>
       <w:rPr>
-        <w:rFonts w:ascii="Calibri" w:hAnsi="Calibri"/>
         <w:color w:val="5A626E"/>
         <w:sz w:val="18"/>
       </w:rPr>
-      <w:t>Projeto Full Stack - Hackathon</w:t>
+      <w:t>Projeto do Hackathon - Curso Full Stack</w:t>
     </w:r>
   </w:p>
 </w:ftr>
@@ -2676,11 +3468,10 @@
     </w:pPr>
     <w:r>
       <w:rPr>
-        <w:rFonts w:ascii="Calibri" w:hAnsi="Calibri"/>
         <w:color w:val="5A626E"/>
         <w:sz w:val="18"/>
       </w:rPr>
-      <w:t>Conecta+ | Relatorio academico</w:t>
+      <w:t>Conecta+ | Relatorio academico do projeto full stack</w:t>
     </w:r>
   </w:p>
 </w:hdr>
@@ -3050,10 +3841,10 @@
     <w:qFormat/>
     <w:rsid w:val="00FC693F"/>
     <w:pPr>
-      <w:spacing w:after="160" w:line="320" w:lineRule="auto"/>
+      <w:spacing w:after="160" w:line="300" w:lineRule="auto"/>
     </w:pPr>
     <w:rPr>
-      <w:rFonts w:ascii="Calibri" w:hAnsi="Calibri"/>
+      <w:rFonts w:ascii="Calibri" w:hAnsi="Calibri" w:eastAsia="Calibri"/>
       <w:sz w:val="22"/>
     </w:rPr>
   </w:style>
@@ -3112,11 +3903,11 @@
     <w:pPr>
       <w:keepNext/>
       <w:keepLines/>
-      <w:spacing w:before="360" w:after="200"/>
+      <w:spacing w:before="320" w:after="160"/>
       <w:outlineLvl w:val="0"/>
     </w:pPr>
     <w:rPr>
-      <w:rFonts w:asciiTheme="majorHAnsi" w:eastAsiaTheme="majorEastAsia" w:hAnsiTheme="majorHAnsi" w:cstheme="majorBidi" w:ascii="Calibri" w:hAnsi="Calibri"/>
+      <w:rFonts w:asciiTheme="majorHAnsi" w:eastAsiaTheme="majorEastAsia" w:hAnsiTheme="majorHAnsi" w:cstheme="majorBidi" w:ascii="Calibri" w:hAnsi="Calibri" w:eastAsia="Calibri"/>
       <w:b/>
       <w:bCs/>
       <w:color w:val="2E74B5"/>
@@ -3140,7 +3931,7 @@
       <w:outlineLvl w:val="1"/>
     </w:pPr>
     <w:rPr>
-      <w:rFonts w:asciiTheme="majorHAnsi" w:eastAsiaTheme="majorEastAsia" w:hAnsiTheme="majorHAnsi" w:cstheme="majorBidi" w:ascii="Calibri" w:hAnsi="Calibri"/>
+      <w:rFonts w:asciiTheme="majorHAnsi" w:eastAsiaTheme="majorEastAsia" w:hAnsiTheme="majorHAnsi" w:cstheme="majorBidi" w:ascii="Calibri" w:hAnsi="Calibri" w:eastAsia="Calibri"/>
       <w:b/>
       <w:bCs/>
       <w:color w:val="2E74B5"/>
@@ -3164,7 +3955,7 @@
       <w:outlineLvl w:val="2"/>
     </w:pPr>
     <w:rPr>
-      <w:rFonts w:asciiTheme="majorHAnsi" w:eastAsiaTheme="majorEastAsia" w:hAnsiTheme="majorHAnsi" w:cstheme="majorBidi" w:ascii="Calibri" w:hAnsi="Calibri"/>
+      <w:rFonts w:asciiTheme="majorHAnsi" w:eastAsiaTheme="majorEastAsia" w:hAnsiTheme="majorHAnsi" w:cstheme="majorBidi" w:ascii="Calibri" w:hAnsi="Calibri" w:eastAsia="Calibri"/>
       <w:b/>
       <w:bCs/>
       <w:color w:val="1F4D78"/>
@@ -3584,13 +4375,8 @@
       <w:numPr>
         <w:numId w:val="1"/>
       </w:numPr>
-      <w:spacing w:after="80" w:line="290" w:lineRule="auto"/>
       <w:contextualSpacing/>
     </w:pPr>
-    <w:rPr>
-      <w:rFonts w:ascii="Calibri" w:hAnsi="Calibri"/>
-      <w:sz w:val="22"/>
-    </w:rPr>
   </w:style>
   <w:style w:type="paragraph" w:styleId="ListBullet2">
     <w:name w:val="List Bullet 2"/>
@@ -3628,13 +4414,8 @@
       <w:numPr>
         <w:numId w:val="5"/>
       </w:numPr>
-      <w:spacing w:after="80" w:line="290" w:lineRule="auto"/>
       <w:contextualSpacing/>
     </w:pPr>
-    <w:rPr>
-      <w:rFonts w:ascii="Calibri" w:hAnsi="Calibri"/>
-      <w:sz w:val="22"/>
-    </w:rPr>
   </w:style>
   <w:style w:type="paragraph" w:styleId="ListNumber2">
     <w:name w:val="List Number 2"/>
